--- a/Core-Java/Core-Java-1/0_Documents/12.docx
+++ b/Core-Java/Core-Java-1/0_Documents/12.docx
@@ -1,6 +1,6 @@
 
 <file path=word/document.xml><?xml version="1.0" encoding="utf-8"?>
-<w:document xmlns:wpc="http://schemas.microsoft.com/office/word/2010/wordprocessingCanvas" xmlns:cx="http://schemas.microsoft.com/office/drawing/2014/chartex" xmlns:mc="http://schemas.openxmlformats.org/markup-compatibility/2006" xmlns:o="urn:schemas-microsoft-com:office:office" xmlns:r="http://schemas.openxmlformats.org/officeDocument/2006/relationships" xmlns:m="http://schemas.openxmlformats.org/officeDocument/2006/math" xmlns:v="urn:schemas-microsoft-com:vml" xmlns:wp14="http://schemas.microsoft.com/office/word/2010/wordprocessingDrawing" xmlns:wp="http://schemas.openxmlformats.org/drawingml/2006/wordprocessingDrawing" xmlns:w10="urn:schemas-microsoft-com:office:word" xmlns:w="http://schemas.openxmlformats.org/wordprocessingml/2006/main" xmlns:w14="http://schemas.microsoft.com/office/word/2010/wordml" xmlns:w15="http://schemas.microsoft.com/office/word/2012/wordml" xmlns:w16se="http://schemas.microsoft.com/office/word/2015/wordml/symex" xmlns:wpg="http://schemas.microsoft.com/office/word/2010/wordprocessingGroup" xmlns:wpi="http://schemas.microsoft.com/office/word/2010/wordprocessingInk" xmlns:wne="http://schemas.microsoft.com/office/word/2006/wordml" xmlns:wps="http://schemas.microsoft.com/office/word/2010/wordprocessingShape" mc:Ignorable="w14 w15 w16se wp14">
+<w:document xmlns:wpc="http://schemas.microsoft.com/office/word/2010/wordprocessingCanvas" xmlns:cx="http://schemas.microsoft.com/office/drawing/2014/chartex" xmlns:cx1="http://schemas.microsoft.com/office/drawing/2015/9/8/chartex" xmlns:cx2="http://schemas.microsoft.com/office/drawing/2015/10/21/chartex" xmlns:cx3="http://schemas.microsoft.com/office/drawing/2016/5/9/chartex" xmlns:cx4="http://schemas.microsoft.com/office/drawing/2016/5/10/chartex" xmlns:cx5="http://schemas.microsoft.com/office/drawing/2016/5/11/chartex" xmlns:cx6="http://schemas.microsoft.com/office/drawing/2016/5/12/chartex" xmlns:cx7="http://schemas.microsoft.com/office/drawing/2016/5/13/chartex" xmlns:cx8="http://schemas.microsoft.com/office/drawing/2016/5/14/chartex" xmlns:mc="http://schemas.openxmlformats.org/markup-compatibility/2006" xmlns:aink="http://schemas.microsoft.com/office/drawing/2016/ink" xmlns:am3d="http://schemas.microsoft.com/office/drawing/2017/model3d" xmlns:o="urn:schemas-microsoft-com:office:office" xmlns:oel="http://schemas.microsoft.com/office/2019/extlst" xmlns:r="http://schemas.openxmlformats.org/officeDocument/2006/relationships" xmlns:m="http://schemas.openxmlformats.org/officeDocument/2006/math" xmlns:v="urn:schemas-microsoft-com:vml" xmlns:wp14="http://schemas.microsoft.com/office/word/2010/wordprocessingDrawing" xmlns:wp="http://schemas.openxmlformats.org/drawingml/2006/wordprocessingDrawing" xmlns:w10="urn:schemas-microsoft-com:office:word" xmlns:w="http://schemas.openxmlformats.org/wordprocessingml/2006/main" xmlns:w14="http://schemas.microsoft.com/office/word/2010/wordml" xmlns:w15="http://schemas.microsoft.com/office/word/2012/wordml" xmlns:w16cex="http://schemas.microsoft.com/office/word/2018/wordml/cex" xmlns:w16cid="http://schemas.microsoft.com/office/word/2016/wordml/cid" xmlns:w16="http://schemas.microsoft.com/office/word/2018/wordml" xmlns:w16du="http://schemas.microsoft.com/office/word/2023/wordml/word16du" xmlns:w16sdtdh="http://schemas.microsoft.com/office/word/2020/wordml/sdtdatahash" xmlns:w16sdtfl="http://schemas.microsoft.com/office/word/2024/wordml/sdtformatlock" xmlns:w16se="http://schemas.microsoft.com/office/word/2015/wordml/symex" xmlns:wpg="http://schemas.microsoft.com/office/word/2010/wordprocessingGroup" xmlns:wpi="http://schemas.microsoft.com/office/word/2010/wordprocessingInk" xmlns:wne="http://schemas.microsoft.com/office/word/2006/wordml" xmlns:wps="http://schemas.microsoft.com/office/word/2010/wordprocessingShape" mc:Ignorable="w14 w15 w16se w16cid w16 w16cex w16sdtdh w16sdtfl w16du wp14">
   <w:body>
     <w:p>
       <w:pPr>
@@ -164,7 +164,23 @@
           <w:sz w:val="40"/>
           <w:szCs w:val="40"/>
         </w:rPr>
-        <w:t>Each process has a complete set of its own variables, threads share the same data.</w:t>
+        <w:t xml:space="preserve">Each process has a complete set of its own </w:t>
+      </w:r>
+      <w:proofErr w:type="gramStart"/>
+      <w:r>
+        <w:rPr>
+          <w:sz w:val="40"/>
+          <w:szCs w:val="40"/>
+        </w:rPr>
+        <w:t>variables,</w:t>
+      </w:r>
+      <w:proofErr w:type="gramEnd"/>
+      <w:r>
+        <w:rPr>
+          <w:sz w:val="40"/>
+          <w:szCs w:val="40"/>
+        </w:rPr>
+        <w:t xml:space="preserve"> threads share the same data.</w:t>
       </w:r>
       <w:r>
         <w:rPr>
@@ -188,12 +204,37 @@
         </w:rPr>
         <w:t xml:space="preserve">-Multithread is extremely useful in practice. Example: </w:t>
       </w:r>
-      <w:r>
-        <w:rPr>
-          <w:sz w:val="40"/>
-          <w:szCs w:val="40"/>
-        </w:rPr>
-        <w:t>browser can simultaneously download images. Web server serves concurrent requests.</w:t>
+      <w:proofErr w:type="gramStart"/>
+      <w:r>
+        <w:rPr>
+          <w:sz w:val="40"/>
+          <w:szCs w:val="40"/>
+        </w:rPr>
+        <w:t>browser</w:t>
+      </w:r>
+      <w:proofErr w:type="gramEnd"/>
+      <w:r>
+        <w:rPr>
+          <w:sz w:val="40"/>
+          <w:szCs w:val="40"/>
+        </w:rPr>
+        <w:t xml:space="preserve"> can simultaneously download images. Web </w:t>
+      </w:r>
+      <w:proofErr w:type="gramStart"/>
+      <w:r>
+        <w:rPr>
+          <w:sz w:val="40"/>
+          <w:szCs w:val="40"/>
+        </w:rPr>
+        <w:t>server serves</w:t>
+      </w:r>
+      <w:proofErr w:type="gramEnd"/>
+      <w:r>
+        <w:rPr>
+          <w:sz w:val="40"/>
+          <w:szCs w:val="40"/>
+        </w:rPr>
+        <w:t xml:space="preserve"> concurrent requests.</w:t>
       </w:r>
     </w:p>
     <w:p>
@@ -301,13 +342,23 @@
         </w:rPr>
         <w:t xml:space="preserve">+Place the code for the task in </w:t>
       </w:r>
-      <w:r>
-        <w:rPr>
-          <w:b/>
-          <w:sz w:val="40"/>
-          <w:szCs w:val="40"/>
-        </w:rPr>
-        <w:t>run()</w:t>
+      <w:proofErr w:type="gramStart"/>
+      <w:r>
+        <w:rPr>
+          <w:b/>
+          <w:sz w:val="40"/>
+          <w:szCs w:val="40"/>
+        </w:rPr>
+        <w:t>run(</w:t>
+      </w:r>
+      <w:proofErr w:type="gramEnd"/>
+      <w:r>
+        <w:rPr>
+          <w:b/>
+          <w:sz w:val="40"/>
+          <w:szCs w:val="40"/>
+        </w:rPr>
+        <w:t>)</w:t>
       </w:r>
       <w:r>
         <w:rPr>
@@ -342,7 +393,7 @@
         </w:rPr>
         <w:lastRenderedPageBreak/>
         <w:drawing>
-          <wp:inline distT="0" distB="0" distL="0" distR="0" wp14:anchorId="7099870C" wp14:editId="176E959F">
+          <wp:inline distT="0" distB="0" distL="0" distR="0" wp14:anchorId="46679E97" wp14:editId="103BF2C1">
             <wp:extent cx="1760373" cy="762066"/>
             <wp:effectExtent l="0" t="0" r="0" b="0"/>
             <wp:docPr id="1" name="Picture 1"/>
@@ -385,7 +436,7 @@
           <w:szCs w:val="40"/>
         </w:rPr>
         <w:drawing>
-          <wp:inline distT="0" distB="0" distL="0" distR="0" wp14:anchorId="5F05D1F9" wp14:editId="493DFBA7">
+          <wp:inline distT="0" distB="0" distL="0" distR="0" wp14:anchorId="66DC9F2B" wp14:editId="38D31248">
             <wp:extent cx="2270957" cy="220999"/>
             <wp:effectExtent l="0" t="0" r="0" b="7620"/>
             <wp:docPr id="3" name="Picture 3"/>
@@ -481,7 +532,7 @@
           <w:szCs w:val="40"/>
         </w:rPr>
         <w:drawing>
-          <wp:inline distT="0" distB="0" distL="0" distR="0" wp14:anchorId="7537EC9F" wp14:editId="1A3946CA">
+          <wp:inline distT="0" distB="0" distL="0" distR="0" wp14:anchorId="14712FF2" wp14:editId="55491DF2">
             <wp:extent cx="1554615" cy="152413"/>
             <wp:effectExtent l="0" t="0" r="7620" b="0"/>
             <wp:docPr id="4" name="Picture 4"/>
@@ -538,7 +589,7 @@
           <w:szCs w:val="40"/>
         </w:rPr>
         <w:drawing>
-          <wp:inline distT="0" distB="0" distL="0" distR="0" wp14:anchorId="67E54269" wp14:editId="30CF3BBC">
+          <wp:inline distT="0" distB="0" distL="0" distR="0" wp14:anchorId="710EAE3E" wp14:editId="5B3F7EDA">
             <wp:extent cx="701101" cy="175275"/>
             <wp:effectExtent l="0" t="0" r="3810" b="0"/>
             <wp:docPr id="5" name="Picture 5"/>
@@ -595,7 +646,7 @@
           <w:noProof/>
         </w:rPr>
         <w:drawing>
-          <wp:inline distT="0" distB="0" distL="0" distR="0" wp14:anchorId="1D285BAA" wp14:editId="578EE76D">
+          <wp:inline distT="0" distB="0" distL="0" distR="0" wp14:anchorId="2DF254A0" wp14:editId="44A55963">
             <wp:extent cx="4938188" cy="1287892"/>
             <wp:effectExtent l="0" t="0" r="0" b="7620"/>
             <wp:docPr id="6" name="Picture 6"/>
@@ -742,7 +793,7 @@
           <w:noProof/>
         </w:rPr>
         <w:drawing>
-          <wp:inline distT="0" distB="0" distL="0" distR="0" wp14:anchorId="75090826" wp14:editId="6B61B37C">
+          <wp:inline distT="0" distB="0" distL="0" distR="0" wp14:anchorId="16630DF3" wp14:editId="711AD4BA">
             <wp:extent cx="1920406" cy="1234547"/>
             <wp:effectExtent l="0" t="0" r="3810" b="3810"/>
             <wp:docPr id="7" name="Picture 7"/>
@@ -799,7 +850,23 @@
           <w:sz w:val="40"/>
           <w:szCs w:val="40"/>
         </w:rPr>
-        <w:t xml:space="preserve">: Don’t call run() of Thread class. It executes the task in the </w:t>
+        <w:t xml:space="preserve">: Don’t </w:t>
+      </w:r>
+      <w:proofErr w:type="gramStart"/>
+      <w:r>
+        <w:rPr>
+          <w:sz w:val="40"/>
+          <w:szCs w:val="40"/>
+        </w:rPr>
+        <w:t>call run(</w:t>
+      </w:r>
+      <w:proofErr w:type="gramEnd"/>
+      <w:r>
+        <w:rPr>
+          <w:sz w:val="40"/>
+          <w:szCs w:val="40"/>
+        </w:rPr>
+        <w:t xml:space="preserve">) of Thread class. It executes the task in the </w:t>
       </w:r>
       <w:r>
         <w:rPr>
@@ -967,13 +1034,23 @@
         </w:rPr>
         <w:t xml:space="preserve">-When you invoke </w:t>
       </w:r>
-      <w:r>
-        <w:rPr>
-          <w:b/>
-          <w:sz w:val="40"/>
-          <w:szCs w:val="40"/>
-        </w:rPr>
-        <w:t>start()</w:t>
+      <w:proofErr w:type="gramStart"/>
+      <w:r>
+        <w:rPr>
+          <w:b/>
+          <w:sz w:val="40"/>
+          <w:szCs w:val="40"/>
+        </w:rPr>
+        <w:t>start(</w:t>
+      </w:r>
+      <w:proofErr w:type="gramEnd"/>
+      <w:r>
+        <w:rPr>
+          <w:b/>
+          <w:sz w:val="40"/>
+          <w:szCs w:val="40"/>
+        </w:rPr>
+        <w:t>)</w:t>
       </w:r>
     </w:p>
     <w:p>
@@ -1161,7 +1238,23 @@
           <w:sz w:val="40"/>
           <w:szCs w:val="40"/>
         </w:rPr>
-        <w:t xml:space="preserve">, it become </w:t>
+        <w:t xml:space="preserve">, it </w:t>
+      </w:r>
+      <w:proofErr w:type="gramStart"/>
+      <w:r>
+        <w:rPr>
+          <w:sz w:val="40"/>
+          <w:szCs w:val="40"/>
+        </w:rPr>
+        <w:t>become</w:t>
+      </w:r>
+      <w:proofErr w:type="gramEnd"/>
+      <w:r>
+        <w:rPr>
+          <w:sz w:val="40"/>
+          <w:szCs w:val="40"/>
+        </w:rPr>
+        <w:t xml:space="preserve"> </w:t>
       </w:r>
       <w:r>
         <w:rPr>
@@ -1238,7 +1331,23 @@
           <w:sz w:val="40"/>
           <w:szCs w:val="40"/>
         </w:rPr>
-        <w:t xml:space="preserve"> have </w:t>
+        <w:t xml:space="preserve"> </w:t>
+      </w:r>
+      <w:proofErr w:type="gramStart"/>
+      <w:r>
+        <w:rPr>
+          <w:sz w:val="40"/>
+          <w:szCs w:val="40"/>
+        </w:rPr>
+        <w:t>have</w:t>
+      </w:r>
+      <w:proofErr w:type="gramEnd"/>
+      <w:r>
+        <w:rPr>
+          <w:sz w:val="40"/>
+          <w:szCs w:val="40"/>
+        </w:rPr>
+        <w:t xml:space="preserve"> </w:t>
       </w:r>
       <w:r>
         <w:rPr>
@@ -1328,7 +1437,39 @@
           <w:sz w:val="40"/>
           <w:szCs w:val="40"/>
         </w:rPr>
-        <w:t>: Object.wait, Thread.join, wait Lock or Condition. In practice, the difference between the blocked and waiting state is not significant</w:t>
+        <w:t xml:space="preserve">: </w:t>
+      </w:r>
+      <w:proofErr w:type="spellStart"/>
+      <w:r>
+        <w:rPr>
+          <w:sz w:val="40"/>
+          <w:szCs w:val="40"/>
+        </w:rPr>
+        <w:t>Object.wait</w:t>
+      </w:r>
+      <w:proofErr w:type="spellEnd"/>
+      <w:r>
+        <w:rPr>
+          <w:sz w:val="40"/>
+          <w:szCs w:val="40"/>
+        </w:rPr>
+        <w:t xml:space="preserve">, </w:t>
+      </w:r>
+      <w:proofErr w:type="spellStart"/>
+      <w:r>
+        <w:rPr>
+          <w:sz w:val="40"/>
+          <w:szCs w:val="40"/>
+        </w:rPr>
+        <w:t>Thread.join</w:t>
+      </w:r>
+      <w:proofErr w:type="spellEnd"/>
+      <w:r>
+        <w:rPr>
+          <w:sz w:val="40"/>
+          <w:szCs w:val="40"/>
+        </w:rPr>
+        <w:t>, wait Lock or Condition. In practice, the difference between the blocked and waiting state is not significant</w:t>
       </w:r>
     </w:p>
     <w:p>
@@ -1373,8 +1514,81 @@
           <w:sz w:val="40"/>
           <w:szCs w:val="40"/>
         </w:rPr>
-        <w:t>: Thread.sleep, Object.wait, Thread.join, Lock.tryLock, Condition.await</w:t>
-      </w:r>
+        <w:t xml:space="preserve">: </w:t>
+      </w:r>
+      <w:proofErr w:type="spellStart"/>
+      <w:r>
+        <w:rPr>
+          <w:sz w:val="40"/>
+          <w:szCs w:val="40"/>
+        </w:rPr>
+        <w:t>Thread.sleep</w:t>
+      </w:r>
+      <w:proofErr w:type="spellEnd"/>
+      <w:r>
+        <w:rPr>
+          <w:sz w:val="40"/>
+          <w:szCs w:val="40"/>
+        </w:rPr>
+        <w:t xml:space="preserve">, </w:t>
+      </w:r>
+      <w:proofErr w:type="spellStart"/>
+      <w:r>
+        <w:rPr>
+          <w:sz w:val="40"/>
+          <w:szCs w:val="40"/>
+        </w:rPr>
+        <w:t>Object.wait</w:t>
+      </w:r>
+      <w:proofErr w:type="spellEnd"/>
+      <w:r>
+        <w:rPr>
+          <w:sz w:val="40"/>
+          <w:szCs w:val="40"/>
+        </w:rPr>
+        <w:t xml:space="preserve">, </w:t>
+      </w:r>
+      <w:proofErr w:type="spellStart"/>
+      <w:r>
+        <w:rPr>
+          <w:sz w:val="40"/>
+          <w:szCs w:val="40"/>
+        </w:rPr>
+        <w:t>Thread.join</w:t>
+      </w:r>
+      <w:proofErr w:type="spellEnd"/>
+      <w:r>
+        <w:rPr>
+          <w:sz w:val="40"/>
+          <w:szCs w:val="40"/>
+        </w:rPr>
+        <w:t xml:space="preserve">, </w:t>
+      </w:r>
+      <w:proofErr w:type="spellStart"/>
+      <w:r>
+        <w:rPr>
+          <w:sz w:val="40"/>
+          <w:szCs w:val="40"/>
+        </w:rPr>
+        <w:t>Lock.tryLock</w:t>
+      </w:r>
+      <w:proofErr w:type="spellEnd"/>
+      <w:r>
+        <w:rPr>
+          <w:sz w:val="40"/>
+          <w:szCs w:val="40"/>
+        </w:rPr>
+        <w:t xml:space="preserve">, </w:t>
+      </w:r>
+      <w:proofErr w:type="spellStart"/>
+      <w:r>
+        <w:rPr>
+          <w:sz w:val="40"/>
+          <w:szCs w:val="40"/>
+        </w:rPr>
+        <w:t>Condition.await</w:t>
+      </w:r>
+      <w:proofErr w:type="spellEnd"/>
     </w:p>
     <w:p>
       <w:pPr>
@@ -1390,7 +1604,7 @@
           <w:szCs w:val="40"/>
         </w:rPr>
         <w:drawing>
-          <wp:inline distT="0" distB="0" distL="0" distR="0" wp14:anchorId="6EEAC4BC" wp14:editId="79C910A6">
+          <wp:inline distT="0" distB="0" distL="0" distR="0" wp14:anchorId="2D5FDF47" wp14:editId="52057C6F">
             <wp:extent cx="3381306" cy="3967236"/>
             <wp:effectExtent l="0" t="0" r="0" b="0"/>
             <wp:docPr id="2" name="Picture 2"/>
@@ -1486,7 +1700,23 @@
           <w:sz w:val="40"/>
           <w:szCs w:val="40"/>
         </w:rPr>
-        <w:t xml:space="preserve"> ( run() exits) and </w:t>
+        <w:t xml:space="preserve"> </w:t>
+      </w:r>
+      <w:proofErr w:type="gramStart"/>
+      <w:r>
+        <w:rPr>
+          <w:sz w:val="40"/>
+          <w:szCs w:val="40"/>
+        </w:rPr>
+        <w:t>( run</w:t>
+      </w:r>
+      <w:proofErr w:type="gramEnd"/>
+      <w:r>
+        <w:rPr>
+          <w:sz w:val="40"/>
+          <w:szCs w:val="40"/>
+        </w:rPr>
+        <w:t xml:space="preserve">() exits) and </w:t>
       </w:r>
       <w:r>
         <w:rPr>
@@ -1501,22 +1731,70 @@
           <w:sz w:val="40"/>
           <w:szCs w:val="40"/>
         </w:rPr>
-        <w:t xml:space="preserve"> terminates the run()</w:t>
-      </w:r>
-    </w:p>
-    <w:p>
-      <w:pPr>
-        <w:rPr>
-          <w:sz w:val="40"/>
-          <w:szCs w:val="40"/>
-        </w:rPr>
-      </w:pPr>
-      <w:r>
-        <w:rPr>
-          <w:sz w:val="40"/>
-          <w:szCs w:val="40"/>
-        </w:rPr>
-        <w:t>-API: p743 join(), getState, stop, suspend</w:t>
+        <w:t xml:space="preserve"> terminates the </w:t>
+      </w:r>
+      <w:proofErr w:type="gramStart"/>
+      <w:r>
+        <w:rPr>
+          <w:sz w:val="40"/>
+          <w:szCs w:val="40"/>
+        </w:rPr>
+        <w:t>run(</w:t>
+      </w:r>
+      <w:proofErr w:type="gramEnd"/>
+      <w:r>
+        <w:rPr>
+          <w:sz w:val="40"/>
+          <w:szCs w:val="40"/>
+        </w:rPr>
+        <w:t>)</w:t>
+      </w:r>
+    </w:p>
+    <w:p>
+      <w:pPr>
+        <w:rPr>
+          <w:sz w:val="40"/>
+          <w:szCs w:val="40"/>
+        </w:rPr>
+      </w:pPr>
+      <w:r>
+        <w:rPr>
+          <w:sz w:val="40"/>
+          <w:szCs w:val="40"/>
+        </w:rPr>
+        <w:t xml:space="preserve">-API: p743 </w:t>
+      </w:r>
+      <w:proofErr w:type="gramStart"/>
+      <w:r>
+        <w:rPr>
+          <w:sz w:val="40"/>
+          <w:szCs w:val="40"/>
+        </w:rPr>
+        <w:t>join(</w:t>
+      </w:r>
+      <w:proofErr w:type="gramEnd"/>
+      <w:r>
+        <w:rPr>
+          <w:sz w:val="40"/>
+          <w:szCs w:val="40"/>
+        </w:rPr>
+        <w:t xml:space="preserve">), </w:t>
+      </w:r>
+      <w:proofErr w:type="spellStart"/>
+      <w:r>
+        <w:rPr>
+          <w:sz w:val="40"/>
+          <w:szCs w:val="40"/>
+        </w:rPr>
+        <w:t>getState</w:t>
+      </w:r>
+      <w:proofErr w:type="spellEnd"/>
+      <w:r>
+        <w:rPr>
+          <w:sz w:val="40"/>
+          <w:szCs w:val="40"/>
+        </w:rPr>
+        <w:t>, stop, suspend</w:t>
       </w:r>
     </w:p>
     <w:p>
@@ -1564,7 +1842,39 @@
           <w:sz w:val="40"/>
           <w:szCs w:val="40"/>
         </w:rPr>
-        <w:t xml:space="preserve">-Other than with deprecated stop(), there is no way to force a thread to terminate. But interrupt() can request termination of a thread. When it is called, the </w:t>
+        <w:t xml:space="preserve">-Other than with deprecated </w:t>
+      </w:r>
+      <w:proofErr w:type="gramStart"/>
+      <w:r>
+        <w:rPr>
+          <w:sz w:val="40"/>
+          <w:szCs w:val="40"/>
+        </w:rPr>
+        <w:t>stop(</w:t>
+      </w:r>
+      <w:proofErr w:type="gramEnd"/>
+      <w:r>
+        <w:rPr>
+          <w:sz w:val="40"/>
+          <w:szCs w:val="40"/>
+        </w:rPr>
+        <w:t xml:space="preserve">), there is no way to force a thread to terminate. But </w:t>
+      </w:r>
+      <w:proofErr w:type="gramStart"/>
+      <w:r>
+        <w:rPr>
+          <w:sz w:val="40"/>
+          <w:szCs w:val="40"/>
+        </w:rPr>
+        <w:t>interrupt(</w:t>
+      </w:r>
+      <w:proofErr w:type="gramEnd"/>
+      <w:r>
+        <w:rPr>
+          <w:sz w:val="40"/>
+          <w:szCs w:val="40"/>
+        </w:rPr>
+        <w:t xml:space="preserve">) can request termination of a thread. When it is called, the </w:t>
       </w:r>
       <w:r>
         <w:rPr>
@@ -1579,7 +1889,23 @@
           <w:sz w:val="40"/>
           <w:szCs w:val="40"/>
         </w:rPr>
-        <w:t xml:space="preserve"> (boolean flag) of the thread is set.</w:t>
+        <w:t xml:space="preserve"> (</w:t>
+      </w:r>
+      <w:proofErr w:type="spellStart"/>
+      <w:r>
+        <w:rPr>
+          <w:sz w:val="40"/>
+          <w:szCs w:val="40"/>
+        </w:rPr>
+        <w:t>boolean</w:t>
+      </w:r>
+      <w:proofErr w:type="spellEnd"/>
+      <w:r>
+        <w:rPr>
+          <w:sz w:val="40"/>
+          <w:szCs w:val="40"/>
+        </w:rPr>
+        <w:t xml:space="preserve"> flag) of the thread is set.</w:t>
       </w:r>
     </w:p>
     <w:p>
@@ -1611,7 +1937,7 @@
           <w:szCs w:val="40"/>
         </w:rPr>
         <w:drawing>
-          <wp:inline distT="0" distB="0" distL="0" distR="0" wp14:anchorId="66E2EF4A" wp14:editId="1827D3EE">
+          <wp:inline distT="0" distB="0" distL="0" distR="0" wp14:anchorId="37839FC4" wp14:editId="4F94FC31">
             <wp:extent cx="4259949" cy="693480"/>
             <wp:effectExtent l="0" t="0" r="7620" b="0"/>
             <wp:docPr id="9" name="Picture 9"/>
@@ -1659,8 +1985,17 @@
           <w:sz w:val="40"/>
           <w:szCs w:val="40"/>
         </w:rPr>
-        <w:t>+Block thread cannot check the interrupted status. You can terminate it by an InterruptedException</w:t>
-      </w:r>
+        <w:t xml:space="preserve">+Block thread cannot check the interrupted status. You can terminate it by an </w:t>
+      </w:r>
+      <w:proofErr w:type="spellStart"/>
+      <w:r>
+        <w:rPr>
+          <w:sz w:val="40"/>
+          <w:szCs w:val="40"/>
+        </w:rPr>
+        <w:t>InterruptedException</w:t>
+      </w:r>
+      <w:proofErr w:type="spellEnd"/>
     </w:p>
     <w:p>
       <w:pPr>
@@ -1714,7 +2049,7 @@
         </w:rPr>
         <w:lastRenderedPageBreak/>
         <w:drawing>
-          <wp:inline distT="0" distB="0" distL="0" distR="0" wp14:anchorId="53BD905F" wp14:editId="0FBEF52A">
+          <wp:inline distT="0" distB="0" distL="0" distR="0" wp14:anchorId="219BC369" wp14:editId="6FA4644A">
             <wp:extent cx="2776092" cy="1937339"/>
             <wp:effectExtent l="0" t="0" r="5715" b="6350"/>
             <wp:docPr id="10" name="Picture 10"/>
@@ -1762,7 +2097,39 @@
           <w:sz w:val="40"/>
           <w:szCs w:val="40"/>
         </w:rPr>
-        <w:t>+If you call sleep() when the interrupted status is set, it clear the status and throw exception</w:t>
+        <w:t xml:space="preserve">+If you call </w:t>
+      </w:r>
+      <w:proofErr w:type="gramStart"/>
+      <w:r>
+        <w:rPr>
+          <w:sz w:val="40"/>
+          <w:szCs w:val="40"/>
+        </w:rPr>
+        <w:t>sleep(</w:t>
+      </w:r>
+      <w:proofErr w:type="gramEnd"/>
+      <w:r>
+        <w:rPr>
+          <w:sz w:val="40"/>
+          <w:szCs w:val="40"/>
+        </w:rPr>
+        <w:t xml:space="preserve">) when the interrupted status is set, it </w:t>
+      </w:r>
+      <w:proofErr w:type="gramStart"/>
+      <w:r>
+        <w:rPr>
+          <w:sz w:val="40"/>
+          <w:szCs w:val="40"/>
+        </w:rPr>
+        <w:t>clear</w:t>
+      </w:r>
+      <w:proofErr w:type="gramEnd"/>
+      <w:r>
+        <w:rPr>
+          <w:sz w:val="40"/>
+          <w:szCs w:val="40"/>
+        </w:rPr>
+        <w:t xml:space="preserve"> the status and throw exception</w:t>
       </w:r>
     </w:p>
     <w:p>
@@ -1779,7 +2146,7 @@
           <w:szCs w:val="40"/>
         </w:rPr>
         <w:drawing>
-          <wp:inline distT="0" distB="0" distL="0" distR="0" wp14:anchorId="373E1971" wp14:editId="37DD74C9">
+          <wp:inline distT="0" distB="0" distL="0" distR="0" wp14:anchorId="10A86039" wp14:editId="26802F91">
             <wp:extent cx="2447519" cy="2683995"/>
             <wp:effectExtent l="0" t="0" r="0" b="2540"/>
             <wp:docPr id="11" name="Picture 11"/>
@@ -1827,37 +2194,135 @@
           <w:sz w:val="40"/>
           <w:szCs w:val="40"/>
         </w:rPr>
-        <w:t>-Note: static interrupted() – check and set the interrupted set to false, isInterrupted() – check the status only.</w:t>
-      </w:r>
-    </w:p>
-    <w:p>
-      <w:pPr>
-        <w:rPr>
-          <w:sz w:val="40"/>
-          <w:szCs w:val="40"/>
-        </w:rPr>
-      </w:pPr>
-      <w:r>
-        <w:rPr>
-          <w:sz w:val="40"/>
-          <w:szCs w:val="40"/>
-        </w:rPr>
-        <w:t>-Handle InterruptedException:</w:t>
-      </w:r>
-    </w:p>
-    <w:p>
-      <w:pPr>
-        <w:rPr>
-          <w:sz w:val="40"/>
-          <w:szCs w:val="40"/>
-        </w:rPr>
-      </w:pPr>
-      <w:r>
-        <w:rPr>
-          <w:sz w:val="40"/>
-          <w:szCs w:val="40"/>
-        </w:rPr>
-        <w:t>+Call Thread.currretnThread().interruput()</w:t>
+        <w:t xml:space="preserve">-Note: static </w:t>
+      </w:r>
+      <w:proofErr w:type="gramStart"/>
+      <w:r>
+        <w:rPr>
+          <w:sz w:val="40"/>
+          <w:szCs w:val="40"/>
+        </w:rPr>
+        <w:t>interrupted(</w:t>
+      </w:r>
+      <w:proofErr w:type="gramEnd"/>
+      <w:r>
+        <w:rPr>
+          <w:sz w:val="40"/>
+          <w:szCs w:val="40"/>
+        </w:rPr>
+        <w:t xml:space="preserve">) – check and set the interrupted set to false, </w:t>
+      </w:r>
+      <w:proofErr w:type="spellStart"/>
+      <w:proofErr w:type="gramStart"/>
+      <w:r>
+        <w:rPr>
+          <w:sz w:val="40"/>
+          <w:szCs w:val="40"/>
+        </w:rPr>
+        <w:t>isInterrupted</w:t>
+      </w:r>
+      <w:proofErr w:type="spellEnd"/>
+      <w:r>
+        <w:rPr>
+          <w:sz w:val="40"/>
+          <w:szCs w:val="40"/>
+        </w:rPr>
+        <w:t>(</w:t>
+      </w:r>
+      <w:proofErr w:type="gramEnd"/>
+      <w:r>
+        <w:rPr>
+          <w:sz w:val="40"/>
+          <w:szCs w:val="40"/>
+        </w:rPr>
+        <w:t>) – check the status only.</w:t>
+      </w:r>
+    </w:p>
+    <w:p>
+      <w:pPr>
+        <w:rPr>
+          <w:sz w:val="40"/>
+          <w:szCs w:val="40"/>
+        </w:rPr>
+      </w:pPr>
+      <w:r>
+        <w:rPr>
+          <w:sz w:val="40"/>
+          <w:szCs w:val="40"/>
+        </w:rPr>
+        <w:t xml:space="preserve">-Handle </w:t>
+      </w:r>
+      <w:proofErr w:type="spellStart"/>
+      <w:r>
+        <w:rPr>
+          <w:sz w:val="40"/>
+          <w:szCs w:val="40"/>
+        </w:rPr>
+        <w:t>InterruptedException</w:t>
+      </w:r>
+      <w:proofErr w:type="spellEnd"/>
+      <w:r>
+        <w:rPr>
+          <w:sz w:val="40"/>
+          <w:szCs w:val="40"/>
+        </w:rPr>
+        <w:t>:</w:t>
+      </w:r>
+    </w:p>
+    <w:p>
+      <w:pPr>
+        <w:rPr>
+          <w:sz w:val="40"/>
+          <w:szCs w:val="40"/>
+        </w:rPr>
+      </w:pPr>
+      <w:r>
+        <w:rPr>
+          <w:sz w:val="40"/>
+          <w:szCs w:val="40"/>
+        </w:rPr>
+        <w:t xml:space="preserve">+Call </w:t>
+      </w:r>
+      <w:proofErr w:type="spellStart"/>
+      <w:r>
+        <w:rPr>
+          <w:sz w:val="40"/>
+          <w:szCs w:val="40"/>
+        </w:rPr>
+        <w:t>Thread.currretnThread</w:t>
+      </w:r>
+      <w:proofErr w:type="spellEnd"/>
+      <w:r>
+        <w:rPr>
+          <w:sz w:val="40"/>
+          <w:szCs w:val="40"/>
+        </w:rPr>
+        <w:t>(</w:t>
+      </w:r>
+      <w:proofErr w:type="gramStart"/>
+      <w:r>
+        <w:rPr>
+          <w:sz w:val="40"/>
+          <w:szCs w:val="40"/>
+        </w:rPr>
+        <w:t>).</w:t>
+      </w:r>
+      <w:proofErr w:type="spellStart"/>
+      <w:r>
+        <w:rPr>
+          <w:sz w:val="40"/>
+          <w:szCs w:val="40"/>
+        </w:rPr>
+        <w:t>interruput</w:t>
+      </w:r>
+      <w:proofErr w:type="spellEnd"/>
+      <w:proofErr w:type="gramEnd"/>
+      <w:r>
+        <w:rPr>
+          <w:sz w:val="40"/>
+          <w:szCs w:val="40"/>
+        </w:rPr>
+        <w:t>()</w:t>
       </w:r>
     </w:p>
     <w:p>
@@ -1875,7 +2340,7 @@
         </w:rPr>
         <w:lastRenderedPageBreak/>
         <w:drawing>
-          <wp:inline distT="0" distB="0" distL="0" distR="0" wp14:anchorId="4AACC770" wp14:editId="2FB21655">
+          <wp:inline distT="0" distB="0" distL="0" distR="0" wp14:anchorId="1EADA4BF" wp14:editId="0695E96A">
             <wp:extent cx="4572396" cy="1196444"/>
             <wp:effectExtent l="0" t="0" r="0" b="3810"/>
             <wp:docPr id="12" name="Picture 12"/>
@@ -1940,7 +2405,7 @@
           <w:szCs w:val="40"/>
         </w:rPr>
         <w:drawing>
-          <wp:inline distT="0" distB="0" distL="0" distR="0" wp14:anchorId="05814B60" wp14:editId="328E8C99">
+          <wp:inline distT="0" distB="0" distL="0" distR="0" wp14:anchorId="4028398F" wp14:editId="623509AD">
             <wp:extent cx="2605053" cy="983039"/>
             <wp:effectExtent l="0" t="0" r="5080" b="7620"/>
             <wp:docPr id="13" name="Picture 13"/>
@@ -1988,7 +2453,254 @@
           <w:sz w:val="40"/>
           <w:szCs w:val="40"/>
         </w:rPr>
-        <w:t>-API: p746 interrupt(), static interrupted(), isInterrupted(), currentThread()</w:t>
+        <w:t>-</w:t>
+      </w:r>
+      <w:r>
+        <w:rPr>
+          <w:b/>
+          <w:bCs/>
+          <w:sz w:val="40"/>
+          <w:szCs w:val="40"/>
+        </w:rPr>
+        <w:t>API</w:t>
+      </w:r>
+      <w:r>
+        <w:rPr>
+          <w:sz w:val="40"/>
+          <w:szCs w:val="40"/>
+        </w:rPr>
+        <w:t xml:space="preserve">: p746 </w:t>
+      </w:r>
+    </w:p>
+    <w:p>
+      <w:pPr>
+        <w:rPr>
+          <w:sz w:val="40"/>
+          <w:szCs w:val="40"/>
+        </w:rPr>
+      </w:pPr>
+      <w:r>
+        <w:rPr>
+          <w:sz w:val="40"/>
+          <w:szCs w:val="40"/>
+        </w:rPr>
+        <w:t>+</w:t>
+      </w:r>
+      <w:proofErr w:type="gramStart"/>
+      <w:r>
+        <w:rPr>
+          <w:b/>
+          <w:bCs/>
+          <w:sz w:val="40"/>
+          <w:szCs w:val="40"/>
+        </w:rPr>
+        <w:t>interrupt(</w:t>
+      </w:r>
+      <w:proofErr w:type="gramEnd"/>
+      <w:r>
+        <w:rPr>
+          <w:b/>
+          <w:bCs/>
+          <w:sz w:val="40"/>
+          <w:szCs w:val="40"/>
+        </w:rPr>
+        <w:t>)</w:t>
+      </w:r>
+      <w:r>
+        <w:rPr>
+          <w:sz w:val="40"/>
+          <w:szCs w:val="40"/>
+        </w:rPr>
+        <w:t xml:space="preserve">: set interrupt = true, if this thread is sleep, set interrupt = false, throw </w:t>
+      </w:r>
+      <w:proofErr w:type="spellStart"/>
+      <w:r>
+        <w:rPr>
+          <w:sz w:val="40"/>
+          <w:szCs w:val="40"/>
+        </w:rPr>
+        <w:t>InterruptedException</w:t>
+      </w:r>
+      <w:proofErr w:type="spellEnd"/>
+    </w:p>
+    <w:p>
+      <w:pPr>
+        <w:rPr>
+          <w:sz w:val="40"/>
+          <w:szCs w:val="40"/>
+        </w:rPr>
+      </w:pPr>
+      <w:r>
+        <w:rPr>
+          <w:sz w:val="40"/>
+          <w:szCs w:val="40"/>
+        </w:rPr>
+        <w:t>+</w:t>
+      </w:r>
+      <w:proofErr w:type="spellStart"/>
+      <w:r>
+        <w:rPr>
+          <w:b/>
+          <w:bCs/>
+          <w:sz w:val="40"/>
+          <w:szCs w:val="40"/>
+        </w:rPr>
+        <w:t>Thread.</w:t>
+      </w:r>
+      <w:r>
+        <w:rPr>
+          <w:b/>
+          <w:bCs/>
+          <w:sz w:val="40"/>
+          <w:szCs w:val="40"/>
+        </w:rPr>
+        <w:t>interrupted</w:t>
+      </w:r>
+      <w:proofErr w:type="spellEnd"/>
+      <w:r>
+        <w:rPr>
+          <w:b/>
+          <w:bCs/>
+          <w:sz w:val="40"/>
+          <w:szCs w:val="40"/>
+        </w:rPr>
+        <w:t>()</w:t>
+      </w:r>
+      <w:r>
+        <w:rPr>
+          <w:sz w:val="40"/>
+          <w:szCs w:val="40"/>
+        </w:rPr>
+        <w:t>: check interrupt, set interrupt = false</w:t>
+      </w:r>
+      <w:r>
+        <w:rPr>
+          <w:sz w:val="40"/>
+          <w:szCs w:val="40"/>
+        </w:rPr>
+        <w:t xml:space="preserve"> </w:t>
+      </w:r>
+    </w:p>
+    <w:p>
+      <w:pPr>
+        <w:rPr>
+          <w:sz w:val="40"/>
+          <w:szCs w:val="40"/>
+        </w:rPr>
+      </w:pPr>
+      <w:r>
+        <w:rPr>
+          <w:sz w:val="40"/>
+          <w:szCs w:val="40"/>
+        </w:rPr>
+        <w:t xml:space="preserve">+ </w:t>
+      </w:r>
+      <w:proofErr w:type="spellStart"/>
+      <w:proofErr w:type="gramStart"/>
+      <w:r>
+        <w:rPr>
+          <w:b/>
+          <w:bCs/>
+          <w:sz w:val="40"/>
+          <w:szCs w:val="40"/>
+        </w:rPr>
+        <w:t>isInterrupted</w:t>
+      </w:r>
+      <w:proofErr w:type="spellEnd"/>
+      <w:r>
+        <w:rPr>
+          <w:b/>
+          <w:bCs/>
+          <w:sz w:val="40"/>
+          <w:szCs w:val="40"/>
+        </w:rPr>
+        <w:t>(</w:t>
+      </w:r>
+      <w:proofErr w:type="gramEnd"/>
+      <w:r>
+        <w:rPr>
+          <w:b/>
+          <w:bCs/>
+          <w:sz w:val="40"/>
+          <w:szCs w:val="40"/>
+        </w:rPr>
+        <w:t>)</w:t>
+      </w:r>
+      <w:r>
+        <w:rPr>
+          <w:sz w:val="40"/>
+          <w:szCs w:val="40"/>
+        </w:rPr>
+        <w:t xml:space="preserve">: check the </w:t>
+      </w:r>
+      <w:proofErr w:type="gramStart"/>
+      <w:r>
+        <w:rPr>
+          <w:sz w:val="40"/>
+          <w:szCs w:val="40"/>
+        </w:rPr>
+        <w:t>interrupt</w:t>
+      </w:r>
+      <w:proofErr w:type="gramEnd"/>
+      <w:r>
+        <w:rPr>
+          <w:sz w:val="40"/>
+          <w:szCs w:val="40"/>
+        </w:rPr>
+        <w:t xml:space="preserve"> </w:t>
+      </w:r>
+    </w:p>
+    <w:p>
+      <w:pPr>
+        <w:rPr>
+          <w:sz w:val="40"/>
+          <w:szCs w:val="40"/>
+        </w:rPr>
+      </w:pPr>
+      <w:r>
+        <w:rPr>
+          <w:sz w:val="40"/>
+          <w:szCs w:val="40"/>
+        </w:rPr>
+        <w:t xml:space="preserve">+ </w:t>
+      </w:r>
+      <w:proofErr w:type="spellStart"/>
+      <w:proofErr w:type="gramStart"/>
+      <w:r>
+        <w:rPr>
+          <w:b/>
+          <w:bCs/>
+          <w:sz w:val="40"/>
+          <w:szCs w:val="40"/>
+        </w:rPr>
+        <w:t>currentThread</w:t>
+      </w:r>
+      <w:proofErr w:type="spellEnd"/>
+      <w:r>
+        <w:rPr>
+          <w:b/>
+          <w:bCs/>
+          <w:sz w:val="40"/>
+          <w:szCs w:val="40"/>
+        </w:rPr>
+        <w:t>(</w:t>
+      </w:r>
+      <w:proofErr w:type="gramEnd"/>
+      <w:r>
+        <w:rPr>
+          <w:b/>
+          <w:bCs/>
+          <w:sz w:val="40"/>
+          <w:szCs w:val="40"/>
+        </w:rPr>
+        <w:t>)</w:t>
+      </w:r>
+      <w:r>
+        <w:rPr>
+          <w:sz w:val="40"/>
+          <w:szCs w:val="40"/>
+        </w:rPr>
+        <w:t>: return currently executing thread</w:t>
       </w:r>
     </w:p>
     <w:p>
@@ -2013,14 +2725,29 @@
         <w:rPr>
           <w:sz w:val="40"/>
           <w:szCs w:val="40"/>
-        </w:rPr>
-      </w:pPr>
-      <w:r>
-        <w:rPr>
-          <w:sz w:val="40"/>
-          <w:szCs w:val="40"/>
-        </w:rPr>
-        <w:t>-Turn a thread into a daemon thread:</w:t>
+          <w:vertAlign w:val="superscript"/>
+        </w:rPr>
+      </w:pPr>
+      <w:r>
+        <w:rPr>
+          <w:sz w:val="40"/>
+          <w:szCs w:val="40"/>
+        </w:rPr>
+        <w:t>-Turn a thread into a daemon thread</w:t>
+      </w:r>
+      <w:r>
+        <w:rPr>
+          <w:sz w:val="40"/>
+          <w:szCs w:val="40"/>
+        </w:rPr>
+        <w:t xml:space="preserve"> (before thread started)</w:t>
+      </w:r>
+      <w:r>
+        <w:rPr>
+          <w:sz w:val="40"/>
+          <w:szCs w:val="40"/>
+        </w:rPr>
+        <w:t>:</w:t>
       </w:r>
       <w:r>
         <w:rPr>
@@ -2035,7 +2762,7 @@
           <w:szCs w:val="40"/>
         </w:rPr>
         <w:drawing>
-          <wp:inline distT="0" distB="0" distL="0" distR="0" wp14:anchorId="1F29EE2E" wp14:editId="4F8F1BD3">
+          <wp:inline distT="0" distB="0" distL="0" distR="0" wp14:anchorId="27C10CD0" wp14:editId="34154EAC">
             <wp:extent cx="1188823" cy="243861"/>
             <wp:effectExtent l="0" t="0" r="0" b="3810"/>
             <wp:docPr id="14" name="Picture 14"/>
@@ -2083,22 +2810,78 @@
           <w:sz w:val="40"/>
           <w:szCs w:val="40"/>
         </w:rPr>
-        <w:t xml:space="preserve">-A daemon is a thread that serve others. Example: timer threads send regular timer ticks to other threads, threads that clean up stale cache entries. When only daemon threads remain, the virtual machine exits. </w:t>
-      </w:r>
-    </w:p>
-    <w:p>
-      <w:pPr>
-        <w:rPr>
-          <w:sz w:val="40"/>
-          <w:szCs w:val="40"/>
-        </w:rPr>
-      </w:pPr>
-      <w:r>
-        <w:rPr>
-          <w:sz w:val="40"/>
-          <w:szCs w:val="40"/>
-        </w:rPr>
-        <w:t>-API: p747 setDaemon(boolean)</w:t>
+        <w:t xml:space="preserve">-A daemon is a thread that </w:t>
+      </w:r>
+      <w:proofErr w:type="gramStart"/>
+      <w:r>
+        <w:rPr>
+          <w:sz w:val="40"/>
+          <w:szCs w:val="40"/>
+        </w:rPr>
+        <w:t>serve</w:t>
+      </w:r>
+      <w:proofErr w:type="gramEnd"/>
+      <w:r>
+        <w:rPr>
+          <w:sz w:val="40"/>
+          <w:szCs w:val="40"/>
+        </w:rPr>
+        <w:t xml:space="preserve"> others. Example: timer threads send regular timer ticks to other threads, threads </w:t>
+      </w:r>
+      <w:r>
+        <w:rPr>
+          <w:sz w:val="40"/>
+          <w:szCs w:val="40"/>
+        </w:rPr>
+        <w:lastRenderedPageBreak/>
+        <w:t xml:space="preserve">that clean up stale cache entries. When only daemon threads remain, the virtual machine exits. </w:t>
+      </w:r>
+    </w:p>
+    <w:p>
+      <w:pPr>
+        <w:rPr>
+          <w:sz w:val="40"/>
+          <w:szCs w:val="40"/>
+        </w:rPr>
+      </w:pPr>
+      <w:r>
+        <w:rPr>
+          <w:sz w:val="40"/>
+          <w:szCs w:val="40"/>
+        </w:rPr>
+        <w:t xml:space="preserve">-API: p747 </w:t>
+      </w:r>
+      <w:proofErr w:type="spellStart"/>
+      <w:r>
+        <w:rPr>
+          <w:sz w:val="40"/>
+          <w:szCs w:val="40"/>
+        </w:rPr>
+        <w:t>setDaemon</w:t>
+      </w:r>
+      <w:proofErr w:type="spellEnd"/>
+      <w:r>
+        <w:rPr>
+          <w:sz w:val="40"/>
+          <w:szCs w:val="40"/>
+        </w:rPr>
+        <w:t>(</w:t>
+      </w:r>
+      <w:proofErr w:type="spellStart"/>
+      <w:r>
+        <w:rPr>
+          <w:sz w:val="40"/>
+          <w:szCs w:val="40"/>
+        </w:rPr>
+        <w:t>boolean</w:t>
+      </w:r>
+      <w:proofErr w:type="spellEnd"/>
+      <w:r>
+        <w:rPr>
+          <w:sz w:val="40"/>
+          <w:szCs w:val="40"/>
+        </w:rPr>
+        <w:t>)</w:t>
       </w:r>
     </w:p>
     <w:p>
@@ -2130,7 +2913,23 @@
           <w:sz w:val="40"/>
           <w:szCs w:val="40"/>
         </w:rPr>
-        <w:t>-By default, threads have name like Thread-2. You can set</w:t>
+        <w:t xml:space="preserve">-By default, threads have </w:t>
+      </w:r>
+      <w:proofErr w:type="gramStart"/>
+      <w:r>
+        <w:rPr>
+          <w:sz w:val="40"/>
+          <w:szCs w:val="40"/>
+        </w:rPr>
+        <w:t>name</w:t>
+      </w:r>
+      <w:proofErr w:type="gramEnd"/>
+      <w:r>
+        <w:rPr>
+          <w:sz w:val="40"/>
+          <w:szCs w:val="40"/>
+        </w:rPr>
+        <w:t xml:space="preserve"> like Thread-2. You can set</w:t>
       </w:r>
     </w:p>
     <w:p>
@@ -2147,7 +2946,7 @@
           <w:szCs w:val="40"/>
         </w:rPr>
         <w:drawing>
-          <wp:inline distT="0" distB="0" distL="0" distR="0" wp14:anchorId="1F5B863B" wp14:editId="4F77123F">
+          <wp:inline distT="0" distB="0" distL="0" distR="0" wp14:anchorId="3077DE6C" wp14:editId="019CA915">
             <wp:extent cx="1828958" cy="327688"/>
             <wp:effectExtent l="0" t="0" r="0" b="0"/>
             <wp:docPr id="8" name="Picture 8"/>
@@ -2212,16 +3011,25 @@
           <w:sz w:val="40"/>
           <w:szCs w:val="40"/>
         </w:rPr>
-        <w:lastRenderedPageBreak/>
         <w:t>-</w:t>
       </w:r>
-      <w:r>
-        <w:rPr>
-          <w:b/>
-          <w:sz w:val="40"/>
-          <w:szCs w:val="40"/>
-        </w:rPr>
-        <w:t>run()</w:t>
+      <w:proofErr w:type="gramStart"/>
+      <w:r>
+        <w:rPr>
+          <w:b/>
+          <w:sz w:val="40"/>
+          <w:szCs w:val="40"/>
+        </w:rPr>
+        <w:t>run(</w:t>
+      </w:r>
+      <w:proofErr w:type="gramEnd"/>
+      <w:r>
+        <w:rPr>
+          <w:b/>
+          <w:sz w:val="40"/>
+          <w:szCs w:val="40"/>
+        </w:rPr>
+        <w:t>)</w:t>
       </w:r>
       <w:r>
         <w:rPr>
@@ -2320,6 +3128,7 @@
         </w:rPr>
         <w:t xml:space="preserve"> for uncaught exception. The handler must belong to class that implements </w:t>
       </w:r>
+      <w:proofErr w:type="spellStart"/>
       <w:r>
         <w:rPr>
           <w:b/>
@@ -2328,6 +3137,7 @@
         </w:rPr>
         <w:t>Thread.UncaughtExceptionHandler</w:t>
       </w:r>
+      <w:proofErr w:type="spellEnd"/>
       <w:r>
         <w:rPr>
           <w:sz w:val="40"/>
@@ -2350,7 +3160,7 @@
           <w:szCs w:val="40"/>
         </w:rPr>
         <w:drawing>
-          <wp:inline distT="0" distB="0" distL="0" distR="0" wp14:anchorId="072CCCB0" wp14:editId="2BE07E97">
+          <wp:inline distT="0" distB="0" distL="0" distR="0" wp14:anchorId="720F47EB" wp14:editId="4F46F28A">
             <wp:extent cx="2819644" cy="198137"/>
             <wp:effectExtent l="0" t="0" r="0" b="0"/>
             <wp:docPr id="15" name="Picture 15"/>
@@ -2413,7 +3223,7 @@
           <w:szCs w:val="40"/>
         </w:rPr>
         <w:drawing>
-          <wp:inline distT="0" distB="0" distL="0" distR="0" wp14:anchorId="4F7E3D76" wp14:editId="25825C7F">
+          <wp:inline distT="0" distB="0" distL="0" distR="0" wp14:anchorId="6FD37A5C" wp14:editId="1F0A20A6">
             <wp:extent cx="1745131" cy="205758"/>
             <wp:effectExtent l="0" t="0" r="7620" b="3810"/>
             <wp:docPr id="17" name="Picture 17"/>
@@ -2476,7 +3286,7 @@
           <w:szCs w:val="40"/>
         </w:rPr>
         <w:drawing>
-          <wp:inline distT="0" distB="0" distL="0" distR="0" wp14:anchorId="0F409586" wp14:editId="26A951F9">
+          <wp:inline distT="0" distB="0" distL="0" distR="0" wp14:anchorId="62933248" wp14:editId="43FCD3EA">
             <wp:extent cx="2118544" cy="160034"/>
             <wp:effectExtent l="0" t="0" r="0" b="0"/>
             <wp:docPr id="18" name="Picture 18"/>
@@ -2526,6 +3336,7 @@
         </w:rPr>
         <w:t xml:space="preserve">-If you don’t install a default handler, the default handler is null. If you don’t install a handler for an individual thread, the handler is the thread’s </w:t>
       </w:r>
+      <w:proofErr w:type="spellStart"/>
       <w:r>
         <w:rPr>
           <w:b/>
@@ -2534,6 +3345,7 @@
         </w:rPr>
         <w:t>ThreadGroup</w:t>
       </w:r>
+      <w:proofErr w:type="spellEnd"/>
       <w:r>
         <w:rPr>
           <w:sz w:val="40"/>
@@ -2554,7 +3366,65 @@
           <w:sz w:val="40"/>
           <w:szCs w:val="40"/>
         </w:rPr>
-        <w:t>-ThreadGroup implements Thread.UncaughtExceptionHandler, its uncaughtException() take the action:</w:t>
+        <w:lastRenderedPageBreak/>
+        <w:t>-</w:t>
+      </w:r>
+      <w:proofErr w:type="spellStart"/>
+      <w:r>
+        <w:rPr>
+          <w:sz w:val="40"/>
+          <w:szCs w:val="40"/>
+        </w:rPr>
+        <w:t>ThreadGroup</w:t>
+      </w:r>
+      <w:proofErr w:type="spellEnd"/>
+      <w:r>
+        <w:rPr>
+          <w:sz w:val="40"/>
+          <w:szCs w:val="40"/>
+        </w:rPr>
+        <w:t xml:space="preserve"> implements </w:t>
+      </w:r>
+      <w:proofErr w:type="spellStart"/>
+      <w:r>
+        <w:rPr>
+          <w:sz w:val="40"/>
+          <w:szCs w:val="40"/>
+        </w:rPr>
+        <w:t>Thread.UncaughtExceptionHandler</w:t>
+      </w:r>
+      <w:proofErr w:type="spellEnd"/>
+      <w:r>
+        <w:rPr>
+          <w:sz w:val="40"/>
+          <w:szCs w:val="40"/>
+        </w:rPr>
+        <w:t xml:space="preserve">, its </w:t>
+      </w:r>
+      <w:proofErr w:type="spellStart"/>
+      <w:proofErr w:type="gramStart"/>
+      <w:r>
+        <w:rPr>
+          <w:sz w:val="40"/>
+          <w:szCs w:val="40"/>
+        </w:rPr>
+        <w:t>uncaughtException</w:t>
+      </w:r>
+      <w:proofErr w:type="spellEnd"/>
+      <w:r>
+        <w:rPr>
+          <w:sz w:val="40"/>
+          <w:szCs w:val="40"/>
+        </w:rPr>
+        <w:t>(</w:t>
+      </w:r>
+      <w:proofErr w:type="gramEnd"/>
+      <w:r>
+        <w:rPr>
+          <w:sz w:val="40"/>
+          <w:szCs w:val="40"/>
+        </w:rPr>
+        <w:t>) take the action:</w:t>
       </w:r>
     </w:p>
     <w:p>
@@ -2571,7 +3441,7 @@
           <w:szCs w:val="40"/>
         </w:rPr>
         <w:drawing>
-          <wp:inline distT="0" distB="0" distL="0" distR="0" wp14:anchorId="323DB7B3" wp14:editId="67859786">
+          <wp:inline distT="0" distB="0" distL="0" distR="0" wp14:anchorId="555A9717" wp14:editId="0F633A74">
             <wp:extent cx="4525951" cy="1220090"/>
             <wp:effectExtent l="0" t="0" r="8255" b="0"/>
             <wp:docPr id="19" name="Picture 19"/>
@@ -2634,7 +3504,6 @@
           <w:sz w:val="40"/>
           <w:szCs w:val="40"/>
         </w:rPr>
-        <w:lastRenderedPageBreak/>
         <w:t>-API: p748</w:t>
       </w:r>
     </w:p>
@@ -2706,7 +3575,7 @@
           <w:szCs w:val="40"/>
         </w:rPr>
         <w:drawing>
-          <wp:inline distT="0" distB="0" distL="0" distR="0" wp14:anchorId="286AC899" wp14:editId="0B542B64">
+          <wp:inline distT="0" distB="0" distL="0" distR="0" wp14:anchorId="6CC63999" wp14:editId="0B9C8B09">
             <wp:extent cx="670618" cy="160034"/>
             <wp:effectExtent l="0" t="0" r="0" b="0"/>
             <wp:docPr id="20" name="Picture 20"/>
@@ -2746,7 +3615,23 @@
           <w:sz w:val="40"/>
           <w:szCs w:val="40"/>
         </w:rPr>
-        <w:t>(): change the priority between MIN_PRIORITY (1) and MAX_PRIORITY (10) , NORM_PRIORITY (5)</w:t>
+        <w:t>(): change the priority between MIN_PRIORITY (1) and MAX_PRIORITY (10</w:t>
+      </w:r>
+      <w:proofErr w:type="gramStart"/>
+      <w:r>
+        <w:rPr>
+          <w:sz w:val="40"/>
+          <w:szCs w:val="40"/>
+        </w:rPr>
+        <w:t>) ,</w:t>
+      </w:r>
+      <w:proofErr w:type="gramEnd"/>
+      <w:r>
+        <w:rPr>
+          <w:sz w:val="40"/>
+          <w:szCs w:val="40"/>
+        </w:rPr>
+        <w:t xml:space="preserve"> NORM_PRIORITY (5)</w:t>
       </w:r>
     </w:p>
     <w:p>
@@ -2830,6 +3715,7 @@
           <w:sz w:val="40"/>
           <w:szCs w:val="40"/>
         </w:rPr>
+        <w:lastRenderedPageBreak/>
         <w:t>12.4 Synchronization</w:t>
       </w:r>
     </w:p>
@@ -2905,7 +3791,23 @@
           <w:sz w:val="40"/>
           <w:szCs w:val="40"/>
         </w:rPr>
-        <w:t xml:space="preserve"> the state. Corrupted object can result. This situation is </w:t>
+        <w:t xml:space="preserve"> the state. Corrupted </w:t>
+      </w:r>
+      <w:proofErr w:type="gramStart"/>
+      <w:r>
+        <w:rPr>
+          <w:sz w:val="40"/>
+          <w:szCs w:val="40"/>
+        </w:rPr>
+        <w:t>object</w:t>
+      </w:r>
+      <w:proofErr w:type="gramEnd"/>
+      <w:r>
+        <w:rPr>
+          <w:sz w:val="40"/>
+          <w:szCs w:val="40"/>
+        </w:rPr>
+        <w:t xml:space="preserve"> can result. This situation is </w:t>
       </w:r>
       <w:r>
         <w:rPr>
@@ -3000,9 +3902,8 @@
           <w:sz w:val="40"/>
           <w:szCs w:val="40"/>
         </w:rPr>
-        <w:lastRenderedPageBreak/>
         <w:drawing>
-          <wp:inline distT="0" distB="0" distL="0" distR="0" wp14:anchorId="5A29A854" wp14:editId="43CF5742">
+          <wp:inline distT="0" distB="0" distL="0" distR="0" wp14:anchorId="0F8E93D7" wp14:editId="6BCA6217">
             <wp:extent cx="3670757" cy="3095048"/>
             <wp:effectExtent l="0" t="0" r="6350" b="0"/>
             <wp:docPr id="16" name="Picture 16"/>
@@ -3050,7 +3951,23 @@
           <w:sz w:val="40"/>
           <w:szCs w:val="40"/>
         </w:rPr>
-        <w:t xml:space="preserve">-The real problem is that the work of transfer() can be interrupted in the middle. We need to make the </w:t>
+        <w:t xml:space="preserve">-The real problem is that the work of </w:t>
+      </w:r>
+      <w:proofErr w:type="gramStart"/>
+      <w:r>
+        <w:rPr>
+          <w:sz w:val="40"/>
+          <w:szCs w:val="40"/>
+        </w:rPr>
+        <w:t>transfer(</w:t>
+      </w:r>
+      <w:proofErr w:type="gramEnd"/>
+      <w:r>
+        <w:rPr>
+          <w:sz w:val="40"/>
+          <w:szCs w:val="40"/>
+        </w:rPr>
+        <w:t xml:space="preserve">) can be interrupted in the middle. We need to make the </w:t>
       </w:r>
       <w:r>
         <w:rPr>
@@ -3065,7 +3982,23 @@
           <w:sz w:val="40"/>
           <w:szCs w:val="40"/>
         </w:rPr>
-        <w:t xml:space="preserve"> runs to </w:t>
+        <w:t xml:space="preserve"> </w:t>
+      </w:r>
+      <w:proofErr w:type="gramStart"/>
+      <w:r>
+        <w:rPr>
+          <w:sz w:val="40"/>
+          <w:szCs w:val="40"/>
+        </w:rPr>
+        <w:t>runs</w:t>
+      </w:r>
+      <w:proofErr w:type="gramEnd"/>
+      <w:r>
+        <w:rPr>
+          <w:sz w:val="40"/>
+          <w:szCs w:val="40"/>
+        </w:rPr>
+        <w:t xml:space="preserve"> to </w:t>
       </w:r>
       <w:r>
         <w:rPr>
@@ -3112,6 +4045,7 @@
           <w:sz w:val="40"/>
           <w:szCs w:val="40"/>
         </w:rPr>
+        <w:lastRenderedPageBreak/>
         <w:t xml:space="preserve">-There are 2 mechanisms for </w:t>
       </w:r>
       <w:r>
@@ -3159,6 +4093,7 @@
         </w:rPr>
         <w:t xml:space="preserve"> keyword and </w:t>
       </w:r>
+      <w:proofErr w:type="spellStart"/>
       <w:r>
         <w:rPr>
           <w:b/>
@@ -3167,6 +4102,7 @@
         </w:rPr>
         <w:t>ReentrantLock</w:t>
       </w:r>
+      <w:proofErr w:type="spellEnd"/>
       <w:r>
         <w:rPr>
           <w:sz w:val="40"/>
@@ -3217,7 +4153,6 @@
           <w:sz w:val="40"/>
           <w:szCs w:val="40"/>
         </w:rPr>
-        <w:lastRenderedPageBreak/>
         <w:t>-The basic outline for prot</w:t>
       </w:r>
       <w:r>
@@ -3227,6 +4162,7 @@
         </w:rPr>
         <w:t xml:space="preserve">ecting code block with </w:t>
       </w:r>
+      <w:proofErr w:type="spellStart"/>
       <w:r>
         <w:rPr>
           <w:b/>
@@ -3243,6 +4179,7 @@
         </w:rPr>
         <w:t>tLock</w:t>
       </w:r>
+      <w:proofErr w:type="spellEnd"/>
       <w:r>
         <w:rPr>
           <w:sz w:val="40"/>
@@ -3257,7 +4194,7 @@
           <w:szCs w:val="40"/>
         </w:rPr>
         <w:drawing>
-          <wp:inline distT="0" distB="0" distL="0" distR="0" wp14:anchorId="348584F1" wp14:editId="7DB9A5A5">
+          <wp:inline distT="0" distB="0" distL="0" distR="0" wp14:anchorId="4E21F508" wp14:editId="07C2044F">
             <wp:extent cx="5433531" cy="1554615"/>
             <wp:effectExtent l="0" t="0" r="0" b="7620"/>
             <wp:docPr id="21" name="Picture 21"/>
@@ -3305,8 +4242,25 @@
           <w:sz w:val="40"/>
           <w:szCs w:val="40"/>
         </w:rPr>
-        <w:t xml:space="preserve">+This construct guarantees that only one thread at a time can enter the critical section. When one thread </w:t>
-      </w:r>
+        <w:t xml:space="preserve">+This </w:t>
+      </w:r>
+      <w:proofErr w:type="gramStart"/>
+      <w:r>
+        <w:rPr>
+          <w:sz w:val="40"/>
+          <w:szCs w:val="40"/>
+        </w:rPr>
+        <w:t>construct</w:t>
+      </w:r>
+      <w:proofErr w:type="gramEnd"/>
+      <w:r>
+        <w:rPr>
+          <w:sz w:val="40"/>
+          <w:szCs w:val="40"/>
+        </w:rPr>
+        <w:t xml:space="preserve"> guarantees that only one thread at a time can enter the critical section. When one thread </w:t>
+      </w:r>
+      <w:proofErr w:type="gramStart"/>
       <w:r>
         <w:rPr>
           <w:b/>
@@ -3321,7 +4275,16 @@
           <w:sz w:val="40"/>
           <w:szCs w:val="40"/>
         </w:rPr>
-        <w:t>()</w:t>
+        <w:t>(</w:t>
+      </w:r>
+      <w:proofErr w:type="gramEnd"/>
+      <w:r>
+        <w:rPr>
+          <w:b/>
+          <w:sz w:val="40"/>
+          <w:szCs w:val="40"/>
+        </w:rPr>
+        <w:t>)</w:t>
       </w:r>
       <w:r>
         <w:rPr>
@@ -3373,7 +4336,39 @@
           <w:sz w:val="40"/>
           <w:szCs w:val="40"/>
         </w:rPr>
-        <w:t xml:space="preserve"> the lock(). When other threads call lock(), they are deactivated until the 1</w:t>
+        <w:t xml:space="preserve"> the </w:t>
+      </w:r>
+      <w:proofErr w:type="gramStart"/>
+      <w:r>
+        <w:rPr>
+          <w:sz w:val="40"/>
+          <w:szCs w:val="40"/>
+        </w:rPr>
+        <w:t>lock(</w:t>
+      </w:r>
+      <w:proofErr w:type="gramEnd"/>
+      <w:r>
+        <w:rPr>
+          <w:sz w:val="40"/>
+          <w:szCs w:val="40"/>
+        </w:rPr>
+        <w:t xml:space="preserve">). When other threads call </w:t>
+      </w:r>
+      <w:proofErr w:type="gramStart"/>
+      <w:r>
+        <w:rPr>
+          <w:sz w:val="40"/>
+          <w:szCs w:val="40"/>
+        </w:rPr>
+        <w:t>lock(</w:t>
+      </w:r>
+      <w:proofErr w:type="gramEnd"/>
+      <w:r>
+        <w:rPr>
+          <w:sz w:val="40"/>
+          <w:szCs w:val="40"/>
+        </w:rPr>
+        <w:t>), they are deactivated until the 1</w:t>
       </w:r>
       <w:r>
         <w:rPr>
@@ -3418,30 +4413,72 @@
           <w:sz w:val="40"/>
           <w:szCs w:val="40"/>
         </w:rPr>
-        <w:t xml:space="preserve">: When using locks cannot use </w:t>
-      </w:r>
-      <w:r>
-        <w:rPr>
-          <w:b/>
-          <w:sz w:val="40"/>
-          <w:szCs w:val="40"/>
-        </w:rPr>
-        <w:t>try-with-resourcces</w:t>
-      </w:r>
-    </w:p>
-    <w:p>
-      <w:pPr>
-        <w:rPr>
-          <w:sz w:val="40"/>
-          <w:szCs w:val="40"/>
-        </w:rPr>
-      </w:pPr>
-      <w:r>
-        <w:rPr>
-          <w:sz w:val="40"/>
-          <w:szCs w:val="40"/>
-        </w:rPr>
-        <w:t>-Example: Use a lock to protect transfer()</w:t>
+        <w:t xml:space="preserve">: When using </w:t>
+      </w:r>
+      <w:proofErr w:type="gramStart"/>
+      <w:r>
+        <w:rPr>
+          <w:sz w:val="40"/>
+          <w:szCs w:val="40"/>
+        </w:rPr>
+        <w:t>locks</w:t>
+      </w:r>
+      <w:proofErr w:type="gramEnd"/>
+      <w:r>
+        <w:rPr>
+          <w:sz w:val="40"/>
+          <w:szCs w:val="40"/>
+        </w:rPr>
+        <w:t xml:space="preserve"> cannot use </w:t>
+      </w:r>
+      <w:r>
+        <w:rPr>
+          <w:b/>
+          <w:sz w:val="40"/>
+          <w:szCs w:val="40"/>
+        </w:rPr>
+        <w:t>try-with-</w:t>
+      </w:r>
+      <w:proofErr w:type="spellStart"/>
+      <w:r>
+        <w:rPr>
+          <w:b/>
+          <w:sz w:val="40"/>
+          <w:szCs w:val="40"/>
+        </w:rPr>
+        <w:t>resourcces</w:t>
+      </w:r>
+      <w:proofErr w:type="spellEnd"/>
+    </w:p>
+    <w:p>
+      <w:pPr>
+        <w:rPr>
+          <w:sz w:val="40"/>
+          <w:szCs w:val="40"/>
+        </w:rPr>
+      </w:pPr>
+      <w:r>
+        <w:rPr>
+          <w:sz w:val="40"/>
+          <w:szCs w:val="40"/>
+        </w:rPr>
+        <w:t xml:space="preserve">-Example: Use a lock to protect </w:t>
+      </w:r>
+      <w:proofErr w:type="gramStart"/>
+      <w:r>
+        <w:rPr>
+          <w:sz w:val="40"/>
+          <w:szCs w:val="40"/>
+        </w:rPr>
+        <w:t>transfer(</w:t>
+      </w:r>
+      <w:proofErr w:type="gramEnd"/>
+      <w:r>
+        <w:rPr>
+          <w:sz w:val="40"/>
+          <w:szCs w:val="40"/>
+        </w:rPr>
+        <w:t>)</w:t>
       </w:r>
     </w:p>
     <w:p>
@@ -3457,8 +4494,9 @@
           <w:sz w:val="40"/>
           <w:szCs w:val="40"/>
         </w:rPr>
+        <w:lastRenderedPageBreak/>
         <w:drawing>
-          <wp:inline distT="0" distB="0" distL="0" distR="0" wp14:anchorId="2632974B" wp14:editId="05573436">
+          <wp:inline distT="0" distB="0" distL="0" distR="0" wp14:anchorId="392BFA5B" wp14:editId="67303C9D">
             <wp:extent cx="3210268" cy="2439398"/>
             <wp:effectExtent l="0" t="0" r="0" b="0"/>
             <wp:docPr id="22" name="Picture 22"/>
@@ -3513,7 +4551,39 @@
           <w:sz w:val="40"/>
           <w:szCs w:val="40"/>
         </w:rPr>
-        <w:t xml:space="preserve">Suppose one thread call transfer() and gets </w:t>
+        <w:t xml:space="preserve">Suppose one thread call </w:t>
+      </w:r>
+      <w:proofErr w:type="gramStart"/>
+      <w:r>
+        <w:rPr>
+          <w:sz w:val="40"/>
+          <w:szCs w:val="40"/>
+        </w:rPr>
+        <w:t>transfer(</w:t>
+      </w:r>
+      <w:proofErr w:type="gramEnd"/>
+      <w:r>
+        <w:rPr>
+          <w:sz w:val="40"/>
+          <w:szCs w:val="40"/>
+        </w:rPr>
+        <w:t xml:space="preserve">) and </w:t>
+      </w:r>
+      <w:proofErr w:type="gramStart"/>
+      <w:r>
+        <w:rPr>
+          <w:sz w:val="40"/>
+          <w:szCs w:val="40"/>
+        </w:rPr>
+        <w:t>gets</w:t>
+      </w:r>
+      <w:proofErr w:type="gramEnd"/>
+      <w:r>
+        <w:rPr>
+          <w:sz w:val="40"/>
+          <w:szCs w:val="40"/>
+        </w:rPr>
+        <w:t xml:space="preserve"> </w:t>
       </w:r>
       <w:r>
         <w:rPr>
@@ -3543,7 +4613,23 @@
           <w:sz w:val="40"/>
           <w:szCs w:val="40"/>
         </w:rPr>
-        <w:t xml:space="preserve"> thread transfer(), it </w:t>
+        <w:t xml:space="preserve"> thread </w:t>
+      </w:r>
+      <w:proofErr w:type="gramStart"/>
+      <w:r>
+        <w:rPr>
+          <w:sz w:val="40"/>
+          <w:szCs w:val="40"/>
+        </w:rPr>
+        <w:t>transfer(</w:t>
+      </w:r>
+      <w:proofErr w:type="gramEnd"/>
+      <w:r>
+        <w:rPr>
+          <w:sz w:val="40"/>
+          <w:szCs w:val="40"/>
+        </w:rPr>
+        <w:t xml:space="preserve">), it </w:t>
       </w:r>
       <w:r>
         <w:rPr>
@@ -3566,7 +4652,6 @@
           <w:sz w:val="40"/>
           <w:szCs w:val="40"/>
         </w:rPr>
-        <w:lastRenderedPageBreak/>
         <w:t>acquire</w:t>
       </w:r>
       <w:r>
@@ -3589,7 +4674,23 @@
           <w:sz w:val="40"/>
           <w:szCs w:val="40"/>
         </w:rPr>
-        <w:t xml:space="preserve"> and is blocked in the call to lock(). It is deactivated and must wait for the 1</w:t>
+        <w:t xml:space="preserve"> and is blocked in the call to </w:t>
+      </w:r>
+      <w:proofErr w:type="gramStart"/>
+      <w:r>
+        <w:rPr>
+          <w:sz w:val="40"/>
+          <w:szCs w:val="40"/>
+        </w:rPr>
+        <w:t>lock(</w:t>
+      </w:r>
+      <w:proofErr w:type="gramEnd"/>
+      <w:r>
+        <w:rPr>
+          <w:sz w:val="40"/>
+          <w:szCs w:val="40"/>
+        </w:rPr>
+        <w:t>). It is deactivated and must wait for the 1</w:t>
       </w:r>
       <w:r>
         <w:rPr>
@@ -3604,7 +4705,31 @@
           <w:sz w:val="40"/>
           <w:szCs w:val="40"/>
         </w:rPr>
-        <w:t xml:space="preserve"> thread to finish transfer(). When 1</w:t>
+        <w:t xml:space="preserve"> thread to finish </w:t>
+      </w:r>
+      <w:proofErr w:type="gramStart"/>
+      <w:r>
+        <w:rPr>
+          <w:sz w:val="40"/>
+          <w:szCs w:val="40"/>
+        </w:rPr>
+        <w:t>transfer(</w:t>
+      </w:r>
+      <w:proofErr w:type="gramEnd"/>
+      <w:r>
+        <w:rPr>
+          <w:sz w:val="40"/>
+          <w:szCs w:val="40"/>
+        </w:rPr>
+        <w:t xml:space="preserve">). When </w:t>
+      </w:r>
+      <w:proofErr w:type="gramStart"/>
+      <w:r>
+        <w:rPr>
+          <w:sz w:val="40"/>
+          <w:szCs w:val="40"/>
+        </w:rPr>
+        <w:t>1</w:t>
       </w:r>
       <w:r>
         <w:rPr>
@@ -3614,12 +4739,37 @@
         </w:rPr>
         <w:t>st</w:t>
       </w:r>
-      <w:r>
-        <w:rPr>
-          <w:sz w:val="40"/>
-          <w:szCs w:val="40"/>
-        </w:rPr>
-        <w:t xml:space="preserve"> thread unlock the lock, then 2</w:t>
+      <w:proofErr w:type="gramEnd"/>
+      <w:r>
+        <w:rPr>
+          <w:sz w:val="40"/>
+          <w:szCs w:val="40"/>
+        </w:rPr>
+        <w:t xml:space="preserve"> thread </w:t>
+      </w:r>
+      <w:proofErr w:type="gramStart"/>
+      <w:r>
+        <w:rPr>
+          <w:sz w:val="40"/>
+          <w:szCs w:val="40"/>
+        </w:rPr>
+        <w:t>unlock</w:t>
+      </w:r>
+      <w:proofErr w:type="gramEnd"/>
+      <w:r>
+        <w:rPr>
+          <w:sz w:val="40"/>
+          <w:szCs w:val="40"/>
+        </w:rPr>
+        <w:t xml:space="preserve"> the lock, then </w:t>
+      </w:r>
+      <w:proofErr w:type="gramStart"/>
+      <w:r>
+        <w:rPr>
+          <w:sz w:val="40"/>
+          <w:szCs w:val="40"/>
+        </w:rPr>
+        <w:t>2</w:t>
       </w:r>
       <w:r>
         <w:rPr>
@@ -3629,6 +4779,7 @@
         </w:rPr>
         <w:t>nd</w:t>
       </w:r>
+      <w:proofErr w:type="gramEnd"/>
       <w:r>
         <w:rPr>
           <w:sz w:val="40"/>
@@ -3651,7 +4802,7 @@
           <w:szCs w:val="40"/>
         </w:rPr>
         <w:drawing>
-          <wp:inline distT="0" distB="0" distL="0" distR="0" wp14:anchorId="47BF31A6" wp14:editId="1EBE5052">
+          <wp:inline distT="0" distB="0" distL="0" distR="0" wp14:anchorId="40923EC8" wp14:editId="457F6023">
             <wp:extent cx="3019494" cy="2813526"/>
             <wp:effectExtent l="0" t="0" r="0" b="6350"/>
             <wp:docPr id="23" name="Picture 23"/>
@@ -3699,7 +4850,24 @@
           <w:sz w:val="40"/>
           <w:szCs w:val="40"/>
         </w:rPr>
-        <w:t>+Each Bank object has its own ReentrantLock object. If 2 threads try to access the same Bank object, the lock serves to serialize the access.</w:t>
+        <w:lastRenderedPageBreak/>
+        <w:t xml:space="preserve">+Each Bank object has its own </w:t>
+      </w:r>
+      <w:proofErr w:type="spellStart"/>
+      <w:r>
+        <w:rPr>
+          <w:sz w:val="40"/>
+          <w:szCs w:val="40"/>
+        </w:rPr>
+        <w:t>ReentrantLock</w:t>
+      </w:r>
+      <w:proofErr w:type="spellEnd"/>
+      <w:r>
+        <w:rPr>
+          <w:sz w:val="40"/>
+          <w:szCs w:val="40"/>
+        </w:rPr>
+        <w:t xml:space="preserve"> object. If 2 threads try to access the same Bank object, the lock serves to serialize the access.</w:t>
       </w:r>
     </w:p>
     <w:p>
@@ -3744,7 +4912,23 @@
           <w:sz w:val="40"/>
           <w:szCs w:val="40"/>
         </w:rPr>
-        <w:t>that keeps track of the nested calls to lock().</w:t>
+        <w:t xml:space="preserve">that keeps track of the nested calls to </w:t>
+      </w:r>
+      <w:proofErr w:type="gramStart"/>
+      <w:r>
+        <w:rPr>
+          <w:sz w:val="40"/>
+          <w:szCs w:val="40"/>
+        </w:rPr>
+        <w:t>lock(</w:t>
+      </w:r>
+      <w:proofErr w:type="gramEnd"/>
+      <w:r>
+        <w:rPr>
+          <w:sz w:val="40"/>
+          <w:szCs w:val="40"/>
+        </w:rPr>
+        <w:t>).</w:t>
       </w:r>
     </w:p>
     <w:p>
@@ -3774,15 +4958,7 @@
           <w:sz w:val="40"/>
           <w:szCs w:val="40"/>
         </w:rPr>
-        <w:t xml:space="preserve">-In general, you will want to protect blocks of code that update or inspect a shared object, so these operations </w:t>
-      </w:r>
-      <w:r>
-        <w:rPr>
-          <w:sz w:val="40"/>
-          <w:szCs w:val="40"/>
-        </w:rPr>
-        <w:lastRenderedPageBreak/>
-        <w:t>run to completion before another thread can use the same object.</w:t>
+        <w:t>-In general, you will want to protect blocks of code that update or inspect a shared object, so these operations run to completion before another thread can use the same object.</w:t>
       </w:r>
     </w:p>
     <w:p>
@@ -3936,7 +5112,7 @@
           <w:szCs w:val="40"/>
         </w:rPr>
         <w:drawing>
-          <wp:inline distT="0" distB="0" distL="0" distR="0" wp14:anchorId="7AD78BD6" wp14:editId="0F874B30">
+          <wp:inline distT="0" distB="0" distL="0" distR="0" wp14:anchorId="4298049E" wp14:editId="5CF5FC6F">
             <wp:extent cx="3246401" cy="563929"/>
             <wp:effectExtent l="0" t="0" r="0" b="7620"/>
             <wp:docPr id="24" name="Picture 24"/>
@@ -4000,8 +5176,9 @@
           <w:sz w:val="40"/>
           <w:szCs w:val="40"/>
         </w:rPr>
+        <w:lastRenderedPageBreak/>
         <w:drawing>
-          <wp:inline distT="0" distB="0" distL="0" distR="0" wp14:anchorId="0C679EE1" wp14:editId="00AC3BF0">
+          <wp:inline distT="0" distB="0" distL="0" distR="0" wp14:anchorId="63E222C3" wp14:editId="755C7704">
             <wp:extent cx="2512955" cy="2453966"/>
             <wp:effectExtent l="0" t="0" r="1905" b="3810"/>
             <wp:docPr id="25" name="Picture 25"/>
@@ -4079,7 +5256,6 @@
           <w:sz w:val="40"/>
           <w:szCs w:val="40"/>
         </w:rPr>
-        <w:lastRenderedPageBreak/>
         <w:t xml:space="preserve">-A </w:t>
       </w:r>
       <w:r>
@@ -4104,13 +5280,33 @@
         </w:rPr>
         <w:t xml:space="preserve">Use </w:t>
       </w:r>
-      <w:r>
-        <w:rPr>
-          <w:b/>
-          <w:sz w:val="40"/>
-          <w:szCs w:val="40"/>
-        </w:rPr>
-        <w:t>newCondiont()</w:t>
+      <w:proofErr w:type="spellStart"/>
+      <w:proofErr w:type="gramStart"/>
+      <w:r>
+        <w:rPr>
+          <w:b/>
+          <w:sz w:val="40"/>
+          <w:szCs w:val="40"/>
+        </w:rPr>
+        <w:t>newCondiont</w:t>
+      </w:r>
+      <w:proofErr w:type="spellEnd"/>
+      <w:r>
+        <w:rPr>
+          <w:b/>
+          <w:sz w:val="40"/>
+          <w:szCs w:val="40"/>
+        </w:rPr>
+        <w:t>(</w:t>
+      </w:r>
+      <w:proofErr w:type="gramEnd"/>
+      <w:r>
+        <w:rPr>
+          <w:b/>
+          <w:sz w:val="40"/>
+          <w:szCs w:val="40"/>
+        </w:rPr>
+        <w:t>)</w:t>
       </w:r>
       <w:r>
         <w:rPr>
@@ -4134,7 +5330,7 @@
           <w:szCs w:val="40"/>
         </w:rPr>
         <w:drawing>
-          <wp:inline distT="0" distB="0" distL="0" distR="0" wp14:anchorId="0C615AB8" wp14:editId="06B688A6">
+          <wp:inline distT="0" distB="0" distL="0" distR="0" wp14:anchorId="774ECF08" wp14:editId="25696C68">
             <wp:extent cx="2512955" cy="1466413"/>
             <wp:effectExtent l="0" t="0" r="1905" b="635"/>
             <wp:docPr id="26" name="Picture 26"/>
@@ -4206,7 +5402,7 @@
           <w:szCs w:val="40"/>
         </w:rPr>
         <w:drawing>
-          <wp:inline distT="0" distB="0" distL="0" distR="0" wp14:anchorId="19C58689" wp14:editId="00EEAFEC">
+          <wp:inline distT="0" distB="0" distL="0" distR="0" wp14:anchorId="5870870E" wp14:editId="6FFA038B">
             <wp:extent cx="1531753" cy="220999"/>
             <wp:effectExtent l="0" t="0" r="0" b="7620"/>
             <wp:docPr id="27" name="Picture 27"/>
@@ -4291,15 +5487,41 @@
           <w:sz w:val="40"/>
           <w:szCs w:val="40"/>
         </w:rPr>
-        <w:t xml:space="preserve">-Thread waiting to acquire a lock and thread called await(): When a thread call </w:t>
-      </w:r>
-      <w:r>
-        <w:rPr>
-          <w:b/>
-          <w:sz w:val="40"/>
-          <w:szCs w:val="40"/>
-        </w:rPr>
-        <w:t>await()</w:t>
+        <w:t xml:space="preserve">-Thread waiting to acquire a lock and thread called </w:t>
+      </w:r>
+      <w:proofErr w:type="gramStart"/>
+      <w:r>
+        <w:rPr>
+          <w:sz w:val="40"/>
+          <w:szCs w:val="40"/>
+        </w:rPr>
+        <w:t>await(</w:t>
+      </w:r>
+      <w:proofErr w:type="gramEnd"/>
+      <w:r>
+        <w:rPr>
+          <w:sz w:val="40"/>
+          <w:szCs w:val="40"/>
+        </w:rPr>
+        <w:t xml:space="preserve">): When a thread call </w:t>
+      </w:r>
+      <w:proofErr w:type="gramStart"/>
+      <w:r>
+        <w:rPr>
+          <w:b/>
+          <w:sz w:val="40"/>
+          <w:szCs w:val="40"/>
+        </w:rPr>
+        <w:t>await(</w:t>
+      </w:r>
+      <w:proofErr w:type="gramEnd"/>
+      <w:r>
+        <w:rPr>
+          <w:b/>
+          <w:sz w:val="40"/>
+          <w:szCs w:val="40"/>
+        </w:rPr>
+        <w:t>)</w:t>
       </w:r>
       <w:r>
         <w:rPr>
@@ -4321,7 +5543,15 @@
           <w:sz w:val="40"/>
           <w:szCs w:val="40"/>
         </w:rPr>
-        <w:t xml:space="preserve"> for that condition. Thread is not made runnable when lock is available, it is </w:t>
+        <w:t xml:space="preserve"> for that condition. Thread is not made runnable when </w:t>
+      </w:r>
+      <w:r>
+        <w:rPr>
+          <w:sz w:val="40"/>
+          <w:szCs w:val="40"/>
+        </w:rPr>
+        <w:lastRenderedPageBreak/>
+        <w:t xml:space="preserve">lock is available, it is </w:t>
       </w:r>
       <w:r>
         <w:rPr>
@@ -4338,13 +5568,33 @@
         </w:rPr>
         <w:t xml:space="preserve"> until another thread call </w:t>
       </w:r>
-      <w:r>
-        <w:rPr>
-          <w:b/>
-          <w:sz w:val="40"/>
-          <w:szCs w:val="40"/>
-        </w:rPr>
-        <w:t>signalAll()</w:t>
+      <w:proofErr w:type="spellStart"/>
+      <w:proofErr w:type="gramStart"/>
+      <w:r>
+        <w:rPr>
+          <w:b/>
+          <w:sz w:val="40"/>
+          <w:szCs w:val="40"/>
+        </w:rPr>
+        <w:t>signalAll</w:t>
+      </w:r>
+      <w:proofErr w:type="spellEnd"/>
+      <w:r>
+        <w:rPr>
+          <w:b/>
+          <w:sz w:val="40"/>
+          <w:szCs w:val="40"/>
+        </w:rPr>
+        <w:t>(</w:t>
+      </w:r>
+      <w:proofErr w:type="gramEnd"/>
+      <w:r>
+        <w:rPr>
+          <w:b/>
+          <w:sz w:val="40"/>
+          <w:szCs w:val="40"/>
+        </w:rPr>
+        <w:t>)</w:t>
       </w:r>
       <w:r>
         <w:rPr>
@@ -4375,7 +5625,7 @@
           <w:szCs w:val="40"/>
         </w:rPr>
         <w:drawing>
-          <wp:inline distT="0" distB="0" distL="0" distR="0" wp14:anchorId="6FF557BE" wp14:editId="03514A46">
+          <wp:inline distT="0" distB="0" distL="0" distR="0" wp14:anchorId="6566D511" wp14:editId="3508EAD5">
             <wp:extent cx="1828958" cy="205758"/>
             <wp:effectExtent l="0" t="0" r="0" b="3810"/>
             <wp:docPr id="28" name="Picture 28"/>
@@ -4454,13 +5704,33 @@
         </w:rPr>
         <w:t xml:space="preserve">-&gt; are runnable -&gt; acquire the lock and continue where it left off: test the condition again. =&gt; </w:t>
       </w:r>
-      <w:r>
-        <w:rPr>
-          <w:b/>
-          <w:sz w:val="40"/>
-          <w:szCs w:val="40"/>
-        </w:rPr>
-        <w:t>signalAll()</w:t>
+      <w:proofErr w:type="spellStart"/>
+      <w:proofErr w:type="gramStart"/>
+      <w:r>
+        <w:rPr>
+          <w:b/>
+          <w:sz w:val="40"/>
+          <w:szCs w:val="40"/>
+        </w:rPr>
+        <w:t>signalAll</w:t>
+      </w:r>
+      <w:proofErr w:type="spellEnd"/>
+      <w:r>
+        <w:rPr>
+          <w:b/>
+          <w:sz w:val="40"/>
+          <w:szCs w:val="40"/>
+        </w:rPr>
+        <w:t>(</w:t>
+      </w:r>
+      <w:proofErr w:type="gramEnd"/>
+      <w:r>
+        <w:rPr>
+          <w:b/>
+          <w:sz w:val="40"/>
+          <w:szCs w:val="40"/>
+        </w:rPr>
+        <w:t>)</w:t>
       </w:r>
       <w:r>
         <w:rPr>
@@ -4527,7 +5797,6 @@
           <w:sz w:val="40"/>
           <w:szCs w:val="40"/>
         </w:rPr>
-        <w:lastRenderedPageBreak/>
         <w:t>-</w:t>
       </w:r>
       <w:r>
@@ -4545,13 +5814,23 @@
         </w:rPr>
         <w:t xml:space="preserve">: In general, </w:t>
       </w:r>
-      <w:r>
-        <w:rPr>
-          <w:b/>
-          <w:sz w:val="40"/>
-          <w:szCs w:val="40"/>
-        </w:rPr>
-        <w:t>await()</w:t>
+      <w:proofErr w:type="gramStart"/>
+      <w:r>
+        <w:rPr>
+          <w:b/>
+          <w:sz w:val="40"/>
+          <w:szCs w:val="40"/>
+        </w:rPr>
+        <w:t>await(</w:t>
+      </w:r>
+      <w:proofErr w:type="gramEnd"/>
+      <w:r>
+        <w:rPr>
+          <w:b/>
+          <w:sz w:val="40"/>
+          <w:szCs w:val="40"/>
+        </w:rPr>
+        <w:t>)</w:t>
       </w:r>
       <w:r>
         <w:rPr>
@@ -4590,7 +5869,7 @@
           <w:szCs w:val="40"/>
         </w:rPr>
         <w:drawing>
-          <wp:inline distT="0" distB="0" distL="0" distR="0" wp14:anchorId="34447594" wp14:editId="04EF13B3">
+          <wp:inline distT="0" distB="0" distL="0" distR="0" wp14:anchorId="3225B84F" wp14:editId="6C1C7AC0">
             <wp:extent cx="1638442" cy="373412"/>
             <wp:effectExtent l="0" t="0" r="0" b="7620"/>
             <wp:docPr id="29" name="Picture 29"/>
@@ -4640,13 +5919,33 @@
         </w:rPr>
         <w:t xml:space="preserve">-Call </w:t>
       </w:r>
-      <w:r>
-        <w:rPr>
-          <w:b/>
-          <w:sz w:val="40"/>
-          <w:szCs w:val="40"/>
-        </w:rPr>
-        <w:t>signalAll()</w:t>
+      <w:proofErr w:type="spellStart"/>
+      <w:proofErr w:type="gramStart"/>
+      <w:r>
+        <w:rPr>
+          <w:b/>
+          <w:sz w:val="40"/>
+          <w:szCs w:val="40"/>
+        </w:rPr>
+        <w:t>signalAll</w:t>
+      </w:r>
+      <w:proofErr w:type="spellEnd"/>
+      <w:r>
+        <w:rPr>
+          <w:b/>
+          <w:sz w:val="40"/>
+          <w:szCs w:val="40"/>
+        </w:rPr>
+        <w:t>(</w:t>
+      </w:r>
+      <w:proofErr w:type="gramEnd"/>
+      <w:r>
+        <w:rPr>
+          <w:b/>
+          <w:sz w:val="40"/>
+          <w:szCs w:val="40"/>
+        </w:rPr>
+        <w:t>)</w:t>
       </w:r>
       <w:r>
         <w:rPr>
@@ -4698,7 +5997,23 @@
           <w:sz w:val="40"/>
           <w:szCs w:val="40"/>
         </w:rPr>
-        <w:t xml:space="preserve"> in a way that might be advantageous to waiting thread</w:t>
+        <w:t xml:space="preserve"> in a way that might be advantageous to </w:t>
+      </w:r>
+      <w:proofErr w:type="gramStart"/>
+      <w:r>
+        <w:rPr>
+          <w:sz w:val="40"/>
+          <w:szCs w:val="40"/>
+        </w:rPr>
+        <w:t>waiting</w:t>
+      </w:r>
+      <w:proofErr w:type="gramEnd"/>
+      <w:r>
+        <w:rPr>
+          <w:sz w:val="40"/>
+          <w:szCs w:val="40"/>
+        </w:rPr>
+        <w:t xml:space="preserve"> thread</w:t>
       </w:r>
       <w:r>
         <w:rPr>
@@ -4720,7 +6035,32 @@
           <w:sz w:val="40"/>
           <w:szCs w:val="40"/>
         </w:rPr>
-        <w:t>+Example: signalAll() when finishing the funds transfer</w:t>
+        <w:t xml:space="preserve">+Example: </w:t>
+      </w:r>
+      <w:proofErr w:type="spellStart"/>
+      <w:proofErr w:type="gramStart"/>
+      <w:r>
+        <w:rPr>
+          <w:sz w:val="40"/>
+          <w:szCs w:val="40"/>
+        </w:rPr>
+        <w:t>signalAll</w:t>
+      </w:r>
+      <w:proofErr w:type="spellEnd"/>
+      <w:r>
+        <w:rPr>
+          <w:sz w:val="40"/>
+          <w:szCs w:val="40"/>
+        </w:rPr>
+        <w:t>(</w:t>
+      </w:r>
+      <w:proofErr w:type="gramEnd"/>
+      <w:r>
+        <w:rPr>
+          <w:sz w:val="40"/>
+          <w:szCs w:val="40"/>
+        </w:rPr>
+        <w:t>) when finishing the funds transfer</w:t>
       </w:r>
     </w:p>
     <w:p>
@@ -4737,7 +6077,7 @@
           <w:szCs w:val="40"/>
         </w:rPr>
         <w:drawing>
-          <wp:inline distT="0" distB="0" distL="0" distR="0" wp14:anchorId="3149FB11" wp14:editId="1C566D4C">
+          <wp:inline distT="0" distB="0" distL="0" distR="0" wp14:anchorId="1B9DFF9A" wp14:editId="1763877F">
             <wp:extent cx="2262976" cy="1964092"/>
             <wp:effectExtent l="0" t="0" r="4445" b="0"/>
             <wp:docPr id="30" name="Picture 30"/>
@@ -4785,7 +6125,32 @@
           <w:sz w:val="40"/>
           <w:szCs w:val="40"/>
         </w:rPr>
-        <w:t xml:space="preserve">+Note that signalAll() only </w:t>
+        <w:t xml:space="preserve">+Note that </w:t>
+      </w:r>
+      <w:proofErr w:type="spellStart"/>
+      <w:proofErr w:type="gramStart"/>
+      <w:r>
+        <w:rPr>
+          <w:sz w:val="40"/>
+          <w:szCs w:val="40"/>
+        </w:rPr>
+        <w:t>signalAll</w:t>
+      </w:r>
+      <w:proofErr w:type="spellEnd"/>
+      <w:r>
+        <w:rPr>
+          <w:sz w:val="40"/>
+          <w:szCs w:val="40"/>
+        </w:rPr>
+        <w:t>(</w:t>
+      </w:r>
+      <w:proofErr w:type="gramEnd"/>
+      <w:r>
+        <w:rPr>
+          <w:sz w:val="40"/>
+          <w:szCs w:val="40"/>
+        </w:rPr>
+        <w:t xml:space="preserve">) only </w:t>
       </w:r>
       <w:r>
         <w:rPr>
@@ -4814,14 +6179,90 @@
           <w:sz w:val="40"/>
           <w:szCs w:val="40"/>
         </w:rPr>
-        <w:t>+singal() unblock a single thread from the wait set randomly. If no the chosen thread cannot proceed, it becomes blocked. If no other t</w:t>
-      </w:r>
-      <w:r>
-        <w:rPr>
-          <w:sz w:val="40"/>
-          <w:szCs w:val="40"/>
-        </w:rPr>
-        <w:t xml:space="preserve">hread calls signal() again, the system </w:t>
+        <w:lastRenderedPageBreak/>
+        <w:t>+</w:t>
+      </w:r>
+      <w:proofErr w:type="spellStart"/>
+      <w:proofErr w:type="gramStart"/>
+      <w:r>
+        <w:rPr>
+          <w:sz w:val="40"/>
+          <w:szCs w:val="40"/>
+        </w:rPr>
+        <w:t>singal</w:t>
+      </w:r>
+      <w:proofErr w:type="spellEnd"/>
+      <w:r>
+        <w:rPr>
+          <w:sz w:val="40"/>
+          <w:szCs w:val="40"/>
+        </w:rPr>
+        <w:t>(</w:t>
+      </w:r>
+      <w:proofErr w:type="gramEnd"/>
+      <w:r>
+        <w:rPr>
+          <w:sz w:val="40"/>
+          <w:szCs w:val="40"/>
+        </w:rPr>
+        <w:t xml:space="preserve">) unblock a single thread from the </w:t>
+      </w:r>
+      <w:proofErr w:type="gramStart"/>
+      <w:r>
+        <w:rPr>
+          <w:sz w:val="40"/>
+          <w:szCs w:val="40"/>
+        </w:rPr>
+        <w:t>wait set</w:t>
+      </w:r>
+      <w:proofErr w:type="gramEnd"/>
+      <w:r>
+        <w:rPr>
+          <w:sz w:val="40"/>
+          <w:szCs w:val="40"/>
+        </w:rPr>
+        <w:t xml:space="preserve"> randomly. If </w:t>
+      </w:r>
+      <w:proofErr w:type="spellStart"/>
+      <w:proofErr w:type="gramStart"/>
+      <w:r>
+        <w:rPr>
+          <w:sz w:val="40"/>
+          <w:szCs w:val="40"/>
+        </w:rPr>
+        <w:t>no</w:t>
+      </w:r>
+      <w:proofErr w:type="spellEnd"/>
+      <w:proofErr w:type="gramEnd"/>
+      <w:r>
+        <w:rPr>
+          <w:sz w:val="40"/>
+          <w:szCs w:val="40"/>
+        </w:rPr>
+        <w:t xml:space="preserve"> the chosen thread cannot proceed, it becomes blocked. If no other t</w:t>
+      </w:r>
+      <w:r>
+        <w:rPr>
+          <w:sz w:val="40"/>
+          <w:szCs w:val="40"/>
+        </w:rPr>
+        <w:t xml:space="preserve">hread calls </w:t>
+      </w:r>
+      <w:proofErr w:type="gramStart"/>
+      <w:r>
+        <w:rPr>
+          <w:sz w:val="40"/>
+          <w:szCs w:val="40"/>
+        </w:rPr>
+        <w:t>signal(</w:t>
+      </w:r>
+      <w:proofErr w:type="gramEnd"/>
+      <w:r>
+        <w:rPr>
+          <w:sz w:val="40"/>
+          <w:szCs w:val="40"/>
+        </w:rPr>
+        <w:t xml:space="preserve">) again, the system </w:t>
       </w:r>
       <w:r>
         <w:rPr>
@@ -4866,7 +6307,48 @@
           <w:sz w:val="40"/>
           <w:szCs w:val="40"/>
         </w:rPr>
-        <w:t>: When a thread owns the lock of condition, it can only call await, singalAll() or signal().</w:t>
+        <w:t xml:space="preserve">: When a thread owns the lock of condition, it can only call await, </w:t>
+      </w:r>
+      <w:proofErr w:type="spellStart"/>
+      <w:proofErr w:type="gramStart"/>
+      <w:r>
+        <w:rPr>
+          <w:sz w:val="40"/>
+          <w:szCs w:val="40"/>
+        </w:rPr>
+        <w:t>singalAll</w:t>
+      </w:r>
+      <w:proofErr w:type="spellEnd"/>
+      <w:r>
+        <w:rPr>
+          <w:sz w:val="40"/>
+          <w:szCs w:val="40"/>
+        </w:rPr>
+        <w:t>(</w:t>
+      </w:r>
+      <w:proofErr w:type="gramEnd"/>
+      <w:r>
+        <w:rPr>
+          <w:sz w:val="40"/>
+          <w:szCs w:val="40"/>
+        </w:rPr>
+        <w:t xml:space="preserve">) or </w:t>
+      </w:r>
+      <w:proofErr w:type="gramStart"/>
+      <w:r>
+        <w:rPr>
+          <w:sz w:val="40"/>
+          <w:szCs w:val="40"/>
+        </w:rPr>
+        <w:t>signal(</w:t>
+      </w:r>
+      <w:proofErr w:type="gramEnd"/>
+      <w:r>
+        <w:rPr>
+          <w:sz w:val="40"/>
+          <w:szCs w:val="40"/>
+        </w:rPr>
+        <w:t>).</w:t>
       </w:r>
     </w:p>
     <w:p>
@@ -4936,9 +6418,8 @@
           <w:sz w:val="40"/>
           <w:szCs w:val="40"/>
         </w:rPr>
-        <w:lastRenderedPageBreak/>
         <w:drawing>
-          <wp:inline distT="0" distB="0" distL="0" distR="0" wp14:anchorId="2CD05506" wp14:editId="61D1DAA5">
+          <wp:inline distT="0" distB="0" distL="0" distR="0" wp14:anchorId="6051D0BA" wp14:editId="3DC15540">
             <wp:extent cx="4572396" cy="1036410"/>
             <wp:effectExtent l="0" t="0" r="0" b="0"/>
             <wp:docPr id="31" name="Picture 31"/>
@@ -4986,7 +6467,23 @@
           <w:sz w:val="40"/>
           <w:szCs w:val="40"/>
         </w:rPr>
-        <w:t>-Lock and Condition interfaces give programmer a high degree of control over locking. But in most situations, you don’t need that control.</w:t>
+        <w:t xml:space="preserve">-Lock and Condition interfaces give </w:t>
+      </w:r>
+      <w:proofErr w:type="gramStart"/>
+      <w:r>
+        <w:rPr>
+          <w:sz w:val="40"/>
+          <w:szCs w:val="40"/>
+        </w:rPr>
+        <w:t>programmer</w:t>
+      </w:r>
+      <w:proofErr w:type="gramEnd"/>
+      <w:r>
+        <w:rPr>
+          <w:sz w:val="40"/>
+          <w:szCs w:val="40"/>
+        </w:rPr>
+        <w:t xml:space="preserve"> a high degree of control over locking. But in most situations, you don’t need that control.</w:t>
       </w:r>
     </w:p>
     <w:p>
@@ -5016,7 +6513,23 @@
           <w:sz w:val="40"/>
           <w:szCs w:val="40"/>
         </w:rPr>
-        <w:t xml:space="preserve">. If a method is declared with </w:t>
+        <w:t xml:space="preserve">. If a method is </w:t>
+      </w:r>
+      <w:proofErr w:type="gramStart"/>
+      <w:r>
+        <w:rPr>
+          <w:sz w:val="40"/>
+          <w:szCs w:val="40"/>
+        </w:rPr>
+        <w:t>declared with</w:t>
+      </w:r>
+      <w:proofErr w:type="gramEnd"/>
+      <w:r>
+        <w:rPr>
+          <w:sz w:val="40"/>
+          <w:szCs w:val="40"/>
+        </w:rPr>
+        <w:t xml:space="preserve"> </w:t>
       </w:r>
       <w:r>
         <w:rPr>
@@ -5078,7 +6591,7 @@
           <w:szCs w:val="40"/>
         </w:rPr>
         <w:drawing>
-          <wp:inline distT="0" distB="0" distL="0" distR="0" wp14:anchorId="0214D8F0" wp14:editId="02E3CE67">
+          <wp:inline distT="0" distB="0" distL="0" distR="0" wp14:anchorId="3CF03E62" wp14:editId="6796100A">
             <wp:extent cx="2103302" cy="662997"/>
             <wp:effectExtent l="0" t="0" r="0" b="3810"/>
             <wp:docPr id="32" name="Picture 32"/>
@@ -5133,6 +6646,7 @@
           <w:sz w:val="40"/>
           <w:szCs w:val="40"/>
         </w:rPr>
+        <w:lastRenderedPageBreak/>
         <w:t xml:space="preserve">Is the equivalent of </w:t>
       </w:r>
     </w:p>
@@ -5150,7 +6664,7 @@
           <w:szCs w:val="40"/>
         </w:rPr>
         <w:drawing>
-          <wp:inline distT="0" distB="0" distL="0" distR="0" wp14:anchorId="3B4EA1B7" wp14:editId="602B8032">
+          <wp:inline distT="0" distB="0" distL="0" distR="0" wp14:anchorId="02F232B1" wp14:editId="208F68B9">
             <wp:extent cx="1767993" cy="1158340"/>
             <wp:effectExtent l="0" t="0" r="3810" b="3810"/>
             <wp:docPr id="33" name="Picture 33"/>
@@ -5200,7 +6714,7 @@
           <w:szCs w:val="40"/>
         </w:rPr>
         <w:drawing>
-          <wp:inline distT="0" distB="0" distL="0" distR="0" wp14:anchorId="4918A955" wp14:editId="5740B6D2">
+          <wp:inline distT="0" distB="0" distL="0" distR="0" wp14:anchorId="38B1526F" wp14:editId="05B432E9">
             <wp:extent cx="2583404" cy="381033"/>
             <wp:effectExtent l="0" t="0" r="7620" b="0"/>
             <wp:docPr id="34" name="Picture 34"/>
@@ -5265,13 +6779,23 @@
         </w:rPr>
         <w:t>. +</w:t>
       </w:r>
-      <w:r>
-        <w:rPr>
-          <w:b/>
-          <w:sz w:val="40"/>
-          <w:szCs w:val="40"/>
-        </w:rPr>
-        <w:t>wait()</w:t>
+      <w:proofErr w:type="gramStart"/>
+      <w:r>
+        <w:rPr>
+          <w:b/>
+          <w:sz w:val="40"/>
+          <w:szCs w:val="40"/>
+        </w:rPr>
+        <w:t>wait(</w:t>
+      </w:r>
+      <w:proofErr w:type="gramEnd"/>
+      <w:r>
+        <w:rPr>
+          <w:b/>
+          <w:sz w:val="40"/>
+          <w:szCs w:val="40"/>
+        </w:rPr>
+        <w:t>)</w:t>
       </w:r>
       <w:r>
         <w:rPr>
@@ -5295,13 +6819,41 @@
         </w:rPr>
         <w:t>+</w:t>
       </w:r>
-      <w:r>
-        <w:rPr>
-          <w:b/>
-          <w:sz w:val="40"/>
-          <w:szCs w:val="40"/>
-        </w:rPr>
-        <w:t>notifyAll()/notify()</w:t>
+      <w:proofErr w:type="spellStart"/>
+      <w:r>
+        <w:rPr>
+          <w:b/>
+          <w:sz w:val="40"/>
+          <w:szCs w:val="40"/>
+        </w:rPr>
+        <w:t>notifyAll</w:t>
+      </w:r>
+      <w:proofErr w:type="spellEnd"/>
+      <w:r>
+        <w:rPr>
+          <w:b/>
+          <w:sz w:val="40"/>
+          <w:szCs w:val="40"/>
+        </w:rPr>
+        <w:t>()/</w:t>
+      </w:r>
+      <w:proofErr w:type="gramStart"/>
+      <w:r>
+        <w:rPr>
+          <w:b/>
+          <w:sz w:val="40"/>
+          <w:szCs w:val="40"/>
+        </w:rPr>
+        <w:t>notify(</w:t>
+      </w:r>
+      <w:proofErr w:type="gramEnd"/>
+      <w:r>
+        <w:rPr>
+          <w:b/>
+          <w:sz w:val="40"/>
+          <w:szCs w:val="40"/>
+        </w:rPr>
+        <w:t>)</w:t>
       </w:r>
       <w:r>
         <w:rPr>
@@ -5323,8 +6875,48 @@
           <w:sz w:val="40"/>
           <w:szCs w:val="40"/>
         </w:rPr>
-        <w:lastRenderedPageBreak/>
-        <w:t>=&gt;wait() and notifyAll() are</w:t>
+        <w:t>=&gt;</w:t>
+      </w:r>
+      <w:proofErr w:type="gramStart"/>
+      <w:r>
+        <w:rPr>
+          <w:sz w:val="40"/>
+          <w:szCs w:val="40"/>
+        </w:rPr>
+        <w:t>wait(</w:t>
+      </w:r>
+      <w:proofErr w:type="gramEnd"/>
+      <w:r>
+        <w:rPr>
+          <w:sz w:val="40"/>
+          <w:szCs w:val="40"/>
+        </w:rPr>
+        <w:t xml:space="preserve">) and </w:t>
+      </w:r>
+      <w:proofErr w:type="spellStart"/>
+      <w:proofErr w:type="gramStart"/>
+      <w:r>
+        <w:rPr>
+          <w:sz w:val="40"/>
+          <w:szCs w:val="40"/>
+        </w:rPr>
+        <w:t>notifyAll</w:t>
+      </w:r>
+      <w:proofErr w:type="spellEnd"/>
+      <w:r>
+        <w:rPr>
+          <w:sz w:val="40"/>
+          <w:szCs w:val="40"/>
+        </w:rPr>
+        <w:t>(</w:t>
+      </w:r>
+      <w:proofErr w:type="gramEnd"/>
+      <w:r>
+        <w:rPr>
+          <w:sz w:val="40"/>
+          <w:szCs w:val="40"/>
+        </w:rPr>
+        <w:t>) are</w:t>
       </w:r>
       <w:r>
         <w:rPr>
@@ -5348,7 +6940,7 @@
           <w:szCs w:val="40"/>
         </w:rPr>
         <w:drawing>
-          <wp:inline distT="0" distB="0" distL="0" distR="0" wp14:anchorId="1108F38B" wp14:editId="310ED69C">
+          <wp:inline distT="0" distB="0" distL="0" distR="0" wp14:anchorId="6D11CC2A" wp14:editId="5ED257F3">
             <wp:extent cx="1905165" cy="358171"/>
             <wp:effectExtent l="0" t="0" r="0" b="3810"/>
             <wp:docPr id="35" name="Picture 35"/>
@@ -5411,7 +7003,80 @@
           <w:sz w:val="40"/>
           <w:szCs w:val="40"/>
         </w:rPr>
-        <w:t xml:space="preserve">: wait(), notifyAll(), notify() are final methods of </w:t>
+        <w:t xml:space="preserve">: </w:t>
+      </w:r>
+      <w:proofErr w:type="gramStart"/>
+      <w:r>
+        <w:rPr>
+          <w:sz w:val="40"/>
+          <w:szCs w:val="40"/>
+        </w:rPr>
+        <w:t>wait(</w:t>
+      </w:r>
+      <w:proofErr w:type="gramEnd"/>
+      <w:r>
+        <w:rPr>
+          <w:sz w:val="40"/>
+          <w:szCs w:val="40"/>
+        </w:rPr>
+        <w:t xml:space="preserve">), </w:t>
+      </w:r>
+      <w:proofErr w:type="spellStart"/>
+      <w:proofErr w:type="gramStart"/>
+      <w:r>
+        <w:rPr>
+          <w:sz w:val="40"/>
+          <w:szCs w:val="40"/>
+        </w:rPr>
+        <w:t>notifyAll</w:t>
+      </w:r>
+      <w:proofErr w:type="spellEnd"/>
+      <w:r>
+        <w:rPr>
+          <w:sz w:val="40"/>
+          <w:szCs w:val="40"/>
+        </w:rPr>
+        <w:t>(</w:t>
+      </w:r>
+      <w:proofErr w:type="gramEnd"/>
+      <w:r>
+        <w:rPr>
+          <w:sz w:val="40"/>
+          <w:szCs w:val="40"/>
+        </w:rPr>
+        <w:t xml:space="preserve">), </w:t>
+      </w:r>
+      <w:proofErr w:type="gramStart"/>
+      <w:r>
+        <w:rPr>
+          <w:sz w:val="40"/>
+          <w:szCs w:val="40"/>
+        </w:rPr>
+        <w:t>notify(</w:t>
+      </w:r>
+      <w:proofErr w:type="gramEnd"/>
+      <w:r>
+        <w:rPr>
+          <w:sz w:val="40"/>
+          <w:szCs w:val="40"/>
+        </w:rPr>
+        <w:t>)</w:t>
+      </w:r>
+      <w:proofErr w:type="gramStart"/>
+      <w:r>
+        <w:rPr>
+          <w:sz w:val="40"/>
+          <w:szCs w:val="40"/>
+        </w:rPr>
+        <w:t xml:space="preserve"> are</w:t>
+      </w:r>
+      <w:proofErr w:type="gramEnd"/>
+      <w:r>
+        <w:rPr>
+          <w:sz w:val="40"/>
+          <w:szCs w:val="40"/>
+        </w:rPr>
+        <w:t xml:space="preserve"> final methods of </w:t>
       </w:r>
       <w:r>
         <w:rPr>
@@ -5426,7 +7091,64 @@
           <w:sz w:val="40"/>
           <w:szCs w:val="40"/>
         </w:rPr>
-        <w:t xml:space="preserve"> class. Condition class have await(), signalAll(), signal(). Don’t conflict them.</w:t>
+        <w:t xml:space="preserve"> class. Condition class have </w:t>
+      </w:r>
+      <w:proofErr w:type="gramStart"/>
+      <w:r>
+        <w:rPr>
+          <w:sz w:val="40"/>
+          <w:szCs w:val="40"/>
+        </w:rPr>
+        <w:t>await(</w:t>
+      </w:r>
+      <w:proofErr w:type="gramEnd"/>
+      <w:r>
+        <w:rPr>
+          <w:sz w:val="40"/>
+          <w:szCs w:val="40"/>
+        </w:rPr>
+        <w:t xml:space="preserve">), </w:t>
+      </w:r>
+      <w:proofErr w:type="spellStart"/>
+      <w:proofErr w:type="gramStart"/>
+      <w:r>
+        <w:rPr>
+          <w:sz w:val="40"/>
+          <w:szCs w:val="40"/>
+        </w:rPr>
+        <w:t>signalAll</w:t>
+      </w:r>
+      <w:proofErr w:type="spellEnd"/>
+      <w:r>
+        <w:rPr>
+          <w:sz w:val="40"/>
+          <w:szCs w:val="40"/>
+        </w:rPr>
+        <w:t>(</w:t>
+      </w:r>
+      <w:proofErr w:type="gramEnd"/>
+      <w:r>
+        <w:rPr>
+          <w:sz w:val="40"/>
+          <w:szCs w:val="40"/>
+        </w:rPr>
+        <w:t xml:space="preserve">), </w:t>
+      </w:r>
+      <w:proofErr w:type="gramStart"/>
+      <w:r>
+        <w:rPr>
+          <w:sz w:val="40"/>
+          <w:szCs w:val="40"/>
+        </w:rPr>
+        <w:t>signal(</w:t>
+      </w:r>
+      <w:proofErr w:type="gramEnd"/>
+      <w:r>
+        <w:rPr>
+          <w:sz w:val="40"/>
+          <w:szCs w:val="40"/>
+        </w:rPr>
+        <w:t>). Don’t conflict them.</w:t>
       </w:r>
     </w:p>
     <w:p>
@@ -5458,7 +7180,7 @@
           <w:szCs w:val="40"/>
         </w:rPr>
         <w:drawing>
-          <wp:inline distT="0" distB="0" distL="0" distR="0" wp14:anchorId="12CD4FBF" wp14:editId="1AA90F44">
+          <wp:inline distT="0" distB="0" distL="0" distR="0" wp14:anchorId="4684E64F" wp14:editId="73844727">
             <wp:extent cx="2973445" cy="1891699"/>
             <wp:effectExtent l="0" t="0" r="0" b="0"/>
             <wp:docPr id="36" name="Picture 36"/>
@@ -5506,6 +7228,7 @@
           <w:sz w:val="40"/>
           <w:szCs w:val="40"/>
         </w:rPr>
+        <w:lastRenderedPageBreak/>
         <w:t>-</w:t>
       </w:r>
       <w:r>
@@ -5521,7 +7244,39 @@
           <w:sz w:val="40"/>
           <w:szCs w:val="40"/>
         </w:rPr>
-        <w:t xml:space="preserve">: Synchronized method are </w:t>
+        <w:t xml:space="preserve">: Synchronized </w:t>
+      </w:r>
+      <w:proofErr w:type="gramStart"/>
+      <w:r>
+        <w:rPr>
+          <w:sz w:val="40"/>
+          <w:szCs w:val="40"/>
+        </w:rPr>
+        <w:t>method</w:t>
+      </w:r>
+      <w:proofErr w:type="gramEnd"/>
+      <w:r>
+        <w:rPr>
+          <w:sz w:val="40"/>
+          <w:szCs w:val="40"/>
+        </w:rPr>
+        <w:t xml:space="preserve"> </w:t>
+      </w:r>
+      <w:proofErr w:type="gramStart"/>
+      <w:r>
+        <w:rPr>
+          <w:sz w:val="40"/>
+          <w:szCs w:val="40"/>
+        </w:rPr>
+        <w:t>are</w:t>
+      </w:r>
+      <w:proofErr w:type="gramEnd"/>
+      <w:r>
+        <w:rPr>
+          <w:sz w:val="40"/>
+          <w:szCs w:val="40"/>
+        </w:rPr>
+        <w:t xml:space="preserve"> </w:t>
       </w:r>
       <w:r>
         <w:rPr>
@@ -5536,7 +7291,39 @@
           <w:sz w:val="40"/>
           <w:szCs w:val="40"/>
         </w:rPr>
-        <w:t xml:space="preserve">. But beginner often struggle with conditions. Before you use wait/notifyAll, consider </w:t>
+        <w:t xml:space="preserve">. But </w:t>
+      </w:r>
+      <w:proofErr w:type="gramStart"/>
+      <w:r>
+        <w:rPr>
+          <w:sz w:val="40"/>
+          <w:szCs w:val="40"/>
+        </w:rPr>
+        <w:t>beginner</w:t>
+      </w:r>
+      <w:proofErr w:type="gramEnd"/>
+      <w:r>
+        <w:rPr>
+          <w:sz w:val="40"/>
+          <w:szCs w:val="40"/>
+        </w:rPr>
+        <w:t xml:space="preserve"> often struggle with conditions. Before you use wait/</w:t>
+      </w:r>
+      <w:proofErr w:type="spellStart"/>
+      <w:r>
+        <w:rPr>
+          <w:sz w:val="40"/>
+          <w:szCs w:val="40"/>
+        </w:rPr>
+        <w:t>notifyAll</w:t>
+      </w:r>
+      <w:proofErr w:type="spellEnd"/>
+      <w:r>
+        <w:rPr>
+          <w:sz w:val="40"/>
+          <w:szCs w:val="40"/>
+        </w:rPr>
+        <w:t xml:space="preserve">, consider </w:t>
       </w:r>
       <w:r>
         <w:rPr>
@@ -5620,7 +7407,7 @@
           <w:szCs w:val="40"/>
         </w:rPr>
         <w:drawing>
-          <wp:inline distT="0" distB="0" distL="0" distR="0" wp14:anchorId="3B94D7E9" wp14:editId="22C830A6">
+          <wp:inline distT="0" distB="0" distL="0" distR="0" wp14:anchorId="34AA96EF" wp14:editId="0F6D1ABB">
             <wp:extent cx="4839119" cy="655377"/>
             <wp:effectExtent l="0" t="0" r="0" b="0"/>
             <wp:docPr id="37" name="Picture 37"/>
@@ -5684,9 +7471,8 @@
           <w:sz w:val="40"/>
           <w:szCs w:val="40"/>
         </w:rPr>
-        <w:lastRenderedPageBreak/>
         <w:drawing>
-          <wp:inline distT="0" distB="0" distL="0" distR="0" wp14:anchorId="78271FE8" wp14:editId="69A52EF7">
+          <wp:inline distT="0" distB="0" distL="0" distR="0" wp14:anchorId="67A72B7B" wp14:editId="133C0CB1">
             <wp:extent cx="4999597" cy="1952863"/>
             <wp:effectExtent l="0" t="0" r="0" b="9525"/>
             <wp:docPr id="38" name="Picture 38"/>
@@ -5734,7 +7520,39 @@
           <w:sz w:val="40"/>
           <w:szCs w:val="40"/>
         </w:rPr>
-        <w:t xml:space="preserve">-API: p768 wait(), notify, notifyAll, </w:t>
+        <w:t xml:space="preserve">-API: p768 </w:t>
+      </w:r>
+      <w:proofErr w:type="gramStart"/>
+      <w:r>
+        <w:rPr>
+          <w:sz w:val="40"/>
+          <w:szCs w:val="40"/>
+        </w:rPr>
+        <w:t>wait(</w:t>
+      </w:r>
+      <w:proofErr w:type="gramEnd"/>
+      <w:r>
+        <w:rPr>
+          <w:sz w:val="40"/>
+          <w:szCs w:val="40"/>
+        </w:rPr>
+        <w:t xml:space="preserve">), notify, </w:t>
+      </w:r>
+      <w:proofErr w:type="spellStart"/>
+      <w:r>
+        <w:rPr>
+          <w:sz w:val="40"/>
+          <w:szCs w:val="40"/>
+        </w:rPr>
+        <w:t>notifyAll</w:t>
+      </w:r>
+      <w:proofErr w:type="spellEnd"/>
+      <w:r>
+        <w:rPr>
+          <w:sz w:val="40"/>
+          <w:szCs w:val="40"/>
+        </w:rPr>
+        <w:t xml:space="preserve">, </w:t>
       </w:r>
     </w:p>
     <w:p>
@@ -5807,7 +7625,7 @@
           <w:szCs w:val="40"/>
         </w:rPr>
         <w:drawing>
-          <wp:inline distT="0" distB="0" distL="0" distR="0" wp14:anchorId="62DB1167" wp14:editId="7D6BC258">
+          <wp:inline distT="0" distB="0" distL="0" distR="0" wp14:anchorId="01BF9136" wp14:editId="2D326CDB">
             <wp:extent cx="3939881" cy="624894"/>
             <wp:effectExtent l="0" t="0" r="3810" b="3810"/>
             <wp:docPr id="39" name="Picture 39"/>
@@ -5855,6 +7673,7 @@
           <w:sz w:val="40"/>
           <w:szCs w:val="40"/>
         </w:rPr>
+        <w:lastRenderedPageBreak/>
         <w:t>-You can find “ad hoc” locks:</w:t>
       </w:r>
     </w:p>
@@ -5872,7 +7691,7 @@
           <w:szCs w:val="40"/>
         </w:rPr>
         <w:drawing>
-          <wp:inline distT="0" distB="0" distL="0" distR="0" wp14:anchorId="01CC9795" wp14:editId="452DE6B4">
+          <wp:inline distT="0" distB="0" distL="0" distR="0" wp14:anchorId="0286D5CC" wp14:editId="09C49B20">
             <wp:extent cx="2217612" cy="685859"/>
             <wp:effectExtent l="0" t="0" r="0" b="0"/>
             <wp:docPr id="40" name="Picture 40"/>
@@ -5922,7 +7741,7 @@
           <w:szCs w:val="40"/>
         </w:rPr>
         <w:drawing>
-          <wp:inline distT="0" distB="0" distL="0" distR="0" wp14:anchorId="7ED8A16B" wp14:editId="15044459">
+          <wp:inline distT="0" distB="0" distL="0" distR="0" wp14:anchorId="567FCDF4" wp14:editId="000CE460">
             <wp:extent cx="3177815" cy="1722269"/>
             <wp:effectExtent l="0" t="0" r="3810" b="0"/>
             <wp:docPr id="41" name="Picture 41"/>
@@ -5970,7 +7789,6 @@
           <w:sz w:val="40"/>
           <w:szCs w:val="40"/>
         </w:rPr>
-        <w:lastRenderedPageBreak/>
         <w:t xml:space="preserve">-Sometimes, programmers use the lock of an object to implement additional atomic operations – </w:t>
       </w:r>
       <w:r>
@@ -6003,7 +7821,7 @@
           <w:szCs w:val="40"/>
         </w:rPr>
         <w:drawing>
-          <wp:inline distT="0" distB="0" distL="0" distR="0" wp14:anchorId="53B2F76E" wp14:editId="012A47BD">
+          <wp:inline distT="0" distB="0" distL="0" distR="0" wp14:anchorId="09A1D9CC" wp14:editId="212D0CF4">
             <wp:extent cx="3618129" cy="1191783"/>
             <wp:effectExtent l="0" t="0" r="1905" b="8890"/>
             <wp:docPr id="42" name="Picture 42"/>
@@ -6083,16 +7901,7 @@
           <w:sz w:val="40"/>
           <w:szCs w:val="40"/>
         </w:rPr>
-        <w:t xml:space="preserve"> prop</w:t>
-      </w:r>
-      <w:bookmarkStart w:id="0" w:name="_GoBack"/>
-      <w:bookmarkEnd w:id="0"/>
-      <w:r>
-        <w:rPr>
-          <w:sz w:val="40"/>
-          <w:szCs w:val="40"/>
-        </w:rPr>
-        <w:t>erties:</w:t>
+        <w:t xml:space="preserve"> properties:</w:t>
       </w:r>
     </w:p>
     <w:p>
@@ -6109,7 +7918,7 @@
           <w:szCs w:val="40"/>
         </w:rPr>
         <w:drawing>
-          <wp:inline distT="0" distB="0" distL="0" distR="0" wp14:anchorId="67629322" wp14:editId="3F1A68CE">
+          <wp:inline distT="0" distB="0" distL="0" distR="0" wp14:anchorId="5856A35B" wp14:editId="0EC5C2F6">
             <wp:extent cx="3447091" cy="1007327"/>
             <wp:effectExtent l="0" t="0" r="1270" b="2540"/>
             <wp:docPr id="43" name="Picture 43"/>
@@ -6157,22 +7966,55 @@
           <w:sz w:val="40"/>
           <w:szCs w:val="40"/>
         </w:rPr>
-        <w:t>-Java designer loosely adapted the monitor concept. Every object in Java has an intrinsic lock and condition. Synchronized method acts like a monitor method. The condition variable is accessed by wait/notify/notifyAll</w:t>
-      </w:r>
-    </w:p>
-    <w:p>
-      <w:pPr>
-        <w:rPr>
-          <w:sz w:val="40"/>
-          <w:szCs w:val="40"/>
-        </w:rPr>
-      </w:pPr>
-      <w:r>
-        <w:rPr>
-          <w:sz w:val="40"/>
-          <w:szCs w:val="40"/>
-        </w:rPr>
-        <w:t>-Java objects differs from a monitor in 3 ways:</w:t>
+        <w:t xml:space="preserve">-Java designer loosely adapted the monitor concept. Every object in Java has an intrinsic lock and condition. </w:t>
+      </w:r>
+      <w:r>
+        <w:rPr>
+          <w:sz w:val="40"/>
+          <w:szCs w:val="40"/>
+        </w:rPr>
+        <w:lastRenderedPageBreak/>
+        <w:t>Synchronized method acts like a monitor method. The condition variable is accessed by wait/notify/</w:t>
+      </w:r>
+      <w:proofErr w:type="spellStart"/>
+      <w:r>
+        <w:rPr>
+          <w:sz w:val="40"/>
+          <w:szCs w:val="40"/>
+        </w:rPr>
+        <w:t>notifyAll</w:t>
+      </w:r>
+      <w:proofErr w:type="spellEnd"/>
+    </w:p>
+    <w:p>
+      <w:pPr>
+        <w:rPr>
+          <w:sz w:val="40"/>
+          <w:szCs w:val="40"/>
+        </w:rPr>
+      </w:pPr>
+      <w:r>
+        <w:rPr>
+          <w:sz w:val="40"/>
+          <w:szCs w:val="40"/>
+        </w:rPr>
+        <w:t xml:space="preserve">-Java objects </w:t>
+      </w:r>
+      <w:proofErr w:type="gramStart"/>
+      <w:r>
+        <w:rPr>
+          <w:sz w:val="40"/>
+          <w:szCs w:val="40"/>
+        </w:rPr>
+        <w:t>differs</w:t>
+      </w:r>
+      <w:proofErr w:type="gramEnd"/>
+      <w:r>
+        <w:rPr>
+          <w:sz w:val="40"/>
+          <w:szCs w:val="40"/>
+        </w:rPr>
+        <w:t xml:space="preserve"> from a monitor in 3 ways:</w:t>
       </w:r>
     </w:p>
     <w:p>
@@ -6189,7 +8031,7 @@
           <w:szCs w:val="40"/>
         </w:rPr>
         <w:drawing>
-          <wp:inline distT="0" distB="0" distL="0" distR="0" wp14:anchorId="0B6240B8" wp14:editId="2A466CA4">
+          <wp:inline distT="0" distB="0" distL="0" distR="0" wp14:anchorId="53D5163B" wp14:editId="30C2BE7C">
             <wp:extent cx="3383573" cy="609653"/>
             <wp:effectExtent l="0" t="0" r="7620" b="0"/>
             <wp:docPr id="44" name="Picture 44"/>
@@ -6249,20 +8091,21 @@
           <w:szCs w:val="40"/>
         </w:rPr>
       </w:pPr>
-      <w:r>
-        <w:rPr>
-          <w:sz w:val="40"/>
-          <w:szCs w:val="40"/>
-        </w:rPr>
-        <w:t xml:space="preserve">-“If you write a variable which may next be read by another thread, or you read a variable which may have </w:t>
-      </w:r>
-      <w:r>
-        <w:rPr>
-          <w:sz w:val="40"/>
-          <w:szCs w:val="40"/>
-        </w:rPr>
-        <w:lastRenderedPageBreak/>
-        <w:t>last been written by another thread, you must use synchronization”– Brian Goetz</w:t>
+      <w:proofErr w:type="gramStart"/>
+      <w:r>
+        <w:rPr>
+          <w:sz w:val="40"/>
+          <w:szCs w:val="40"/>
+        </w:rPr>
+        <w:t>-“</w:t>
+      </w:r>
+      <w:proofErr w:type="gramEnd"/>
+      <w:r>
+        <w:rPr>
+          <w:sz w:val="40"/>
+          <w:szCs w:val="40"/>
+        </w:rPr>
+        <w:t>If you write a variable which may next be read by another thread, or you read a variable which may have last been written by another thread, you must use synchronization”– Brian Goetz</w:t>
       </w:r>
     </w:p>
     <w:p>
@@ -6354,7 +8197,7 @@
           <w:szCs w:val="40"/>
         </w:rPr>
         <w:drawing>
-          <wp:inline distT="0" distB="0" distL="0" distR="0" wp14:anchorId="7A57DF43" wp14:editId="4C963B2B">
+          <wp:inline distT="0" distB="0" distL="0" distR="0" wp14:anchorId="3A1267D9" wp14:editId="6F26D0A3">
             <wp:extent cx="2453853" cy="495343"/>
             <wp:effectExtent l="0" t="0" r="3810" b="0"/>
             <wp:docPr id="45" name="Picture 45"/>
@@ -6451,7 +8294,7 @@
           <w:szCs w:val="40"/>
         </w:rPr>
         <w:drawing>
-          <wp:inline distT="0" distB="0" distL="0" distR="0" wp14:anchorId="7093FF55" wp14:editId="3BDF8A87">
+          <wp:inline distT="0" distB="0" distL="0" distR="0" wp14:anchorId="3F1EF121" wp14:editId="211558D4">
             <wp:extent cx="3078747" cy="228620"/>
             <wp:effectExtent l="0" t="0" r="7620" b="0"/>
             <wp:docPr id="47" name="Picture 47"/>
@@ -6499,7 +8342,24 @@
           <w:sz w:val="40"/>
           <w:szCs w:val="40"/>
         </w:rPr>
-        <w:t>+But the operations on the map are not thread-safe-&gt;still need synchrionization.</w:t>
+        <w:lastRenderedPageBreak/>
+        <w:t xml:space="preserve">+But the operations on the map are not thread-safe-&gt;still need </w:t>
+      </w:r>
+      <w:proofErr w:type="spellStart"/>
+      <w:r>
+        <w:rPr>
+          <w:sz w:val="40"/>
+          <w:szCs w:val="40"/>
+        </w:rPr>
+        <w:t>synchrionization</w:t>
+      </w:r>
+      <w:proofErr w:type="spellEnd"/>
+      <w:r>
+        <w:rPr>
+          <w:sz w:val="40"/>
+          <w:szCs w:val="40"/>
+        </w:rPr>
+        <w:t>.</w:t>
       </w:r>
     </w:p>
     <w:p>
@@ -6576,14 +8436,48 @@
           <w:sz w:val="40"/>
           <w:szCs w:val="40"/>
         </w:rPr>
-        <w:t>-java.uti</w:t>
-      </w:r>
-      <w:r>
-        <w:rPr>
-          <w:sz w:val="40"/>
-          <w:szCs w:val="40"/>
-        </w:rPr>
-        <w:t>l.concurrent.atomic package guarantee atomicity operations without using locks.</w:t>
+        <w:t>-</w:t>
+      </w:r>
+      <w:proofErr w:type="spellStart"/>
+      <w:proofErr w:type="gramStart"/>
+      <w:r>
+        <w:rPr>
+          <w:sz w:val="40"/>
+          <w:szCs w:val="40"/>
+        </w:rPr>
+        <w:t>java.uti</w:t>
+      </w:r>
+      <w:r>
+        <w:rPr>
+          <w:sz w:val="40"/>
+          <w:szCs w:val="40"/>
+        </w:rPr>
+        <w:t>l</w:t>
+      </w:r>
+      <w:proofErr w:type="gramEnd"/>
+      <w:r>
+        <w:rPr>
+          <w:sz w:val="40"/>
+          <w:szCs w:val="40"/>
+        </w:rPr>
+        <w:t>.</w:t>
+      </w:r>
+      <w:proofErr w:type="gramStart"/>
+      <w:r>
+        <w:rPr>
+          <w:sz w:val="40"/>
+          <w:szCs w:val="40"/>
+        </w:rPr>
+        <w:t>concurrent.atomic</w:t>
+      </w:r>
+      <w:proofErr w:type="spellEnd"/>
+      <w:proofErr w:type="gramEnd"/>
+      <w:r>
+        <w:rPr>
+          <w:sz w:val="40"/>
+          <w:szCs w:val="40"/>
+        </w:rPr>
+        <w:t xml:space="preserve"> package guarantee atomicity operations without using locks.</w:t>
       </w:r>
     </w:p>
     <w:p>
@@ -6599,9 +8493,8 @@
           <w:sz w:val="40"/>
           <w:szCs w:val="40"/>
         </w:rPr>
-        <w:lastRenderedPageBreak/>
         <w:drawing>
-          <wp:inline distT="0" distB="0" distL="0" distR="0" wp14:anchorId="6D5A8294" wp14:editId="02DBB6C7">
+          <wp:inline distT="0" distB="0" distL="0" distR="0" wp14:anchorId="4AFD8EB0" wp14:editId="7C57CF53">
             <wp:extent cx="3345470" cy="487722"/>
             <wp:effectExtent l="0" t="0" r="7620" b="7620"/>
             <wp:docPr id="48" name="Picture 48"/>
@@ -6666,13 +8559,33 @@
         </w:rPr>
         <w:t xml:space="preserve">+There are methods for atomically setting, adding, subtracting values. But if you want to make a more complex update, use </w:t>
       </w:r>
-      <w:r>
-        <w:rPr>
-          <w:b/>
-          <w:sz w:val="40"/>
-          <w:szCs w:val="40"/>
-        </w:rPr>
-        <w:t>compareAndSet()</w:t>
+      <w:proofErr w:type="spellStart"/>
+      <w:proofErr w:type="gramStart"/>
+      <w:r>
+        <w:rPr>
+          <w:b/>
+          <w:sz w:val="40"/>
+          <w:szCs w:val="40"/>
+        </w:rPr>
+        <w:t>compareAndSet</w:t>
+      </w:r>
+      <w:proofErr w:type="spellEnd"/>
+      <w:r>
+        <w:rPr>
+          <w:b/>
+          <w:sz w:val="40"/>
+          <w:szCs w:val="40"/>
+        </w:rPr>
+        <w:t>(</w:t>
+      </w:r>
+      <w:proofErr w:type="gramEnd"/>
+      <w:r>
+        <w:rPr>
+          <w:b/>
+          <w:sz w:val="40"/>
+          <w:szCs w:val="40"/>
+        </w:rPr>
+        <w:t>)</w:t>
       </w:r>
     </w:p>
     <w:p>
@@ -6689,7 +8602,7 @@
           <w:szCs w:val="40"/>
         </w:rPr>
         <w:drawing>
-          <wp:inline distT="0" distB="0" distL="0" distR="0" wp14:anchorId="6D8D09EE" wp14:editId="0ACDF3FF">
+          <wp:inline distT="0" distB="0" distL="0" distR="0" wp14:anchorId="4FB997BD" wp14:editId="1DFF1FC7">
             <wp:extent cx="3162574" cy="762066"/>
             <wp:effectExtent l="0" t="0" r="0" b="0"/>
             <wp:docPr id="49" name="Picture 49"/>
@@ -6739,13 +8652,33 @@
         </w:rPr>
         <w:t>+</w:t>
       </w:r>
-      <w:r>
-        <w:rPr>
-          <w:b/>
-          <w:sz w:val="40"/>
-          <w:szCs w:val="40"/>
-        </w:rPr>
-        <w:t>getAndUpdate()</w:t>
+      <w:proofErr w:type="spellStart"/>
+      <w:proofErr w:type="gramStart"/>
+      <w:r>
+        <w:rPr>
+          <w:b/>
+          <w:sz w:val="40"/>
+          <w:szCs w:val="40"/>
+        </w:rPr>
+        <w:t>getAndUpdate</w:t>
+      </w:r>
+      <w:proofErr w:type="spellEnd"/>
+      <w:r>
+        <w:rPr>
+          <w:b/>
+          <w:sz w:val="40"/>
+          <w:szCs w:val="40"/>
+        </w:rPr>
+        <w:t>(</w:t>
+      </w:r>
+      <w:proofErr w:type="gramEnd"/>
+      <w:r>
+        <w:rPr>
+          <w:b/>
+          <w:sz w:val="40"/>
+          <w:szCs w:val="40"/>
+        </w:rPr>
+        <w:t>)</w:t>
       </w:r>
       <w:r>
         <w:rPr>
@@ -6754,13 +8687,33 @@
         </w:rPr>
         <w:t xml:space="preserve"> and </w:t>
       </w:r>
-      <w:r>
-        <w:rPr>
-          <w:b/>
-          <w:sz w:val="40"/>
-          <w:szCs w:val="40"/>
-        </w:rPr>
-        <w:t>getAndAccumulate()</w:t>
+      <w:proofErr w:type="spellStart"/>
+      <w:proofErr w:type="gramStart"/>
+      <w:r>
+        <w:rPr>
+          <w:b/>
+          <w:sz w:val="40"/>
+          <w:szCs w:val="40"/>
+        </w:rPr>
+        <w:t>getAndAccumulate</w:t>
+      </w:r>
+      <w:proofErr w:type="spellEnd"/>
+      <w:r>
+        <w:rPr>
+          <w:b/>
+          <w:sz w:val="40"/>
+          <w:szCs w:val="40"/>
+        </w:rPr>
+        <w:t>(</w:t>
+      </w:r>
+      <w:proofErr w:type="gramEnd"/>
+      <w:r>
+        <w:rPr>
+          <w:b/>
+          <w:sz w:val="40"/>
+          <w:szCs w:val="40"/>
+        </w:rPr>
+        <w:t>)</w:t>
       </w:r>
       <w:r>
         <w:rPr>
@@ -6782,8 +8735,10 @@
           <w:sz w:val="40"/>
           <w:szCs w:val="40"/>
         </w:rPr>
+        <w:lastRenderedPageBreak/>
         <w:t xml:space="preserve">-When you have a very large number of threads accessing the same atomic values, use </w:t>
       </w:r>
+      <w:proofErr w:type="spellStart"/>
       <w:r>
         <w:rPr>
           <w:b/>
@@ -6792,6 +8747,7 @@
         </w:rPr>
         <w:t>LongAdder</w:t>
       </w:r>
+      <w:proofErr w:type="spellEnd"/>
       <w:r>
         <w:rPr>
           <w:sz w:val="40"/>
@@ -6799,6 +8755,7 @@
         </w:rPr>
         <w:t xml:space="preserve"> and </w:t>
       </w:r>
+      <w:proofErr w:type="spellStart"/>
       <w:r>
         <w:rPr>
           <w:b/>
@@ -6807,6 +8764,7 @@
         </w:rPr>
         <w:t>LongAccumulator</w:t>
       </w:r>
+      <w:proofErr w:type="spellEnd"/>
       <w:r>
         <w:rPr>
           <w:sz w:val="40"/>
@@ -6828,7 +8786,7 @@
           <w:szCs w:val="40"/>
         </w:rPr>
         <w:drawing>
-          <wp:inline distT="0" distB="0" distL="0" distR="0" wp14:anchorId="0CC5B34B" wp14:editId="62F9EAAB">
+          <wp:inline distT="0" distB="0" distL="0" distR="0" wp14:anchorId="5F72E145" wp14:editId="5538F4F3">
             <wp:extent cx="2187130" cy="1546994"/>
             <wp:effectExtent l="0" t="0" r="3810" b="0"/>
             <wp:docPr id="50" name="Picture 50"/>
@@ -6876,7 +8834,7 @@
           <w:szCs w:val="40"/>
         </w:rPr>
         <w:drawing>
-          <wp:inline distT="0" distB="0" distL="0" distR="0" wp14:anchorId="2C6E62F8" wp14:editId="665FDC2D">
+          <wp:inline distT="0" distB="0" distL="0" distR="0" wp14:anchorId="0519E2CD" wp14:editId="4D1E81C0">
             <wp:extent cx="2651990" cy="480102"/>
             <wp:effectExtent l="0" t="0" r="0" b="0"/>
             <wp:docPr id="51" name="Picture 51"/>
@@ -6941,6 +8899,7 @@
         </w:rPr>
         <w:t xml:space="preserve">+There are also </w:t>
       </w:r>
+      <w:proofErr w:type="spellStart"/>
       <w:r>
         <w:rPr>
           <w:b/>
@@ -6949,6 +8908,7 @@
         </w:rPr>
         <w:t>DoubleAdder</w:t>
       </w:r>
+      <w:proofErr w:type="spellEnd"/>
       <w:r>
         <w:rPr>
           <w:sz w:val="40"/>
@@ -6956,6 +8916,7 @@
         </w:rPr>
         <w:t xml:space="preserve"> and </w:t>
       </w:r>
+      <w:proofErr w:type="spellStart"/>
       <w:r>
         <w:rPr>
           <w:b/>
@@ -6964,6 +8925,7 @@
         </w:rPr>
         <w:t>DoubleAccumulator</w:t>
       </w:r>
+      <w:proofErr w:type="spellEnd"/>
     </w:p>
     <w:p>
       <w:pPr>
@@ -6979,7 +8941,6 @@
           <w:sz w:val="40"/>
           <w:szCs w:val="40"/>
         </w:rPr>
-        <w:lastRenderedPageBreak/>
         <w:t>12.4.11 Deadlocks</w:t>
       </w:r>
     </w:p>
@@ -7035,7 +8996,7 @@
           <w:szCs w:val="40"/>
         </w:rPr>
         <w:drawing>
-          <wp:inline distT="0" distB="0" distL="0" distR="0" wp14:anchorId="64049819" wp14:editId="3799133F">
+          <wp:inline distT="0" distB="0" distL="0" distR="0" wp14:anchorId="26649431" wp14:editId="7B95F5C9">
             <wp:extent cx="3955473" cy="843932"/>
             <wp:effectExtent l="0" t="0" r="6985" b="0"/>
             <wp:docPr id="46" name="Picture 46"/>
@@ -7090,7 +9051,23 @@
           <w:sz w:val="40"/>
           <w:szCs w:val="40"/>
         </w:rPr>
-        <w:t>There is nothing in Java to avoid or break deadlocks. You must design the program to ensure deadlock situation cannot occur.</w:t>
+        <w:t xml:space="preserve">There is nothing in Java to avoid or break deadlocks. You must design the program to ensure </w:t>
+      </w:r>
+      <w:proofErr w:type="gramStart"/>
+      <w:r>
+        <w:rPr>
+          <w:sz w:val="40"/>
+          <w:szCs w:val="40"/>
+        </w:rPr>
+        <w:t>deadlock</w:t>
+      </w:r>
+      <w:proofErr w:type="gramEnd"/>
+      <w:r>
+        <w:rPr>
+          <w:sz w:val="40"/>
+          <w:szCs w:val="40"/>
+        </w:rPr>
+        <w:t xml:space="preserve"> situation cannot occur.</w:t>
       </w:r>
     </w:p>
     <w:p>
@@ -7124,6 +9101,7 @@
         </w:rPr>
         <w:t xml:space="preserve">-Sometimes, you can avoid sharing by giving each thread its own instance by </w:t>
       </w:r>
+      <w:proofErr w:type="spellStart"/>
       <w:r>
         <w:rPr>
           <w:b/>
@@ -7132,6 +9110,7 @@
         </w:rPr>
         <w:t>ThreadLocal</w:t>
       </w:r>
+      <w:proofErr w:type="spellEnd"/>
       <w:r>
         <w:rPr>
           <w:sz w:val="40"/>
@@ -7154,7 +9133,7 @@
           <w:szCs w:val="40"/>
         </w:rPr>
         <w:drawing>
-          <wp:inline distT="0" distB="0" distL="0" distR="0" wp14:anchorId="2C3BD8E0" wp14:editId="6D96A5B0">
+          <wp:inline distT="0" distB="0" distL="0" distR="0" wp14:anchorId="430325FE" wp14:editId="6AD5526B">
             <wp:extent cx="4038950" cy="342930"/>
             <wp:effectExtent l="0" t="0" r="0" b="0"/>
             <wp:docPr id="52" name="Picture 52"/>
@@ -7202,7 +9181,24 @@
           <w:sz w:val="40"/>
           <w:szCs w:val="40"/>
         </w:rPr>
-        <w:t>+Access the actual formatter:</w:t>
+        <w:lastRenderedPageBreak/>
+        <w:t xml:space="preserve">+Access the actual </w:t>
+      </w:r>
+      <w:proofErr w:type="gramStart"/>
+      <w:r>
+        <w:rPr>
+          <w:sz w:val="40"/>
+          <w:szCs w:val="40"/>
+        </w:rPr>
+        <w:t>formatter</w:t>
+      </w:r>
+      <w:proofErr w:type="gramEnd"/>
+      <w:r>
+        <w:rPr>
+          <w:sz w:val="40"/>
+          <w:szCs w:val="40"/>
+        </w:rPr>
+        <w:t>:</w:t>
       </w:r>
     </w:p>
     <w:p>
@@ -7219,7 +9215,7 @@
           <w:szCs w:val="40"/>
         </w:rPr>
         <w:drawing>
-          <wp:inline distT="0" distB="0" distL="0" distR="0" wp14:anchorId="2C336345" wp14:editId="7A98E570">
+          <wp:inline distT="0" distB="0" distL="0" distR="0" wp14:anchorId="14C7C836" wp14:editId="4F58847A">
             <wp:extent cx="3132091" cy="167655"/>
             <wp:effectExtent l="0" t="0" r="0" b="3810"/>
             <wp:docPr id="53" name="Picture 53"/>
@@ -7284,7 +9280,7 @@
           <w:szCs w:val="40"/>
         </w:rPr>
         <w:drawing>
-          <wp:inline distT="0" distB="0" distL="0" distR="0" wp14:anchorId="0697EE3F" wp14:editId="67EFF7FA">
+          <wp:inline distT="0" distB="0" distL="0" distR="0" wp14:anchorId="11DF1364" wp14:editId="35F7995A">
             <wp:extent cx="3459780" cy="198137"/>
             <wp:effectExtent l="0" t="0" r="7620" b="0"/>
             <wp:docPr id="54" name="Picture 54"/>
@@ -7334,13 +9330,23 @@
         </w:rPr>
         <w:t>+</w:t>
       </w:r>
-      <w:r>
-        <w:rPr>
-          <w:b/>
-          <w:sz w:val="40"/>
-          <w:szCs w:val="40"/>
-        </w:rPr>
-        <w:t>ThreadLocalRandom.current()</w:t>
+      <w:proofErr w:type="spellStart"/>
+      <w:r>
+        <w:rPr>
+          <w:b/>
+          <w:sz w:val="40"/>
+          <w:szCs w:val="40"/>
+        </w:rPr>
+        <w:t>ThreadLocalRandom.current</w:t>
+      </w:r>
+      <w:proofErr w:type="spellEnd"/>
+      <w:r>
+        <w:rPr>
+          <w:b/>
+          <w:sz w:val="40"/>
+          <w:szCs w:val="40"/>
+        </w:rPr>
+        <w:t>()</w:t>
       </w:r>
       <w:r>
         <w:rPr>
@@ -7395,72 +9401,72 @@
           <w:sz w:val="40"/>
           <w:szCs w:val="40"/>
         </w:rPr>
+        <w:t>12.5 Thread-Safe Collections</w:t>
+      </w:r>
+    </w:p>
+    <w:p>
+      <w:pPr>
+        <w:rPr>
+          <w:sz w:val="40"/>
+          <w:szCs w:val="40"/>
+        </w:rPr>
+      </w:pPr>
+      <w:r>
+        <w:rPr>
+          <w:sz w:val="40"/>
+          <w:szCs w:val="40"/>
+        </w:rPr>
+        <w:t>-You can protect a shared data structure by supplying a lock, but it’s easier to choose a thread-safe implementation instead.</w:t>
+      </w:r>
+    </w:p>
+    <w:p>
+      <w:pPr>
+        <w:rPr>
+          <w:rStyle w:val="Heading2Char"/>
+          <w:sz w:val="40"/>
+          <w:szCs w:val="40"/>
+        </w:rPr>
+      </w:pPr>
+      <w:r>
+        <w:rPr>
+          <w:rStyle w:val="Heading2Char"/>
+          <w:sz w:val="40"/>
+          <w:szCs w:val="40"/>
+        </w:rPr>
+        <w:t>12.5.1 Blocking Queue</w:t>
+      </w:r>
+    </w:p>
+    <w:p>
+      <w:pPr>
+        <w:rPr>
+          <w:sz w:val="40"/>
+          <w:szCs w:val="40"/>
+        </w:rPr>
+      </w:pPr>
+      <w:r>
+        <w:rPr>
+          <w:sz w:val="40"/>
+          <w:szCs w:val="40"/>
+        </w:rPr>
+        <w:t>-Queue lets you safely hand over data from one thread to another:</w:t>
+      </w:r>
+    </w:p>
+    <w:p>
+      <w:pPr>
+        <w:rPr>
+          <w:sz w:val="40"/>
+          <w:szCs w:val="40"/>
+        </w:rPr>
+      </w:pPr>
+      <w:r>
+        <w:rPr>
+          <w:noProof/>
+          <w:sz w:val="40"/>
+          <w:szCs w:val="40"/>
+        </w:rPr>
         <w:lastRenderedPageBreak/>
-        <w:t>12.5 Thread-Safe Collections</w:t>
-      </w:r>
-    </w:p>
-    <w:p>
-      <w:pPr>
-        <w:rPr>
-          <w:sz w:val="40"/>
-          <w:szCs w:val="40"/>
-        </w:rPr>
-      </w:pPr>
-      <w:r>
-        <w:rPr>
-          <w:sz w:val="40"/>
-          <w:szCs w:val="40"/>
-        </w:rPr>
-        <w:t>-You can protect a shared data structure by supplying a lock, but it’s easier to choose a thread-safe implementation instead.</w:t>
-      </w:r>
-    </w:p>
-    <w:p>
-      <w:pPr>
-        <w:rPr>
-          <w:rStyle w:val="Heading2Char"/>
-          <w:sz w:val="40"/>
-          <w:szCs w:val="40"/>
-        </w:rPr>
-      </w:pPr>
-      <w:r>
-        <w:rPr>
-          <w:rStyle w:val="Heading2Char"/>
-          <w:sz w:val="40"/>
-          <w:szCs w:val="40"/>
-        </w:rPr>
-        <w:t>12.5.1 Blocking Queue</w:t>
-      </w:r>
-    </w:p>
-    <w:p>
-      <w:pPr>
-        <w:rPr>
-          <w:sz w:val="40"/>
-          <w:szCs w:val="40"/>
-        </w:rPr>
-      </w:pPr>
-      <w:r>
-        <w:rPr>
-          <w:sz w:val="40"/>
-          <w:szCs w:val="40"/>
-        </w:rPr>
-        <w:t>-Queue lets you safely hand over data from one thread to another:</w:t>
-      </w:r>
-    </w:p>
-    <w:p>
-      <w:pPr>
-        <w:rPr>
-          <w:sz w:val="40"/>
-          <w:szCs w:val="40"/>
-        </w:rPr>
-      </w:pPr>
-      <w:r>
-        <w:rPr>
-          <w:noProof/>
-          <w:sz w:val="40"/>
-          <w:szCs w:val="40"/>
-        </w:rPr>
         <w:drawing>
-          <wp:inline distT="0" distB="0" distL="0" distR="0" wp14:anchorId="2B419BF0" wp14:editId="44E7080B">
+          <wp:inline distT="0" distB="0" distL="0" distR="0" wp14:anchorId="76C2EA1C" wp14:editId="2E9C1AE6">
             <wp:extent cx="4024745" cy="2556105"/>
             <wp:effectExtent l="0" t="0" r="0" b="0"/>
             <wp:docPr id="55" name="Picture 55"/>
@@ -7508,7 +9514,39 @@
           <w:sz w:val="40"/>
           <w:szCs w:val="40"/>
         </w:rPr>
-        <w:t>+offer() and poll() can go with a timeout:</w:t>
+        <w:t>+</w:t>
+      </w:r>
+      <w:proofErr w:type="gramStart"/>
+      <w:r>
+        <w:rPr>
+          <w:sz w:val="40"/>
+          <w:szCs w:val="40"/>
+        </w:rPr>
+        <w:t>offer(</w:t>
+      </w:r>
+      <w:proofErr w:type="gramEnd"/>
+      <w:r>
+        <w:rPr>
+          <w:sz w:val="40"/>
+          <w:szCs w:val="40"/>
+        </w:rPr>
+        <w:t xml:space="preserve">) and </w:t>
+      </w:r>
+      <w:proofErr w:type="gramStart"/>
+      <w:r>
+        <w:rPr>
+          <w:sz w:val="40"/>
+          <w:szCs w:val="40"/>
+        </w:rPr>
+        <w:t>poll(</w:t>
+      </w:r>
+      <w:proofErr w:type="gramEnd"/>
+      <w:r>
+        <w:rPr>
+          <w:sz w:val="40"/>
+          <w:szCs w:val="40"/>
+        </w:rPr>
+        <w:t>) can go with a timeout:</w:t>
       </w:r>
     </w:p>
     <w:p>
@@ -7525,7 +9563,7 @@
           <w:szCs w:val="40"/>
         </w:rPr>
         <w:drawing>
-          <wp:inline distT="0" distB="0" distL="0" distR="0" wp14:anchorId="2F67AF03" wp14:editId="3D58C599">
+          <wp:inline distT="0" distB="0" distL="0" distR="0" wp14:anchorId="35C0C498" wp14:editId="3F42C94B">
             <wp:extent cx="3284505" cy="137172"/>
             <wp:effectExtent l="0" t="0" r="0" b="0"/>
             <wp:docPr id="57" name="Picture 57"/>
@@ -7565,75 +9603,174 @@
           <w:sz w:val="40"/>
           <w:szCs w:val="40"/>
         </w:rPr>
-        <w:t xml:space="preserve"> try for 100 milisec to insert an element to the tail.</w:t>
-      </w:r>
-    </w:p>
-    <w:p>
-      <w:pPr>
-        <w:rPr>
-          <w:sz w:val="40"/>
-          <w:szCs w:val="40"/>
-        </w:rPr>
-      </w:pPr>
-      <w:r>
-        <w:rPr>
-          <w:sz w:val="40"/>
-          <w:szCs w:val="40"/>
-        </w:rPr>
-        <w:t>-Java.</w:t>
-      </w:r>
-      <w:r>
-        <w:rPr>
-          <w:sz w:val="40"/>
-          <w:szCs w:val="40"/>
-        </w:rPr>
-        <w:t>util.concurrent package supplies variations of blocking queues:</w:t>
-      </w:r>
-    </w:p>
-    <w:p>
-      <w:pPr>
-        <w:rPr>
-          <w:sz w:val="40"/>
-          <w:szCs w:val="40"/>
-        </w:rPr>
-      </w:pPr>
-      <w:r>
-        <w:rPr>
-          <w:sz w:val="40"/>
-          <w:szCs w:val="40"/>
-        </w:rPr>
-        <w:t>+LinkedBlockingQueue, ArrayBlockingQueue</w:t>
-      </w:r>
-    </w:p>
-    <w:p>
-      <w:pPr>
-        <w:rPr>
-          <w:sz w:val="40"/>
-          <w:szCs w:val="40"/>
-        </w:rPr>
-      </w:pPr>
-      <w:r>
-        <w:rPr>
-          <w:sz w:val="40"/>
-          <w:szCs w:val="40"/>
-        </w:rPr>
-        <w:t>+PriorityBlockingQueue</w:t>
-      </w:r>
-    </w:p>
-    <w:p>
-      <w:pPr>
-        <w:rPr>
-          <w:sz w:val="40"/>
-          <w:szCs w:val="40"/>
-        </w:rPr>
-      </w:pPr>
-      <w:r>
-        <w:rPr>
-          <w:sz w:val="40"/>
-          <w:szCs w:val="40"/>
-        </w:rPr>
-        <w:lastRenderedPageBreak/>
-        <w:t>+DelayQueue contains object that implement Delayed:</w:t>
+        <w:t xml:space="preserve"> try for 100 </w:t>
+      </w:r>
+      <w:proofErr w:type="spellStart"/>
+      <w:r>
+        <w:rPr>
+          <w:sz w:val="40"/>
+          <w:szCs w:val="40"/>
+        </w:rPr>
+        <w:t>milisec</w:t>
+      </w:r>
+      <w:proofErr w:type="spellEnd"/>
+      <w:r>
+        <w:rPr>
+          <w:sz w:val="40"/>
+          <w:szCs w:val="40"/>
+        </w:rPr>
+        <w:t xml:space="preserve"> to insert an element </w:t>
+      </w:r>
+      <w:proofErr w:type="gramStart"/>
+      <w:r>
+        <w:rPr>
+          <w:sz w:val="40"/>
+          <w:szCs w:val="40"/>
+        </w:rPr>
+        <w:t>to</w:t>
+      </w:r>
+      <w:proofErr w:type="gramEnd"/>
+      <w:r>
+        <w:rPr>
+          <w:sz w:val="40"/>
+          <w:szCs w:val="40"/>
+        </w:rPr>
+        <w:t xml:space="preserve"> the tail.</w:t>
+      </w:r>
+    </w:p>
+    <w:p>
+      <w:pPr>
+        <w:rPr>
+          <w:sz w:val="40"/>
+          <w:szCs w:val="40"/>
+        </w:rPr>
+      </w:pPr>
+      <w:r>
+        <w:rPr>
+          <w:sz w:val="40"/>
+          <w:szCs w:val="40"/>
+        </w:rPr>
+        <w:t>-</w:t>
+      </w:r>
+      <w:proofErr w:type="spellStart"/>
+      <w:proofErr w:type="gramStart"/>
+      <w:r>
+        <w:rPr>
+          <w:sz w:val="40"/>
+          <w:szCs w:val="40"/>
+        </w:rPr>
+        <w:t>Java.</w:t>
+      </w:r>
+      <w:r>
+        <w:rPr>
+          <w:sz w:val="40"/>
+          <w:szCs w:val="40"/>
+        </w:rPr>
+        <w:t>util.concurrent</w:t>
+      </w:r>
+      <w:proofErr w:type="spellEnd"/>
+      <w:proofErr w:type="gramEnd"/>
+      <w:r>
+        <w:rPr>
+          <w:sz w:val="40"/>
+          <w:szCs w:val="40"/>
+        </w:rPr>
+        <w:t xml:space="preserve"> package supplies variations of blocking queues:</w:t>
+      </w:r>
+    </w:p>
+    <w:p>
+      <w:pPr>
+        <w:rPr>
+          <w:sz w:val="40"/>
+          <w:szCs w:val="40"/>
+        </w:rPr>
+      </w:pPr>
+      <w:r>
+        <w:rPr>
+          <w:sz w:val="40"/>
+          <w:szCs w:val="40"/>
+        </w:rPr>
+        <w:t>+</w:t>
+      </w:r>
+      <w:proofErr w:type="spellStart"/>
+      <w:r>
+        <w:rPr>
+          <w:sz w:val="40"/>
+          <w:szCs w:val="40"/>
+        </w:rPr>
+        <w:t>LinkedBlockingQueue</w:t>
+      </w:r>
+      <w:proofErr w:type="spellEnd"/>
+      <w:r>
+        <w:rPr>
+          <w:sz w:val="40"/>
+          <w:szCs w:val="40"/>
+        </w:rPr>
+        <w:t xml:space="preserve">, </w:t>
+      </w:r>
+      <w:proofErr w:type="spellStart"/>
+      <w:r>
+        <w:rPr>
+          <w:sz w:val="40"/>
+          <w:szCs w:val="40"/>
+        </w:rPr>
+        <w:t>ArrayBlockingQueue</w:t>
+      </w:r>
+      <w:proofErr w:type="spellEnd"/>
+    </w:p>
+    <w:p>
+      <w:pPr>
+        <w:rPr>
+          <w:sz w:val="40"/>
+          <w:szCs w:val="40"/>
+        </w:rPr>
+      </w:pPr>
+      <w:r>
+        <w:rPr>
+          <w:sz w:val="40"/>
+          <w:szCs w:val="40"/>
+        </w:rPr>
+        <w:t>+</w:t>
+      </w:r>
+      <w:proofErr w:type="spellStart"/>
+      <w:r>
+        <w:rPr>
+          <w:sz w:val="40"/>
+          <w:szCs w:val="40"/>
+        </w:rPr>
+        <w:t>PriorityBlockingQueue</w:t>
+      </w:r>
+      <w:proofErr w:type="spellEnd"/>
+    </w:p>
+    <w:p>
+      <w:pPr>
+        <w:rPr>
+          <w:sz w:val="40"/>
+          <w:szCs w:val="40"/>
+        </w:rPr>
+      </w:pPr>
+      <w:r>
+        <w:rPr>
+          <w:sz w:val="40"/>
+          <w:szCs w:val="40"/>
+        </w:rPr>
+        <w:t>+</w:t>
+      </w:r>
+      <w:proofErr w:type="spellStart"/>
+      <w:r>
+        <w:rPr>
+          <w:sz w:val="40"/>
+          <w:szCs w:val="40"/>
+        </w:rPr>
+        <w:t>DelayQueue</w:t>
+      </w:r>
+      <w:proofErr w:type="spellEnd"/>
+      <w:r>
+        <w:rPr>
+          <w:sz w:val="40"/>
+          <w:szCs w:val="40"/>
+        </w:rPr>
+        <w:t xml:space="preserve"> contains object that implement Delayed:</w:t>
       </w:r>
     </w:p>
     <w:p>
@@ -7650,7 +9787,7 @@
           <w:szCs w:val="40"/>
         </w:rPr>
         <w:drawing>
-          <wp:inline distT="0" distB="0" distL="0" distR="0" wp14:anchorId="29D8A1AB" wp14:editId="43D5EE21">
+          <wp:inline distT="0" distB="0" distL="0" distR="0" wp14:anchorId="0031266E" wp14:editId="789BF7D0">
             <wp:extent cx="2545301" cy="617273"/>
             <wp:effectExtent l="0" t="0" r="7620" b="0"/>
             <wp:docPr id="58" name="Picture 58"/>
@@ -7705,15 +9842,40 @@
           <w:sz w:val="40"/>
           <w:szCs w:val="40"/>
         </w:rPr>
-        <w:t>-TransferQueue interface</w:t>
-      </w:r>
-      <w:r>
-        <w:rPr>
-          <w:sz w:val="40"/>
-          <w:szCs w:val="40"/>
-        </w:rPr>
-        <w:t>: used by LinkedTransferQueue</w:t>
-      </w:r>
+        <w:t>-</w:t>
+      </w:r>
+      <w:proofErr w:type="spellStart"/>
+      <w:r>
+        <w:rPr>
+          <w:sz w:val="40"/>
+          <w:szCs w:val="40"/>
+        </w:rPr>
+        <w:t>TransferQueue</w:t>
+      </w:r>
+      <w:proofErr w:type="spellEnd"/>
+      <w:r>
+        <w:rPr>
+          <w:sz w:val="40"/>
+          <w:szCs w:val="40"/>
+        </w:rPr>
+        <w:t xml:space="preserve"> interface</w:t>
+      </w:r>
+      <w:r>
+        <w:rPr>
+          <w:sz w:val="40"/>
+          <w:szCs w:val="40"/>
+        </w:rPr>
+        <w:t xml:space="preserve">: used by </w:t>
+      </w:r>
+      <w:proofErr w:type="spellStart"/>
+      <w:r>
+        <w:rPr>
+          <w:sz w:val="40"/>
+          <w:szCs w:val="40"/>
+        </w:rPr>
+        <w:t>LinkedTransferQueue</w:t>
+      </w:r>
+      <w:proofErr w:type="spellEnd"/>
     </w:p>
     <w:p>
       <w:pPr>
@@ -7744,6 +9906,7 @@
           <w:sz w:val="40"/>
           <w:szCs w:val="40"/>
         </w:rPr>
+        <w:lastRenderedPageBreak/>
         <w:t>12.5.2 Efficient Maps, Sets, and Queues</w:t>
       </w:r>
     </w:p>
@@ -7759,7 +9922,96 @@
           <w:sz w:val="40"/>
           <w:szCs w:val="40"/>
         </w:rPr>
-        <w:t>-java.util.concurrent supplies efficient implementation for maps, sorted sets and queues: ConcurrentHashMap, ConcurrentSkipListMap, ConcurrentSkipListSet, ConcurrentLinkedQueue.</w:t>
+        <w:t>-</w:t>
+      </w:r>
+      <w:proofErr w:type="spellStart"/>
+      <w:proofErr w:type="gramStart"/>
+      <w:r>
+        <w:rPr>
+          <w:sz w:val="40"/>
+          <w:szCs w:val="40"/>
+        </w:rPr>
+        <w:t>java.util</w:t>
+      </w:r>
+      <w:proofErr w:type="gramEnd"/>
+      <w:r>
+        <w:rPr>
+          <w:sz w:val="40"/>
+          <w:szCs w:val="40"/>
+        </w:rPr>
+        <w:t>.concurrent</w:t>
+      </w:r>
+      <w:proofErr w:type="spellEnd"/>
+      <w:r>
+        <w:rPr>
+          <w:sz w:val="40"/>
+          <w:szCs w:val="40"/>
+        </w:rPr>
+        <w:t xml:space="preserve"> supplies efficient implementation for maps, sorted sets and queues: </w:t>
+      </w:r>
+      <w:proofErr w:type="spellStart"/>
+      <w:r>
+        <w:rPr>
+          <w:sz w:val="40"/>
+          <w:szCs w:val="40"/>
+        </w:rPr>
+        <w:t>ConcurrentHashMap</w:t>
+      </w:r>
+      <w:proofErr w:type="spellEnd"/>
+      <w:r>
+        <w:rPr>
+          <w:sz w:val="40"/>
+          <w:szCs w:val="40"/>
+        </w:rPr>
+        <w:t xml:space="preserve">, </w:t>
+      </w:r>
+      <w:proofErr w:type="spellStart"/>
+      <w:r>
+        <w:rPr>
+          <w:sz w:val="40"/>
+          <w:szCs w:val="40"/>
+        </w:rPr>
+        <w:t>ConcurrentSkipListMap</w:t>
+      </w:r>
+      <w:proofErr w:type="spellEnd"/>
+      <w:r>
+        <w:rPr>
+          <w:sz w:val="40"/>
+          <w:szCs w:val="40"/>
+        </w:rPr>
+        <w:t xml:space="preserve">, </w:t>
+      </w:r>
+      <w:proofErr w:type="spellStart"/>
+      <w:r>
+        <w:rPr>
+          <w:sz w:val="40"/>
+          <w:szCs w:val="40"/>
+        </w:rPr>
+        <w:t>ConcurrentSkipListSet</w:t>
+      </w:r>
+      <w:proofErr w:type="spellEnd"/>
+      <w:r>
+        <w:rPr>
+          <w:sz w:val="40"/>
+          <w:szCs w:val="40"/>
+        </w:rPr>
+        <w:t xml:space="preserve">, </w:t>
+      </w:r>
+      <w:proofErr w:type="spellStart"/>
+      <w:r>
+        <w:rPr>
+          <w:sz w:val="40"/>
+          <w:szCs w:val="40"/>
+        </w:rPr>
+        <w:t>ConcurrentLinkedQueue</w:t>
+      </w:r>
+      <w:proofErr w:type="spellEnd"/>
+      <w:r>
+        <w:rPr>
+          <w:sz w:val="40"/>
+          <w:szCs w:val="40"/>
+        </w:rPr>
+        <w:t>.</w:t>
       </w:r>
     </w:p>
     <w:p>
@@ -7789,7 +10041,64 @@
           <w:sz w:val="40"/>
           <w:szCs w:val="40"/>
         </w:rPr>
-        <w:t>+size() does not necessarily operate in constant time. ConcurrentHashMap have mappingCount() return long.</w:t>
+        <w:t>+</w:t>
+      </w:r>
+      <w:proofErr w:type="gramStart"/>
+      <w:r>
+        <w:rPr>
+          <w:sz w:val="40"/>
+          <w:szCs w:val="40"/>
+        </w:rPr>
+        <w:t>size(</w:t>
+      </w:r>
+      <w:proofErr w:type="gramEnd"/>
+      <w:r>
+        <w:rPr>
+          <w:sz w:val="40"/>
+          <w:szCs w:val="40"/>
+        </w:rPr>
+        <w:t xml:space="preserve">) does not necessarily operate in constant time. </w:t>
+      </w:r>
+      <w:proofErr w:type="spellStart"/>
+      <w:r>
+        <w:rPr>
+          <w:sz w:val="40"/>
+          <w:szCs w:val="40"/>
+        </w:rPr>
+        <w:t>ConcurrentHashMap</w:t>
+      </w:r>
+      <w:proofErr w:type="spellEnd"/>
+      <w:r>
+        <w:rPr>
+          <w:sz w:val="40"/>
+          <w:szCs w:val="40"/>
+        </w:rPr>
+        <w:t xml:space="preserve"> have </w:t>
+      </w:r>
+      <w:proofErr w:type="spellStart"/>
+      <w:proofErr w:type="gramStart"/>
+      <w:r>
+        <w:rPr>
+          <w:sz w:val="40"/>
+          <w:szCs w:val="40"/>
+        </w:rPr>
+        <w:t>mappingCount</w:t>
+      </w:r>
+      <w:proofErr w:type="spellEnd"/>
+      <w:r>
+        <w:rPr>
+          <w:sz w:val="40"/>
+          <w:szCs w:val="40"/>
+        </w:rPr>
+        <w:t>(</w:t>
+      </w:r>
+      <w:proofErr w:type="gramEnd"/>
+      <w:r>
+        <w:rPr>
+          <w:sz w:val="40"/>
+          <w:szCs w:val="40"/>
+        </w:rPr>
+        <w:t>) return long.</w:t>
       </w:r>
     </w:p>
     <w:p>
@@ -7826,7 +10135,23 @@
           <w:sz w:val="40"/>
           <w:szCs w:val="40"/>
         </w:rPr>
-        <w:t>The concurrent hash map can efficiently support a large number of readers and a bounded number of writers.</w:t>
+        <w:t xml:space="preserve">The concurrent hash map can efficiently support </w:t>
+      </w:r>
+      <w:proofErr w:type="gramStart"/>
+      <w:r>
+        <w:rPr>
+          <w:sz w:val="40"/>
+          <w:szCs w:val="40"/>
+        </w:rPr>
+        <w:t>a large number of</w:t>
+      </w:r>
+      <w:proofErr w:type="gramEnd"/>
+      <w:r>
+        <w:rPr>
+          <w:sz w:val="40"/>
+          <w:szCs w:val="40"/>
+        </w:rPr>
+        <w:t xml:space="preserve"> readers and a bounded number of writers.</w:t>
       </w:r>
     </w:p>
     <w:p>
@@ -7873,7 +10198,6 @@
           <w:sz w:val="40"/>
           <w:szCs w:val="40"/>
         </w:rPr>
-        <w:lastRenderedPageBreak/>
         <w:t>-Note: Thread-safe data structure permits operations that are not thread-safe.</w:t>
       </w:r>
     </w:p>
@@ -7906,7 +10230,7 @@
           <w:szCs w:val="40"/>
         </w:rPr>
         <w:drawing>
-          <wp:inline distT="0" distB="0" distL="0" distR="0" wp14:anchorId="5F858158" wp14:editId="24535357">
+          <wp:inline distT="0" distB="0" distL="0" distR="0" wp14:anchorId="127EED10" wp14:editId="2A594279">
             <wp:extent cx="3513124" cy="502964"/>
             <wp:effectExtent l="0" t="0" r="0" b="0"/>
             <wp:docPr id="56" name="Picture 56"/>
@@ -7969,7 +10293,56 @@
           <w:sz w:val="40"/>
           <w:szCs w:val="40"/>
         </w:rPr>
-        <w:t>-Nowadays, Java API provide method that make atomic updates: compute():</w:t>
+        <w:lastRenderedPageBreak/>
+        <w:t xml:space="preserve">-Nowadays, Java API </w:t>
+      </w:r>
+      <w:proofErr w:type="gramStart"/>
+      <w:r>
+        <w:rPr>
+          <w:sz w:val="40"/>
+          <w:szCs w:val="40"/>
+        </w:rPr>
+        <w:t>provide</w:t>
+      </w:r>
+      <w:proofErr w:type="gramEnd"/>
+      <w:r>
+        <w:rPr>
+          <w:sz w:val="40"/>
+          <w:szCs w:val="40"/>
+        </w:rPr>
+        <w:t xml:space="preserve"> </w:t>
+      </w:r>
+      <w:proofErr w:type="gramStart"/>
+      <w:r>
+        <w:rPr>
+          <w:sz w:val="40"/>
+          <w:szCs w:val="40"/>
+        </w:rPr>
+        <w:t>method</w:t>
+      </w:r>
+      <w:proofErr w:type="gramEnd"/>
+      <w:r>
+        <w:rPr>
+          <w:sz w:val="40"/>
+          <w:szCs w:val="40"/>
+        </w:rPr>
+        <w:t xml:space="preserve"> that make atomic updates: </w:t>
+      </w:r>
+      <w:proofErr w:type="gramStart"/>
+      <w:r>
+        <w:rPr>
+          <w:sz w:val="40"/>
+          <w:szCs w:val="40"/>
+        </w:rPr>
+        <w:t>compute(</w:t>
+      </w:r>
+      <w:proofErr w:type="gramEnd"/>
+      <w:r>
+        <w:rPr>
+          <w:sz w:val="40"/>
+          <w:szCs w:val="40"/>
+        </w:rPr>
+        <w:t>):</w:t>
       </w:r>
     </w:p>
     <w:p>
@@ -7986,7 +10359,7 @@
           <w:szCs w:val="40"/>
         </w:rPr>
         <w:drawing>
-          <wp:inline distT="0" distB="0" distL="0" distR="0" wp14:anchorId="07DBB2F0" wp14:editId="34299C18">
+          <wp:inline distT="0" distB="0" distL="0" distR="0" wp14:anchorId="3D57F69F" wp14:editId="729D035B">
             <wp:extent cx="2964437" cy="167655"/>
             <wp:effectExtent l="0" t="0" r="7620" b="3810"/>
             <wp:docPr id="59" name="Picture 59"/>
@@ -8034,7 +10407,39 @@
           <w:sz w:val="40"/>
           <w:szCs w:val="40"/>
         </w:rPr>
-        <w:t>+variants: computeIfPresent, computeIfAbsent that only compute a new value when there is already an old one, or when there isn’t yet one.</w:t>
+        <w:t xml:space="preserve">+variants: </w:t>
+      </w:r>
+      <w:proofErr w:type="spellStart"/>
+      <w:r>
+        <w:rPr>
+          <w:sz w:val="40"/>
+          <w:szCs w:val="40"/>
+        </w:rPr>
+        <w:t>computeIfPresent</w:t>
+      </w:r>
+      <w:proofErr w:type="spellEnd"/>
+      <w:r>
+        <w:rPr>
+          <w:sz w:val="40"/>
+          <w:szCs w:val="40"/>
+        </w:rPr>
+        <w:t xml:space="preserve">, </w:t>
+      </w:r>
+      <w:proofErr w:type="spellStart"/>
+      <w:r>
+        <w:rPr>
+          <w:sz w:val="40"/>
+          <w:szCs w:val="40"/>
+        </w:rPr>
+        <w:t>computeIfAbsent</w:t>
+      </w:r>
+      <w:proofErr w:type="spellEnd"/>
+      <w:r>
+        <w:rPr>
+          <w:sz w:val="40"/>
+          <w:szCs w:val="40"/>
+        </w:rPr>
+        <w:t xml:space="preserve"> that only compute a new value when there is already an old one, or when there isn’t yet one.</w:t>
       </w:r>
     </w:p>
     <w:p>
@@ -8051,7 +10456,7 @@
           <w:szCs w:val="40"/>
         </w:rPr>
         <w:drawing>
-          <wp:inline distT="0" distB="0" distL="0" distR="0" wp14:anchorId="3C0CC6B8" wp14:editId="4395C577">
+          <wp:inline distT="0" distB="0" distL="0" distR="0" wp14:anchorId="0C96B2D9" wp14:editId="0C57DAD2">
             <wp:extent cx="3398815" cy="198137"/>
             <wp:effectExtent l="0" t="0" r="0" b="0"/>
             <wp:docPr id="60" name="Picture 60"/>
@@ -8116,7 +10521,7 @@
           <w:szCs w:val="40"/>
         </w:rPr>
         <w:drawing>
-          <wp:inline distT="0" distB="0" distL="0" distR="0" wp14:anchorId="276F251D" wp14:editId="68F3496E">
+          <wp:inline distT="0" distB="0" distL="0" distR="0" wp14:anchorId="21724F4E" wp14:editId="395932D6">
             <wp:extent cx="4458086" cy="739204"/>
             <wp:effectExtent l="0" t="0" r="0" b="3810"/>
             <wp:docPr id="61" name="Picture 61"/>
@@ -8181,15 +10586,39 @@
           <w:sz w:val="40"/>
           <w:szCs w:val="40"/>
         </w:rPr>
-        <w:t xml:space="preserve">-Java API provides bulk operations on concurrent hash maps that can safely execute while other threads operate on the map. The bulk operation traverse the </w:t>
-      </w:r>
-      <w:r>
-        <w:rPr>
-          <w:sz w:val="40"/>
-          <w:szCs w:val="40"/>
-        </w:rPr>
-        <w:lastRenderedPageBreak/>
-        <w:t>map and operate on the elements they find as they go along.</w:t>
+        <w:t xml:space="preserve">-Java API provides bulk operations on concurrent hash maps that can safely execute while other threads operate on the map. The bulk operation </w:t>
+      </w:r>
+      <w:proofErr w:type="gramStart"/>
+      <w:r>
+        <w:rPr>
+          <w:sz w:val="40"/>
+          <w:szCs w:val="40"/>
+        </w:rPr>
+        <w:t>traverse</w:t>
+      </w:r>
+      <w:proofErr w:type="gramEnd"/>
+      <w:r>
+        <w:rPr>
+          <w:sz w:val="40"/>
+          <w:szCs w:val="40"/>
+        </w:rPr>
+        <w:t xml:space="preserve"> the map and </w:t>
+      </w:r>
+      <w:proofErr w:type="gramStart"/>
+      <w:r>
+        <w:rPr>
+          <w:sz w:val="40"/>
+          <w:szCs w:val="40"/>
+        </w:rPr>
+        <w:t>operate</w:t>
+      </w:r>
+      <w:proofErr w:type="gramEnd"/>
+      <w:r>
+        <w:rPr>
+          <w:sz w:val="40"/>
+          <w:szCs w:val="40"/>
+        </w:rPr>
+        <w:t xml:space="preserve"> on the elements they find as they go along.</w:t>
       </w:r>
     </w:p>
     <w:p>
@@ -8221,7 +10650,7 @@
           <w:szCs w:val="40"/>
         </w:rPr>
         <w:drawing>
-          <wp:inline distT="0" distB="0" distL="0" distR="0" wp14:anchorId="12B15E29" wp14:editId="7E2AFA00">
+          <wp:inline distT="0" distB="0" distL="0" distR="0" wp14:anchorId="2E000ADE" wp14:editId="52ADB94B">
             <wp:extent cx="5410669" cy="1181202"/>
             <wp:effectExtent l="0" t="0" r="0" b="0"/>
             <wp:docPr id="62" name="Picture 62"/>
@@ -8269,6 +10698,7 @@
           <w:sz w:val="40"/>
           <w:szCs w:val="40"/>
         </w:rPr>
+        <w:lastRenderedPageBreak/>
         <w:t>-There are 4 versions of operation:</w:t>
       </w:r>
     </w:p>
@@ -8286,7 +10716,7 @@
           <w:szCs w:val="40"/>
         </w:rPr>
         <w:drawing>
-          <wp:inline distT="0" distB="0" distL="0" distR="0" wp14:anchorId="7FFE7429" wp14:editId="47928145">
+          <wp:inline distT="0" distB="0" distL="0" distR="0" wp14:anchorId="6DAA597F" wp14:editId="3B384284">
             <wp:extent cx="2575783" cy="373412"/>
             <wp:effectExtent l="0" t="0" r="0" b="7620"/>
             <wp:docPr id="63" name="Picture 63"/>
@@ -8336,7 +10766,7 @@
           <w:szCs w:val="40"/>
         </w:rPr>
         <w:drawing>
-          <wp:inline distT="0" distB="0" distL="0" distR="0" wp14:anchorId="38ED3AAE" wp14:editId="301496D5">
+          <wp:inline distT="0" distB="0" distL="0" distR="0" wp14:anchorId="785C92A6" wp14:editId="1272DC33">
             <wp:extent cx="3231160" cy="419136"/>
             <wp:effectExtent l="0" t="0" r="7620" b="0"/>
             <wp:docPr id="64" name="Picture 64"/>
@@ -8414,7 +10844,71 @@
           <w:sz w:val="40"/>
           <w:szCs w:val="40"/>
         </w:rPr>
-        <w:t xml:space="preserve"> If elements &gt; threshold, the operation is parallelized. If the operation run in single thread, use threshold = Long.MAX_VALUE, if the operation run in maximum threads, threshold=1</w:t>
+        <w:t xml:space="preserve"> If elements &gt; threshold, the operation is parallelized. If the operation </w:t>
+      </w:r>
+      <w:proofErr w:type="gramStart"/>
+      <w:r>
+        <w:rPr>
+          <w:sz w:val="40"/>
+          <w:szCs w:val="40"/>
+        </w:rPr>
+        <w:t>run</w:t>
+      </w:r>
+      <w:proofErr w:type="gramEnd"/>
+      <w:r>
+        <w:rPr>
+          <w:sz w:val="40"/>
+          <w:szCs w:val="40"/>
+        </w:rPr>
+        <w:t xml:space="preserve"> in </w:t>
+      </w:r>
+      <w:proofErr w:type="gramStart"/>
+      <w:r>
+        <w:rPr>
+          <w:sz w:val="40"/>
+          <w:szCs w:val="40"/>
+        </w:rPr>
+        <w:t>single</w:t>
+      </w:r>
+      <w:proofErr w:type="gramEnd"/>
+      <w:r>
+        <w:rPr>
+          <w:sz w:val="40"/>
+          <w:szCs w:val="40"/>
+        </w:rPr>
+        <w:t xml:space="preserve"> thread, use threshold = </w:t>
+      </w:r>
+      <w:proofErr w:type="spellStart"/>
+      <w:r>
+        <w:rPr>
+          <w:sz w:val="40"/>
+          <w:szCs w:val="40"/>
+        </w:rPr>
+        <w:t>Long.MAX_VALUE</w:t>
+      </w:r>
+      <w:proofErr w:type="spellEnd"/>
+      <w:r>
+        <w:rPr>
+          <w:sz w:val="40"/>
+          <w:szCs w:val="40"/>
+        </w:rPr>
+        <w:t xml:space="preserve">, if the operation </w:t>
+      </w:r>
+      <w:proofErr w:type="gramStart"/>
+      <w:r>
+        <w:rPr>
+          <w:sz w:val="40"/>
+          <w:szCs w:val="40"/>
+        </w:rPr>
+        <w:t>run</w:t>
+      </w:r>
+      <w:proofErr w:type="gramEnd"/>
+      <w:r>
+        <w:rPr>
+          <w:sz w:val="40"/>
+          <w:szCs w:val="40"/>
+        </w:rPr>
+        <w:t xml:space="preserve"> in maximum threads, threshold=1</w:t>
       </w:r>
     </w:p>
     <w:p>
@@ -8461,7 +10955,7 @@
           <w:szCs w:val="40"/>
         </w:rPr>
         <w:drawing>
-          <wp:inline distT="0" distB="0" distL="0" distR="0" wp14:anchorId="497E660E" wp14:editId="03E4B455">
+          <wp:inline distT="0" distB="0" distL="0" distR="0" wp14:anchorId="5B764799" wp14:editId="63A5A5D3">
             <wp:extent cx="3993226" cy="160034"/>
             <wp:effectExtent l="0" t="0" r="7620" b="0"/>
             <wp:docPr id="65" name="Picture 65"/>
@@ -8509,7 +11003,23 @@
           <w:sz w:val="40"/>
           <w:szCs w:val="40"/>
         </w:rPr>
-        <w:t>-forEach has 2 variants:</w:t>
+        <w:t>-</w:t>
+      </w:r>
+      <w:proofErr w:type="spellStart"/>
+      <w:r>
+        <w:rPr>
+          <w:sz w:val="40"/>
+          <w:szCs w:val="40"/>
+        </w:rPr>
+        <w:t>forEach</w:t>
+      </w:r>
+      <w:proofErr w:type="spellEnd"/>
+      <w:r>
+        <w:rPr>
+          <w:sz w:val="40"/>
+          <w:szCs w:val="40"/>
+        </w:rPr>
+        <w:t xml:space="preserve"> has 2 variants:</w:t>
       </w:r>
     </w:p>
     <w:p>
@@ -8571,7 +11081,7 @@
           <w:szCs w:val="40"/>
         </w:rPr>
         <w:drawing>
-          <wp:inline distT="0" distB="0" distL="0" distR="0" wp14:anchorId="54678928" wp14:editId="2B2523A8">
+          <wp:inline distT="0" distB="0" distL="0" distR="0" wp14:anchorId="64D78969" wp14:editId="3BBF615A">
             <wp:extent cx="2827265" cy="350550"/>
             <wp:effectExtent l="0" t="0" r="0" b="0"/>
             <wp:docPr id="66" name="Picture 66"/>
@@ -8619,7 +11129,6 @@
           <w:sz w:val="40"/>
           <w:szCs w:val="40"/>
         </w:rPr>
-        <w:lastRenderedPageBreak/>
         <w:t>+2</w:t>
       </w:r>
       <w:r>
@@ -8667,7 +11176,7 @@
           <w:szCs w:val="40"/>
         </w:rPr>
         <w:drawing>
-          <wp:inline distT="0" distB="0" distL="0" distR="0" wp14:anchorId="3303E0D4" wp14:editId="21B56697">
+          <wp:inline distT="0" distB="0" distL="0" distR="0" wp14:anchorId="38069C3A" wp14:editId="70A43170">
             <wp:extent cx="2446232" cy="495343"/>
             <wp:effectExtent l="0" t="0" r="0" b="0"/>
             <wp:docPr id="67" name="Picture 67"/>
@@ -8715,14 +11224,46 @@
           <w:sz w:val="40"/>
           <w:szCs w:val="40"/>
         </w:rPr>
-        <w:t xml:space="preserve">+The transformer can used as a filter, </w:t>
-      </w:r>
-      <w:r>
-        <w:rPr>
-          <w:sz w:val="40"/>
-          <w:szCs w:val="40"/>
-        </w:rPr>
-        <w:t xml:space="preserve">if the transformer return </w:t>
+        <w:t xml:space="preserve">+The transformer can </w:t>
+      </w:r>
+      <w:proofErr w:type="gramStart"/>
+      <w:r>
+        <w:rPr>
+          <w:sz w:val="40"/>
+          <w:szCs w:val="40"/>
+        </w:rPr>
+        <w:t>used</w:t>
+      </w:r>
+      <w:proofErr w:type="gramEnd"/>
+      <w:r>
+        <w:rPr>
+          <w:sz w:val="40"/>
+          <w:szCs w:val="40"/>
+        </w:rPr>
+        <w:t xml:space="preserve"> as a filter, </w:t>
+      </w:r>
+      <w:r>
+        <w:rPr>
+          <w:sz w:val="40"/>
+          <w:szCs w:val="40"/>
+        </w:rPr>
+        <w:t xml:space="preserve">if the transformer </w:t>
+      </w:r>
+      <w:proofErr w:type="gramStart"/>
+      <w:r>
+        <w:rPr>
+          <w:sz w:val="40"/>
+          <w:szCs w:val="40"/>
+        </w:rPr>
+        <w:t>return</w:t>
+      </w:r>
+      <w:proofErr w:type="gramEnd"/>
+      <w:r>
+        <w:rPr>
+          <w:sz w:val="40"/>
+          <w:szCs w:val="40"/>
+        </w:rPr>
+        <w:t xml:space="preserve"> </w:t>
       </w:r>
       <w:r>
         <w:rPr>
@@ -8769,7 +11310,7 @@
           <w:szCs w:val="40"/>
         </w:rPr>
         <w:drawing>
-          <wp:inline distT="0" distB="0" distL="0" distR="0" wp14:anchorId="05A854D5" wp14:editId="2469C745">
+          <wp:inline distT="0" distB="0" distL="0" distR="0" wp14:anchorId="660983C1" wp14:editId="16107CE0">
             <wp:extent cx="4092295" cy="449619"/>
             <wp:effectExtent l="0" t="0" r="3810" b="7620"/>
             <wp:docPr id="68" name="Picture 68"/>
@@ -8817,7 +11358,24 @@
           <w:sz w:val="40"/>
           <w:szCs w:val="40"/>
         </w:rPr>
-        <w:t xml:space="preserve">-reduce operation combine the inputs with an </w:t>
+        <w:lastRenderedPageBreak/>
+        <w:t xml:space="preserve">-reduce operation </w:t>
+      </w:r>
+      <w:proofErr w:type="gramStart"/>
+      <w:r>
+        <w:rPr>
+          <w:sz w:val="40"/>
+          <w:szCs w:val="40"/>
+        </w:rPr>
+        <w:t>combine</w:t>
+      </w:r>
+      <w:proofErr w:type="gramEnd"/>
+      <w:r>
+        <w:rPr>
+          <w:sz w:val="40"/>
+          <w:szCs w:val="40"/>
+        </w:rPr>
+        <w:t xml:space="preserve"> the inputs with an </w:t>
       </w:r>
       <w:r>
         <w:rPr>
@@ -8864,7 +11422,7 @@
           <w:szCs w:val="40"/>
         </w:rPr>
         <w:drawing>
-          <wp:inline distT="0" distB="0" distL="0" distR="0" wp14:anchorId="690EAEB6" wp14:editId="7901BEF6">
+          <wp:inline distT="0" distB="0" distL="0" distR="0" wp14:anchorId="11935739" wp14:editId="5C85E1DF">
             <wp:extent cx="2812024" cy="190517"/>
             <wp:effectExtent l="0" t="0" r="7620" b="0"/>
             <wp:docPr id="69" name="Picture 69"/>
@@ -8912,7 +11470,39 @@
           <w:sz w:val="40"/>
           <w:szCs w:val="40"/>
         </w:rPr>
-        <w:t>+You can supply a transformer. Example: compute the length of longest key:</w:t>
+        <w:t xml:space="preserve">+You can supply a transformer. Example: </w:t>
+      </w:r>
+      <w:proofErr w:type="gramStart"/>
+      <w:r>
+        <w:rPr>
+          <w:sz w:val="40"/>
+          <w:szCs w:val="40"/>
+        </w:rPr>
+        <w:t>compute</w:t>
+      </w:r>
+      <w:proofErr w:type="gramEnd"/>
+      <w:r>
+        <w:rPr>
+          <w:sz w:val="40"/>
+          <w:szCs w:val="40"/>
+        </w:rPr>
+        <w:t xml:space="preserve"> the length of </w:t>
+      </w:r>
+      <w:proofErr w:type="gramStart"/>
+      <w:r>
+        <w:rPr>
+          <w:sz w:val="40"/>
+          <w:szCs w:val="40"/>
+        </w:rPr>
+        <w:t>longest</w:t>
+      </w:r>
+      <w:proofErr w:type="gramEnd"/>
+      <w:r>
+        <w:rPr>
+          <w:sz w:val="40"/>
+          <w:szCs w:val="40"/>
+        </w:rPr>
+        <w:t xml:space="preserve"> key:</w:t>
       </w:r>
     </w:p>
     <w:p>
@@ -8929,7 +11519,7 @@
           <w:szCs w:val="40"/>
         </w:rPr>
         <w:drawing>
-          <wp:inline distT="0" distB="0" distL="0" distR="0" wp14:anchorId="016FF365" wp14:editId="2C435525">
+          <wp:inline distT="0" distB="0" distL="0" distR="0" wp14:anchorId="173722BF" wp14:editId="393CC118">
             <wp:extent cx="2560542" cy="457240"/>
             <wp:effectExtent l="0" t="0" r="0" b="0"/>
             <wp:docPr id="70" name="Picture 70"/>
@@ -8979,7 +11569,7 @@
           <w:szCs w:val="40"/>
         </w:rPr>
         <w:drawing>
-          <wp:inline distT="0" distB="0" distL="0" distR="0" wp14:anchorId="541E4117" wp14:editId="3B53BCDB">
+          <wp:inline distT="0" distB="0" distL="0" distR="0" wp14:anchorId="6AC88909" wp14:editId="2A3E1DE0">
             <wp:extent cx="5319221" cy="952583"/>
             <wp:effectExtent l="0" t="0" r="0" b="0"/>
             <wp:docPr id="71" name="Picture 71"/>
@@ -9027,22 +11617,69 @@
           <w:sz w:val="40"/>
           <w:szCs w:val="40"/>
         </w:rPr>
-        <w:t>+Note: If the map is empty, or all entries have been filtered out, reduce returns null. If there is only 1 element, transformer returned and accumulator is not applied.</w:t>
-      </w:r>
-    </w:p>
-    <w:p>
-      <w:pPr>
-        <w:rPr>
-          <w:sz w:val="40"/>
-          <w:szCs w:val="40"/>
-        </w:rPr>
-      </w:pPr>
-      <w:r>
-        <w:rPr>
-          <w:sz w:val="40"/>
-          <w:szCs w:val="40"/>
-        </w:rPr>
-        <w:lastRenderedPageBreak/>
+        <w:t xml:space="preserve">+Note: If the map is empty, or all entries have been filtered out, reduce returns null. If there is only 1 element, </w:t>
+      </w:r>
+      <w:proofErr w:type="gramStart"/>
+      <w:r>
+        <w:rPr>
+          <w:sz w:val="40"/>
+          <w:szCs w:val="40"/>
+        </w:rPr>
+        <w:t>transformer</w:t>
+      </w:r>
+      <w:proofErr w:type="gramEnd"/>
+      <w:r>
+        <w:rPr>
+          <w:sz w:val="40"/>
+          <w:szCs w:val="40"/>
+        </w:rPr>
+        <w:t xml:space="preserve"> </w:t>
+      </w:r>
+      <w:proofErr w:type="gramStart"/>
+      <w:r>
+        <w:rPr>
+          <w:sz w:val="40"/>
+          <w:szCs w:val="40"/>
+        </w:rPr>
+        <w:t>returned</w:t>
+      </w:r>
+      <w:proofErr w:type="gramEnd"/>
+      <w:r>
+        <w:rPr>
+          <w:sz w:val="40"/>
+          <w:szCs w:val="40"/>
+        </w:rPr>
+        <w:t xml:space="preserve"> and </w:t>
+      </w:r>
+      <w:proofErr w:type="gramStart"/>
+      <w:r>
+        <w:rPr>
+          <w:sz w:val="40"/>
+          <w:szCs w:val="40"/>
+        </w:rPr>
+        <w:t>accumulator</w:t>
+      </w:r>
+      <w:proofErr w:type="gramEnd"/>
+      <w:r>
+        <w:rPr>
+          <w:sz w:val="40"/>
+          <w:szCs w:val="40"/>
+        </w:rPr>
+        <w:t xml:space="preserve"> is not applied.</w:t>
+      </w:r>
+    </w:p>
+    <w:p>
+      <w:pPr>
+        <w:rPr>
+          <w:sz w:val="40"/>
+          <w:szCs w:val="40"/>
+        </w:rPr>
+      </w:pPr>
+      <w:r>
+        <w:rPr>
+          <w:sz w:val="40"/>
+          <w:szCs w:val="40"/>
+        </w:rPr>
         <w:t>-</w:t>
       </w:r>
       <w:r>
@@ -9067,7 +11704,7 @@
           <w:szCs w:val="40"/>
         </w:rPr>
         <w:drawing>
-          <wp:inline distT="0" distB="0" distL="0" distR="0" wp14:anchorId="0DDCDB47" wp14:editId="2108D7F7">
+          <wp:inline distT="0" distB="0" distL="0" distR="0" wp14:anchorId="2C0CDABD" wp14:editId="04305FA1">
             <wp:extent cx="2987299" cy="617273"/>
             <wp:effectExtent l="0" t="0" r="3810" b="0"/>
             <wp:docPr id="72" name="Picture 72"/>
@@ -9132,7 +11769,24 @@
           <w:sz w:val="40"/>
           <w:szCs w:val="40"/>
         </w:rPr>
-        <w:t>-You want a large, thread-safe set but there is no ConcurrentHashSet.</w:t>
+        <w:lastRenderedPageBreak/>
+        <w:t xml:space="preserve">-You want a large, thread-safe set but there is no </w:t>
+      </w:r>
+      <w:proofErr w:type="spellStart"/>
+      <w:r>
+        <w:rPr>
+          <w:sz w:val="40"/>
+          <w:szCs w:val="40"/>
+        </w:rPr>
+        <w:t>ConcurrentHashSet</w:t>
+      </w:r>
+      <w:proofErr w:type="spellEnd"/>
+      <w:r>
+        <w:rPr>
+          <w:sz w:val="40"/>
+          <w:szCs w:val="40"/>
+        </w:rPr>
+        <w:t>.</w:t>
       </w:r>
     </w:p>
     <w:p>
@@ -9149,6 +11803,7 @@
         </w:rPr>
         <w:t xml:space="preserve">-Use </w:t>
       </w:r>
+      <w:proofErr w:type="spellStart"/>
       <w:r>
         <w:rPr>
           <w:b/>
@@ -9157,6 +11812,7 @@
         </w:rPr>
         <w:t>ConcurrentHashMap.newKeySet</w:t>
       </w:r>
+      <w:proofErr w:type="spellEnd"/>
       <w:r>
         <w:rPr>
           <w:sz w:val="40"/>
@@ -9179,7 +11835,7 @@
           <w:szCs w:val="40"/>
         </w:rPr>
         <w:drawing>
-          <wp:inline distT="0" distB="0" distL="0" distR="0" wp14:anchorId="03F1140F" wp14:editId="0292EBC6">
+          <wp:inline distT="0" distB="0" distL="0" distR="0" wp14:anchorId="4ED1443B" wp14:editId="4D3373BC">
             <wp:extent cx="3337849" cy="182896"/>
             <wp:effectExtent l="0" t="0" r="0" b="7620"/>
             <wp:docPr id="73" name="Picture 73"/>
@@ -9246,6 +11902,7 @@
         </w:rPr>
         <w:t>-</w:t>
       </w:r>
+      <w:proofErr w:type="spellStart"/>
       <w:r>
         <w:rPr>
           <w:b/>
@@ -9254,6 +11911,7 @@
         </w:rPr>
         <w:t>CopyOnWriteArrayList</w:t>
       </w:r>
+      <w:proofErr w:type="spellEnd"/>
       <w:r>
         <w:rPr>
           <w:sz w:val="40"/>
@@ -9261,6 +11919,7 @@
         </w:rPr>
         <w:t xml:space="preserve"> and </w:t>
       </w:r>
+      <w:proofErr w:type="spellStart"/>
       <w:r>
         <w:rPr>
           <w:b/>
@@ -9269,6 +11928,7 @@
         </w:rPr>
         <w:t>CopyOnWriteArraySet</w:t>
       </w:r>
+      <w:proofErr w:type="spellEnd"/>
       <w:r>
         <w:rPr>
           <w:sz w:val="40"/>
@@ -9282,8 +11942,18 @@
           <w:sz w:val="40"/>
           <w:szCs w:val="40"/>
         </w:rPr>
-        <w:t>thread-safe collections</w:t>
-      </w:r>
+        <w:t xml:space="preserve">thread-safe </w:t>
+      </w:r>
+      <w:proofErr w:type="gramStart"/>
+      <w:r>
+        <w:rPr>
+          <w:b/>
+          <w:sz w:val="40"/>
+          <w:szCs w:val="40"/>
+        </w:rPr>
+        <w:t>collections</w:t>
+      </w:r>
+      <w:proofErr w:type="gramEnd"/>
       <w:r>
         <w:rPr>
           <w:sz w:val="40"/>
@@ -9356,7 +12026,39 @@
           <w:sz w:val="40"/>
           <w:szCs w:val="40"/>
         </w:rPr>
-        <w:t>-When thread iterate greatly outnumber the thread mutate the collection.</w:t>
+        <w:t xml:space="preserve">-When thread </w:t>
+      </w:r>
+      <w:proofErr w:type="gramStart"/>
+      <w:r>
+        <w:rPr>
+          <w:sz w:val="40"/>
+          <w:szCs w:val="40"/>
+        </w:rPr>
+        <w:t>iterate</w:t>
+      </w:r>
+      <w:proofErr w:type="gramEnd"/>
+      <w:r>
+        <w:rPr>
+          <w:sz w:val="40"/>
+          <w:szCs w:val="40"/>
+        </w:rPr>
+        <w:t xml:space="preserve"> greatly outnumber the thread </w:t>
+      </w:r>
+      <w:proofErr w:type="gramStart"/>
+      <w:r>
+        <w:rPr>
+          <w:sz w:val="40"/>
+          <w:szCs w:val="40"/>
+        </w:rPr>
+        <w:t>mutate</w:t>
+      </w:r>
+      <w:proofErr w:type="gramEnd"/>
+      <w:r>
+        <w:rPr>
+          <w:sz w:val="40"/>
+          <w:szCs w:val="40"/>
+        </w:rPr>
+        <w:t xml:space="preserve"> the collection.</w:t>
       </w:r>
     </w:p>
     <w:p>
@@ -9405,13 +12107,33 @@
         </w:rPr>
         <w:t>-</w:t>
       </w:r>
-      <w:r>
-        <w:rPr>
-          <w:b/>
-          <w:sz w:val="40"/>
-          <w:szCs w:val="40"/>
-        </w:rPr>
-        <w:t>parallelSort()</w:t>
+      <w:proofErr w:type="spellStart"/>
+      <w:proofErr w:type="gramStart"/>
+      <w:r>
+        <w:rPr>
+          <w:b/>
+          <w:sz w:val="40"/>
+          <w:szCs w:val="40"/>
+        </w:rPr>
+        <w:t>parallelSort</w:t>
+      </w:r>
+      <w:proofErr w:type="spellEnd"/>
+      <w:r>
+        <w:rPr>
+          <w:b/>
+          <w:sz w:val="40"/>
+          <w:szCs w:val="40"/>
+        </w:rPr>
+        <w:t>(</w:t>
+      </w:r>
+      <w:proofErr w:type="gramEnd"/>
+      <w:r>
+        <w:rPr>
+          <w:b/>
+          <w:sz w:val="40"/>
+          <w:szCs w:val="40"/>
+        </w:rPr>
+        <w:t>)</w:t>
       </w:r>
     </w:p>
     <w:p>
@@ -9428,7 +12150,7 @@
           <w:szCs w:val="40"/>
         </w:rPr>
         <w:drawing>
-          <wp:inline distT="0" distB="0" distL="0" distR="0" wp14:anchorId="3319E898" wp14:editId="767A3771">
+          <wp:inline distT="0" distB="0" distL="0" distR="0" wp14:anchorId="49EBC724" wp14:editId="754393BB">
             <wp:extent cx="4305673" cy="624894"/>
             <wp:effectExtent l="0" t="0" r="0" b="3810"/>
             <wp:docPr id="74" name="Picture 74"/>
@@ -9476,7 +12198,6 @@
           <w:sz w:val="40"/>
           <w:szCs w:val="40"/>
         </w:rPr>
-        <w:lastRenderedPageBreak/>
         <w:t>+You can supply a Comparator</w:t>
       </w:r>
     </w:p>
@@ -9494,7 +12215,7 @@
           <w:szCs w:val="40"/>
         </w:rPr>
         <w:drawing>
-          <wp:inline distT="0" distB="0" distL="0" distR="0" wp14:anchorId="43779288" wp14:editId="55D3D848">
+          <wp:inline distT="0" distB="0" distL="0" distR="0" wp14:anchorId="3C875D1A" wp14:editId="300B8523">
             <wp:extent cx="3726503" cy="198137"/>
             <wp:effectExtent l="0" t="0" r="7620" b="0"/>
             <wp:docPr id="75" name="Picture 75"/>
@@ -9559,7 +12280,7 @@
           <w:szCs w:val="40"/>
         </w:rPr>
         <w:drawing>
-          <wp:inline distT="0" distB="0" distL="0" distR="0" wp14:anchorId="720C9992" wp14:editId="59168031">
+          <wp:inline distT="0" distB="0" distL="0" distR="0" wp14:anchorId="44FF6FA0" wp14:editId="166A13C9">
             <wp:extent cx="4282811" cy="205758"/>
             <wp:effectExtent l="0" t="0" r="3810" b="3810"/>
             <wp:docPr id="76" name="Picture 76"/>
@@ -9609,13 +12330,33 @@
         </w:rPr>
         <w:t>-</w:t>
       </w:r>
-      <w:r>
-        <w:rPr>
-          <w:b/>
-          <w:sz w:val="40"/>
-          <w:szCs w:val="40"/>
-        </w:rPr>
-        <w:t>parallelSetAll()</w:t>
+      <w:proofErr w:type="spellStart"/>
+      <w:proofErr w:type="gramStart"/>
+      <w:r>
+        <w:rPr>
+          <w:b/>
+          <w:sz w:val="40"/>
+          <w:szCs w:val="40"/>
+        </w:rPr>
+        <w:t>parallelSetAll</w:t>
+      </w:r>
+      <w:proofErr w:type="spellEnd"/>
+      <w:r>
+        <w:rPr>
+          <w:b/>
+          <w:sz w:val="40"/>
+          <w:szCs w:val="40"/>
+        </w:rPr>
+        <w:t>(</w:t>
+      </w:r>
+      <w:proofErr w:type="gramEnd"/>
+      <w:r>
+        <w:rPr>
+          <w:b/>
+          <w:sz w:val="40"/>
+          <w:szCs w:val="40"/>
+        </w:rPr>
+        <w:t>)</w:t>
       </w:r>
       <w:r>
         <w:rPr>
@@ -9638,8 +12379,9 @@
           <w:sz w:val="40"/>
           <w:szCs w:val="40"/>
         </w:rPr>
+        <w:lastRenderedPageBreak/>
         <w:drawing>
-          <wp:inline distT="0" distB="0" distL="0" distR="0" wp14:anchorId="39528618" wp14:editId="6E38C3FF">
+          <wp:inline distT="0" distB="0" distL="0" distR="0" wp14:anchorId="7E85C482" wp14:editId="6CD09BCC">
             <wp:extent cx="3124471" cy="358171"/>
             <wp:effectExtent l="0" t="0" r="0" b="3810"/>
             <wp:docPr id="77" name="Picture 77"/>
@@ -9689,6 +12431,8 @@
         </w:rPr>
         <w:t>-</w:t>
       </w:r>
+      <w:proofErr w:type="spellStart"/>
+      <w:proofErr w:type="gramStart"/>
       <w:r>
         <w:rPr>
           <w:b/>
@@ -9697,12 +12441,21 @@
         </w:rPr>
         <w:t>parallelPrefix</w:t>
       </w:r>
-      <w:r>
-        <w:rPr>
-          <w:sz w:val="40"/>
-          <w:szCs w:val="40"/>
-        </w:rPr>
-        <w:t>():</w:t>
+      <w:proofErr w:type="spellEnd"/>
+      <w:r>
+        <w:rPr>
+          <w:sz w:val="40"/>
+          <w:szCs w:val="40"/>
+        </w:rPr>
+        <w:t>(</w:t>
+      </w:r>
+      <w:proofErr w:type="gramEnd"/>
+      <w:r>
+        <w:rPr>
+          <w:sz w:val="40"/>
+          <w:szCs w:val="40"/>
+        </w:rPr>
+        <w:t>):</w:t>
       </w:r>
     </w:p>
     <w:p>
@@ -9719,7 +12472,7 @@
           <w:szCs w:val="40"/>
         </w:rPr>
         <w:drawing>
-          <wp:inline distT="0" distB="0" distL="0" distR="0" wp14:anchorId="7E11E5EE" wp14:editId="4A9C579E">
+          <wp:inline distT="0" distB="0" distL="0" distR="0" wp14:anchorId="19F5C298" wp14:editId="043700D6">
             <wp:extent cx="2636748" cy="167655"/>
             <wp:effectExtent l="0" t="0" r="0" b="3810"/>
             <wp:docPr id="78" name="Picture 78"/>
@@ -9769,7 +12522,7 @@
           <w:szCs w:val="40"/>
         </w:rPr>
         <w:drawing>
-          <wp:inline distT="0" distB="0" distL="0" distR="0" wp14:anchorId="0C2790F3" wp14:editId="084F55CF">
+          <wp:inline distT="0" distB="0" distL="0" distR="0" wp14:anchorId="4D27CD62" wp14:editId="0AFF18EC">
             <wp:extent cx="1120237" cy="1135478"/>
             <wp:effectExtent l="0" t="0" r="3810" b="7620"/>
             <wp:docPr id="80" name="Picture 80"/>
@@ -9860,7 +12613,7 @@
           <w:szCs w:val="40"/>
         </w:rPr>
         <w:drawing>
-          <wp:inline distT="0" distB="0" distL="0" distR="0" wp14:anchorId="4BEBFE46" wp14:editId="1FE17A40">
+          <wp:inline distT="0" distB="0" distL="0" distR="0" wp14:anchorId="776BD3EC" wp14:editId="7EADFBCB">
             <wp:extent cx="4183743" cy="335309"/>
             <wp:effectExtent l="0" t="0" r="7620" b="7620"/>
             <wp:docPr id="79" name="Picture 79"/>
@@ -9938,7 +12691,55 @@
           <w:sz w:val="40"/>
           <w:szCs w:val="40"/>
         </w:rPr>
-        <w:t xml:space="preserve"> (using the same lock that an object uses) need to use to iterate over collection while another thread has the opportunity to mutate it:</w:t>
+        <w:t xml:space="preserve"> (using the same lock that an object uses) </w:t>
+      </w:r>
+      <w:proofErr w:type="gramStart"/>
+      <w:r>
+        <w:rPr>
+          <w:sz w:val="40"/>
+          <w:szCs w:val="40"/>
+        </w:rPr>
+        <w:t>need</w:t>
+      </w:r>
+      <w:proofErr w:type="gramEnd"/>
+      <w:r>
+        <w:rPr>
+          <w:sz w:val="40"/>
+          <w:szCs w:val="40"/>
+        </w:rPr>
+        <w:t xml:space="preserve"> to </w:t>
+      </w:r>
+      <w:proofErr w:type="gramStart"/>
+      <w:r>
+        <w:rPr>
+          <w:sz w:val="40"/>
+          <w:szCs w:val="40"/>
+        </w:rPr>
+        <w:t>use</w:t>
+      </w:r>
+      <w:proofErr w:type="gramEnd"/>
+      <w:r>
+        <w:rPr>
+          <w:sz w:val="40"/>
+          <w:szCs w:val="40"/>
+        </w:rPr>
+        <w:t xml:space="preserve"> to iterate over collection while another thread </w:t>
+      </w:r>
+      <w:proofErr w:type="gramStart"/>
+      <w:r>
+        <w:rPr>
+          <w:sz w:val="40"/>
+          <w:szCs w:val="40"/>
+        </w:rPr>
+        <w:t>has the opportunity to</w:t>
+      </w:r>
+      <w:proofErr w:type="gramEnd"/>
+      <w:r>
+        <w:rPr>
+          <w:sz w:val="40"/>
+          <w:szCs w:val="40"/>
+        </w:rPr>
+        <w:t xml:space="preserve"> mutate it:</w:t>
       </w:r>
     </w:p>
     <w:p>
@@ -9954,9 +12755,8 @@
           <w:sz w:val="40"/>
           <w:szCs w:val="40"/>
         </w:rPr>
-        <w:lastRenderedPageBreak/>
         <w:drawing>
-          <wp:inline distT="0" distB="0" distL="0" distR="0" wp14:anchorId="54551E83" wp14:editId="3BF21EEC">
+          <wp:inline distT="0" distB="0" distL="0" distR="0" wp14:anchorId="73A18CB6" wp14:editId="17A00699">
             <wp:extent cx="3086367" cy="784928"/>
             <wp:effectExtent l="0" t="0" r="0" b="0"/>
             <wp:docPr id="81" name="Picture 81"/>
@@ -10004,7 +12804,64 @@
           <w:sz w:val="40"/>
           <w:szCs w:val="40"/>
         </w:rPr>
-        <w:t>-You are usually better off using the collections in java.util.concurrent instead of the synchronization wrapper. One exception is an array list that is frequently mutated, use synchronized ArrayList.</w:t>
+        <w:t xml:space="preserve">-You are usually better off using the collections in </w:t>
+      </w:r>
+      <w:proofErr w:type="spellStart"/>
+      <w:proofErr w:type="gramStart"/>
+      <w:r>
+        <w:rPr>
+          <w:sz w:val="40"/>
+          <w:szCs w:val="40"/>
+        </w:rPr>
+        <w:t>java.util</w:t>
+      </w:r>
+      <w:proofErr w:type="gramEnd"/>
+      <w:r>
+        <w:rPr>
+          <w:sz w:val="40"/>
+          <w:szCs w:val="40"/>
+        </w:rPr>
+        <w:t>.concurrent</w:t>
+      </w:r>
+      <w:proofErr w:type="spellEnd"/>
+      <w:r>
+        <w:rPr>
+          <w:sz w:val="40"/>
+          <w:szCs w:val="40"/>
+        </w:rPr>
+        <w:t xml:space="preserve"> instead of the synchronization wrapper. One exception is an array list that is frequently mutated, </w:t>
+      </w:r>
+      <w:proofErr w:type="gramStart"/>
+      <w:r>
+        <w:rPr>
+          <w:sz w:val="40"/>
+          <w:szCs w:val="40"/>
+        </w:rPr>
+        <w:t>use</w:t>
+      </w:r>
+      <w:proofErr w:type="gramEnd"/>
+      <w:r>
+        <w:rPr>
+          <w:sz w:val="40"/>
+          <w:szCs w:val="40"/>
+        </w:rPr>
+        <w:t xml:space="preserve"> synchronized </w:t>
+      </w:r>
+      <w:proofErr w:type="spellStart"/>
+      <w:r>
+        <w:rPr>
+          <w:sz w:val="40"/>
+          <w:szCs w:val="40"/>
+        </w:rPr>
+        <w:t>ArrayList</w:t>
+      </w:r>
+      <w:proofErr w:type="spellEnd"/>
+      <w:r>
+        <w:rPr>
+          <w:sz w:val="40"/>
+          <w:szCs w:val="40"/>
+        </w:rPr>
+        <w:t>.</w:t>
       </w:r>
     </w:p>
     <w:p>
@@ -10022,6 +12879,7 @@
           <w:sz w:val="40"/>
           <w:szCs w:val="40"/>
         </w:rPr>
+        <w:lastRenderedPageBreak/>
         <w:t>-API: p800</w:t>
       </w:r>
     </w:p>
@@ -10053,22 +12911,54 @@
           <w:sz w:val="40"/>
           <w:szCs w:val="40"/>
         </w:rPr>
-        <w:t>-Construct a new thread is expensive because it involves inter-action with the OS.</w:t>
-      </w:r>
-    </w:p>
-    <w:p>
-      <w:pPr>
-        <w:rPr>
-          <w:sz w:val="40"/>
-          <w:szCs w:val="40"/>
-        </w:rPr>
-      </w:pPr>
-      <w:r>
-        <w:rPr>
-          <w:sz w:val="40"/>
-          <w:szCs w:val="40"/>
-        </w:rPr>
-        <w:t xml:space="preserve">-If the program creates a large number of short-lived threads, </w:t>
+        <w:t>-</w:t>
+      </w:r>
+      <w:proofErr w:type="gramStart"/>
+      <w:r>
+        <w:rPr>
+          <w:sz w:val="40"/>
+          <w:szCs w:val="40"/>
+        </w:rPr>
+        <w:t>Construct</w:t>
+      </w:r>
+      <w:proofErr w:type="gramEnd"/>
+      <w:r>
+        <w:rPr>
+          <w:sz w:val="40"/>
+          <w:szCs w:val="40"/>
+        </w:rPr>
+        <w:t xml:space="preserve"> a new thread is expensive because it involves inter-action with the OS.</w:t>
+      </w:r>
+    </w:p>
+    <w:p>
+      <w:pPr>
+        <w:rPr>
+          <w:sz w:val="40"/>
+          <w:szCs w:val="40"/>
+        </w:rPr>
+      </w:pPr>
+      <w:r>
+        <w:rPr>
+          <w:sz w:val="40"/>
+          <w:szCs w:val="40"/>
+        </w:rPr>
+        <w:t xml:space="preserve">-If the program creates </w:t>
+      </w:r>
+      <w:proofErr w:type="gramStart"/>
+      <w:r>
+        <w:rPr>
+          <w:sz w:val="40"/>
+          <w:szCs w:val="40"/>
+        </w:rPr>
+        <w:t>a large number of</w:t>
+      </w:r>
+      <w:proofErr w:type="gramEnd"/>
+      <w:r>
+        <w:rPr>
+          <w:sz w:val="40"/>
+          <w:szCs w:val="40"/>
+        </w:rPr>
+        <w:t xml:space="preserve"> short-lived threads, </w:t>
       </w:r>
       <w:r>
         <w:rPr>
@@ -10128,7 +13018,23 @@
           <w:sz w:val="40"/>
           <w:szCs w:val="40"/>
         </w:rPr>
-        <w:t>contains a number of threads that are ready to run.</w:t>
+        <w:t xml:space="preserve">contains </w:t>
+      </w:r>
+      <w:proofErr w:type="gramStart"/>
+      <w:r>
+        <w:rPr>
+          <w:sz w:val="40"/>
+          <w:szCs w:val="40"/>
+        </w:rPr>
+        <w:t>a number of</w:t>
+      </w:r>
+      <w:proofErr w:type="gramEnd"/>
+      <w:r>
+        <w:rPr>
+          <w:sz w:val="40"/>
+          <w:szCs w:val="40"/>
+        </w:rPr>
+        <w:t xml:space="preserve"> threads that are ready to run.</w:t>
       </w:r>
     </w:p>
     <w:p>
@@ -10160,13 +13066,23 @@
         </w:rPr>
         <w:t xml:space="preserve"> to the pool, one of the threads calls </w:t>
       </w:r>
-      <w:r>
-        <w:rPr>
-          <w:b/>
-          <w:sz w:val="40"/>
-          <w:szCs w:val="40"/>
-        </w:rPr>
-        <w:t>run()</w:t>
+      <w:proofErr w:type="gramStart"/>
+      <w:r>
+        <w:rPr>
+          <w:b/>
+          <w:sz w:val="40"/>
+          <w:szCs w:val="40"/>
+        </w:rPr>
+        <w:t>run(</w:t>
+      </w:r>
+      <w:proofErr w:type="gramEnd"/>
+      <w:r>
+        <w:rPr>
+          <w:b/>
+          <w:sz w:val="40"/>
+          <w:szCs w:val="40"/>
+        </w:rPr>
+        <w:t>)</w:t>
       </w:r>
       <w:r>
         <w:rPr>
@@ -10191,7 +13107,23 @@
           <w:sz w:val="40"/>
           <w:szCs w:val="40"/>
         </w:rPr>
-        <w:t>+When run() exits, the thread doesn’t die but stay around to serve the next request.</w:t>
+        <w:t xml:space="preserve">+When </w:t>
+      </w:r>
+      <w:proofErr w:type="gramStart"/>
+      <w:r>
+        <w:rPr>
+          <w:sz w:val="40"/>
+          <w:szCs w:val="40"/>
+        </w:rPr>
+        <w:t>run(</w:t>
+      </w:r>
+      <w:proofErr w:type="gramEnd"/>
+      <w:r>
+        <w:rPr>
+          <w:sz w:val="40"/>
+          <w:szCs w:val="40"/>
+        </w:rPr>
+        <w:t>) exits, the thread doesn’t die but stay around to serve the next request.</w:t>
       </w:r>
     </w:p>
     <w:p>
@@ -10210,8 +13142,9 @@
           <w:sz w:val="40"/>
           <w:szCs w:val="40"/>
         </w:rPr>
-        <w:t xml:space="preserve">12.6.1 Callables </w:t>
-      </w:r>
+        <w:t xml:space="preserve">12.6.1 </w:t>
+      </w:r>
+      <w:proofErr w:type="spellStart"/>
       <w:r>
         <w:rPr>
           <w:rStyle w:val="Heading2Char"/>
@@ -10219,6 +13152,25 @@
           <w:sz w:val="40"/>
           <w:szCs w:val="40"/>
         </w:rPr>
+        <w:t>Callables</w:t>
+      </w:r>
+      <w:proofErr w:type="spellEnd"/>
+      <w:r>
+        <w:rPr>
+          <w:rStyle w:val="Heading2Char"/>
+          <w:color w:val="FF0000"/>
+          <w:sz w:val="40"/>
+          <w:szCs w:val="40"/>
+        </w:rPr>
+        <w:t xml:space="preserve"> </w:t>
+      </w:r>
+      <w:r>
+        <w:rPr>
+          <w:rStyle w:val="Heading2Char"/>
+          <w:color w:val="FF0000"/>
+          <w:sz w:val="40"/>
+          <w:szCs w:val="40"/>
+        </w:rPr>
         <w:t>and Futures</w:t>
       </w:r>
     </w:p>
@@ -10229,12 +13181,80 @@
           <w:szCs w:val="40"/>
         </w:rPr>
       </w:pPr>
-      <w:r>
-        <w:rPr>
-          <w:sz w:val="40"/>
-          <w:szCs w:val="40"/>
-        </w:rPr>
-        <w:lastRenderedPageBreak/>
+      <w:proofErr w:type="gramStart"/>
+      <w:r>
+        <w:rPr>
+          <w:sz w:val="40"/>
+          <w:szCs w:val="40"/>
+        </w:rPr>
+        <w:t>-A</w:t>
+      </w:r>
+      <w:proofErr w:type="gramEnd"/>
+      <w:r>
+        <w:rPr>
+          <w:sz w:val="40"/>
+          <w:szCs w:val="40"/>
+        </w:rPr>
+        <w:t xml:space="preserve"> </w:t>
+      </w:r>
+      <w:r>
+        <w:rPr>
+          <w:b/>
+          <w:sz w:val="40"/>
+          <w:szCs w:val="40"/>
+        </w:rPr>
+        <w:t>Runnable</w:t>
+      </w:r>
+      <w:r>
+        <w:rPr>
+          <w:sz w:val="40"/>
+          <w:szCs w:val="40"/>
+        </w:rPr>
+        <w:t xml:space="preserve"> encapsulates a </w:t>
+      </w:r>
+      <w:r>
+        <w:rPr>
+          <w:b/>
+          <w:sz w:val="40"/>
+          <w:szCs w:val="40"/>
+        </w:rPr>
+        <w:t>task</w:t>
+      </w:r>
+      <w:r>
+        <w:rPr>
+          <w:sz w:val="40"/>
+          <w:szCs w:val="40"/>
+        </w:rPr>
+        <w:t xml:space="preserve"> that runs </w:t>
+      </w:r>
+      <w:r>
+        <w:rPr>
+          <w:b/>
+          <w:sz w:val="40"/>
+          <w:szCs w:val="40"/>
+        </w:rPr>
+        <w:t>asynchronously</w:t>
+      </w:r>
+      <w:r>
+        <w:rPr>
+          <w:sz w:val="40"/>
+          <w:szCs w:val="40"/>
+        </w:rPr>
+        <w:t xml:space="preserve"> with no parameters and no return value.</w:t>
+      </w:r>
+    </w:p>
+    <w:p>
+      <w:pPr>
+        <w:rPr>
+          <w:sz w:val="40"/>
+          <w:szCs w:val="40"/>
+        </w:rPr>
+      </w:pPr>
+      <w:r>
+        <w:rPr>
+          <w:sz w:val="40"/>
+          <w:szCs w:val="40"/>
+        </w:rPr>
         <w:t xml:space="preserve">-A </w:t>
       </w:r>
       <w:r>
@@ -10243,66 +13263,6 @@
           <w:sz w:val="40"/>
           <w:szCs w:val="40"/>
         </w:rPr>
-        <w:t>Runnable</w:t>
-      </w:r>
-      <w:r>
-        <w:rPr>
-          <w:sz w:val="40"/>
-          <w:szCs w:val="40"/>
-        </w:rPr>
-        <w:t xml:space="preserve"> encapsulates a </w:t>
-      </w:r>
-      <w:r>
-        <w:rPr>
-          <w:b/>
-          <w:sz w:val="40"/>
-          <w:szCs w:val="40"/>
-        </w:rPr>
-        <w:t>task</w:t>
-      </w:r>
-      <w:r>
-        <w:rPr>
-          <w:sz w:val="40"/>
-          <w:szCs w:val="40"/>
-        </w:rPr>
-        <w:t xml:space="preserve"> that runs </w:t>
-      </w:r>
-      <w:r>
-        <w:rPr>
-          <w:b/>
-          <w:sz w:val="40"/>
-          <w:szCs w:val="40"/>
-        </w:rPr>
-        <w:t>asynchronously</w:t>
-      </w:r>
-      <w:r>
-        <w:rPr>
-          <w:sz w:val="40"/>
-          <w:szCs w:val="40"/>
-        </w:rPr>
-        <w:t xml:space="preserve"> with no parameters and no return value.</w:t>
-      </w:r>
-    </w:p>
-    <w:p>
-      <w:pPr>
-        <w:rPr>
-          <w:sz w:val="40"/>
-          <w:szCs w:val="40"/>
-        </w:rPr>
-      </w:pPr>
-      <w:r>
-        <w:rPr>
-          <w:sz w:val="40"/>
-          <w:szCs w:val="40"/>
-        </w:rPr>
-        <w:t xml:space="preserve">-A </w:t>
-      </w:r>
-      <w:r>
-        <w:rPr>
-          <w:b/>
-          <w:sz w:val="40"/>
-          <w:szCs w:val="40"/>
-        </w:rPr>
         <w:t>Callable</w:t>
       </w:r>
       <w:r>
@@ -10310,7 +13270,23 @@
           <w:sz w:val="40"/>
           <w:szCs w:val="40"/>
         </w:rPr>
-        <w:t xml:space="preserve"> is similar to Runnable, but it returns a value:</w:t>
+        <w:t xml:space="preserve"> is </w:t>
+      </w:r>
+      <w:proofErr w:type="gramStart"/>
+      <w:r>
+        <w:rPr>
+          <w:sz w:val="40"/>
+          <w:szCs w:val="40"/>
+        </w:rPr>
+        <w:t>similar to</w:t>
+      </w:r>
+      <w:proofErr w:type="gramEnd"/>
+      <w:r>
+        <w:rPr>
+          <w:sz w:val="40"/>
+          <w:szCs w:val="40"/>
+        </w:rPr>
+        <w:t xml:space="preserve"> Runnable, but it returns a value:</w:t>
       </w:r>
     </w:p>
     <w:p>
@@ -10327,7 +13303,7 @@
           <w:szCs w:val="40"/>
         </w:rPr>
         <w:drawing>
-          <wp:inline distT="0" distB="0" distL="0" distR="0" wp14:anchorId="1F153014" wp14:editId="1BE5F020">
+          <wp:inline distT="0" distB="0" distL="0" distR="0" wp14:anchorId="7129E562" wp14:editId="6F51DD94">
             <wp:extent cx="1653683" cy="617273"/>
             <wp:effectExtent l="0" t="0" r="3810" b="0"/>
             <wp:docPr id="82" name="Picture 82"/>
@@ -10443,8 +13419,9 @@
           <w:sz w:val="40"/>
           <w:szCs w:val="40"/>
         </w:rPr>
+        <w:lastRenderedPageBreak/>
         <w:drawing>
-          <wp:inline distT="0" distB="0" distL="0" distR="0" wp14:anchorId="452424C3" wp14:editId="0A12E9C7">
+          <wp:inline distT="0" distB="0" distL="0" distR="0" wp14:anchorId="32AE7612" wp14:editId="69F45B64">
             <wp:extent cx="1943268" cy="784928"/>
             <wp:effectExtent l="0" t="0" r="0" b="0"/>
             <wp:docPr id="83" name="Picture 83"/>
@@ -10522,8 +13499,25 @@
           <w:sz w:val="40"/>
           <w:szCs w:val="40"/>
         </w:rPr>
-        <w:t xml:space="preserve"> is use a </w:t>
-      </w:r>
+        <w:t xml:space="preserve"> is </w:t>
+      </w:r>
+      <w:proofErr w:type="gramStart"/>
+      <w:r>
+        <w:rPr>
+          <w:sz w:val="40"/>
+          <w:szCs w:val="40"/>
+        </w:rPr>
+        <w:t>use</w:t>
+      </w:r>
+      <w:proofErr w:type="gramEnd"/>
+      <w:r>
+        <w:rPr>
+          <w:sz w:val="40"/>
+          <w:szCs w:val="40"/>
+        </w:rPr>
+        <w:t xml:space="preserve"> a </w:t>
+      </w:r>
+      <w:proofErr w:type="spellStart"/>
       <w:r>
         <w:rPr>
           <w:b/>
@@ -10532,6 +13526,7 @@
         </w:rPr>
         <w:t>FutureTask</w:t>
       </w:r>
+      <w:proofErr w:type="spellEnd"/>
       <w:r>
         <w:rPr>
           <w:sz w:val="40"/>
@@ -10554,7 +13549,7 @@
           <w:szCs w:val="40"/>
         </w:rPr>
         <w:drawing>
-          <wp:inline distT="0" distB="0" distL="0" distR="0" wp14:anchorId="0C5E49CE" wp14:editId="39F85012">
+          <wp:inline distT="0" distB="0" distL="0" distR="0" wp14:anchorId="5E62F6C6" wp14:editId="15A1F5E7">
             <wp:extent cx="2933954" cy="952583"/>
             <wp:effectExtent l="0" t="0" r="0" b="0"/>
             <wp:docPr id="84" name="Picture 84"/>
@@ -10677,22 +13672,63 @@
           <w:sz w:val="40"/>
           <w:szCs w:val="40"/>
         </w:rPr>
-        <w:t>+Future: get, cancel, isCancelled, isDone</w:t>
-      </w:r>
-    </w:p>
-    <w:p>
-      <w:pPr>
-        <w:rPr>
-          <w:sz w:val="40"/>
-          <w:szCs w:val="40"/>
-        </w:rPr>
-      </w:pPr>
-      <w:r>
-        <w:rPr>
-          <w:sz w:val="40"/>
-          <w:szCs w:val="40"/>
-        </w:rPr>
-        <w:t>+FutureTask: both Callable and Future</w:t>
+        <w:t xml:space="preserve">+Future: get, cancel, </w:t>
+      </w:r>
+      <w:proofErr w:type="spellStart"/>
+      <w:r>
+        <w:rPr>
+          <w:sz w:val="40"/>
+          <w:szCs w:val="40"/>
+        </w:rPr>
+        <w:t>isCancelled</w:t>
+      </w:r>
+      <w:proofErr w:type="spellEnd"/>
+      <w:r>
+        <w:rPr>
+          <w:sz w:val="40"/>
+          <w:szCs w:val="40"/>
+        </w:rPr>
+        <w:t xml:space="preserve">, </w:t>
+      </w:r>
+      <w:proofErr w:type="spellStart"/>
+      <w:r>
+        <w:rPr>
+          <w:sz w:val="40"/>
+          <w:szCs w:val="40"/>
+        </w:rPr>
+        <w:t>isDone</w:t>
+      </w:r>
+      <w:proofErr w:type="spellEnd"/>
+    </w:p>
+    <w:p>
+      <w:pPr>
+        <w:rPr>
+          <w:sz w:val="40"/>
+          <w:szCs w:val="40"/>
+        </w:rPr>
+      </w:pPr>
+      <w:r>
+        <w:rPr>
+          <w:sz w:val="40"/>
+          <w:szCs w:val="40"/>
+        </w:rPr>
+        <w:t>+</w:t>
+      </w:r>
+      <w:proofErr w:type="spellStart"/>
+      <w:r>
+        <w:rPr>
+          <w:sz w:val="40"/>
+          <w:szCs w:val="40"/>
+        </w:rPr>
+        <w:t>FutureTask</w:t>
+      </w:r>
+      <w:proofErr w:type="spellEnd"/>
+      <w:r>
+        <w:rPr>
+          <w:sz w:val="40"/>
+          <w:szCs w:val="40"/>
+        </w:rPr>
+        <w:t>: both Callable and Future</w:t>
       </w:r>
     </w:p>
     <w:p>
@@ -10725,61 +13761,61 @@
           <w:sz w:val="40"/>
           <w:szCs w:val="40"/>
         </w:rPr>
+        <w:t>-</w:t>
+      </w:r>
+      <w:r>
+        <w:rPr>
+          <w:b/>
+          <w:sz w:val="40"/>
+          <w:szCs w:val="40"/>
+        </w:rPr>
+        <w:t>Executors</w:t>
+      </w:r>
+      <w:r>
+        <w:rPr>
+          <w:sz w:val="40"/>
+          <w:szCs w:val="40"/>
+        </w:rPr>
+        <w:t xml:space="preserve"> class has static factory methods to </w:t>
+      </w:r>
+      <w:r>
+        <w:rPr>
+          <w:b/>
+          <w:sz w:val="40"/>
+          <w:szCs w:val="40"/>
+        </w:rPr>
+        <w:t>construct</w:t>
+      </w:r>
+      <w:r>
+        <w:rPr>
+          <w:sz w:val="40"/>
+          <w:szCs w:val="40"/>
+        </w:rPr>
+        <w:t xml:space="preserve"> thread pools:</w:t>
+      </w:r>
+      <w:r>
+        <w:rPr>
+          <w:noProof/>
+        </w:rPr>
+        <w:t xml:space="preserve"> </w:t>
+      </w:r>
+    </w:p>
+    <w:p>
+      <w:pPr>
+        <w:rPr>
+          <w:sz w:val="40"/>
+          <w:szCs w:val="40"/>
+        </w:rPr>
+      </w:pPr>
+      <w:r>
+        <w:rPr>
+          <w:noProof/>
+          <w:sz w:val="40"/>
+          <w:szCs w:val="40"/>
+        </w:rPr>
         <w:lastRenderedPageBreak/>
-        <w:t>-</w:t>
-      </w:r>
-      <w:r>
-        <w:rPr>
-          <w:b/>
-          <w:sz w:val="40"/>
-          <w:szCs w:val="40"/>
-        </w:rPr>
-        <w:t>Executors</w:t>
-      </w:r>
-      <w:r>
-        <w:rPr>
-          <w:sz w:val="40"/>
-          <w:szCs w:val="40"/>
-        </w:rPr>
-        <w:t xml:space="preserve"> class has static factory methods to </w:t>
-      </w:r>
-      <w:r>
-        <w:rPr>
-          <w:b/>
-          <w:sz w:val="40"/>
-          <w:szCs w:val="40"/>
-        </w:rPr>
-        <w:t>construct</w:t>
-      </w:r>
-      <w:r>
-        <w:rPr>
-          <w:sz w:val="40"/>
-          <w:szCs w:val="40"/>
-        </w:rPr>
-        <w:t xml:space="preserve"> thread pools:</w:t>
-      </w:r>
-      <w:r>
-        <w:rPr>
-          <w:noProof/>
-        </w:rPr>
-        <w:t xml:space="preserve"> </w:t>
-      </w:r>
-    </w:p>
-    <w:p>
-      <w:pPr>
-        <w:rPr>
-          <w:sz w:val="40"/>
-          <w:szCs w:val="40"/>
-        </w:rPr>
-      </w:pPr>
-      <w:r>
-        <w:rPr>
-          <w:noProof/>
-          <w:sz w:val="40"/>
-          <w:szCs w:val="40"/>
-        </w:rPr>
         <w:drawing>
-          <wp:inline distT="0" distB="0" distL="0" distR="0" wp14:anchorId="568DADBC" wp14:editId="33991372">
+          <wp:inline distT="0" distB="0" distL="0" distR="0" wp14:anchorId="01636EF2" wp14:editId="5EA3ED17">
             <wp:extent cx="4856309" cy="2865223"/>
             <wp:effectExtent l="0" t="0" r="1905" b="0"/>
             <wp:docPr id="85" name="Picture 85"/>
@@ -10986,6 +14022,7 @@
         </w:rPr>
         <w:t xml:space="preserve">+These methods return an object of </w:t>
       </w:r>
+      <w:proofErr w:type="spellStart"/>
       <w:r>
         <w:rPr>
           <w:b/>
@@ -10994,6 +14031,7 @@
         </w:rPr>
         <w:t>ThreadPoolExecutor</w:t>
       </w:r>
+      <w:proofErr w:type="spellEnd"/>
       <w:r>
         <w:rPr>
           <w:sz w:val="40"/>
@@ -11001,6 +14039,7 @@
         </w:rPr>
         <w:t xml:space="preserve"> class that implements </w:t>
       </w:r>
+      <w:proofErr w:type="spellStart"/>
       <w:r>
         <w:rPr>
           <w:b/>
@@ -11009,6 +14048,7 @@
         </w:rPr>
         <w:t>ExecutorService</w:t>
       </w:r>
+      <w:proofErr w:type="spellEnd"/>
       <w:r>
         <w:rPr>
           <w:sz w:val="40"/>
@@ -11051,7 +14091,23 @@
           <w:sz w:val="40"/>
           <w:szCs w:val="40"/>
         </w:rPr>
-        <w:t xml:space="preserve"> Callable to an ExecutorService. The pool will run the submitted task</w:t>
+        <w:t xml:space="preserve"> Callable to an </w:t>
+      </w:r>
+      <w:proofErr w:type="spellStart"/>
+      <w:r>
+        <w:rPr>
+          <w:sz w:val="40"/>
+          <w:szCs w:val="40"/>
+        </w:rPr>
+        <w:t>ExecutorService</w:t>
+      </w:r>
+      <w:proofErr w:type="spellEnd"/>
+      <w:r>
+        <w:rPr>
+          <w:sz w:val="40"/>
+          <w:szCs w:val="40"/>
+        </w:rPr>
+        <w:t>. The pool will run the submitted task</w:t>
       </w:r>
     </w:p>
     <w:p>
@@ -11067,9 +14123,8 @@
           <w:sz w:val="40"/>
           <w:szCs w:val="40"/>
         </w:rPr>
-        <w:lastRenderedPageBreak/>
         <w:drawing>
-          <wp:inline distT="0" distB="0" distL="0" distR="0" wp14:anchorId="73E42048" wp14:editId="6323A973">
+          <wp:inline distT="0" distB="0" distL="0" distR="0" wp14:anchorId="51CB6785" wp14:editId="034F284B">
             <wp:extent cx="2316681" cy="495343"/>
             <wp:effectExtent l="0" t="0" r="7620" b="0"/>
             <wp:docPr id="86" name="Picture 86"/>
@@ -11117,8 +14172,10 @@
           <w:sz w:val="40"/>
           <w:szCs w:val="40"/>
         </w:rPr>
+        <w:lastRenderedPageBreak/>
         <w:t xml:space="preserve">-When you are done with a thread pool, call </w:t>
       </w:r>
+      <w:proofErr w:type="gramStart"/>
       <w:r>
         <w:rPr>
           <w:b/>
@@ -11132,8 +14189,18 @@
           <w:sz w:val="40"/>
           <w:szCs w:val="40"/>
         </w:rPr>
-        <w:t xml:space="preserve">() that initiate the shutdown sequence: when all tasks are finished, the threads in the pool die. Or use </w:t>
-      </w:r>
+        <w:t>(</w:t>
+      </w:r>
+      <w:proofErr w:type="gramEnd"/>
+      <w:r>
+        <w:rPr>
+          <w:sz w:val="40"/>
+          <w:szCs w:val="40"/>
+        </w:rPr>
+        <w:t xml:space="preserve">) that initiate the shutdown sequence: when all tasks are finished, the threads in the pool die. Or use </w:t>
+      </w:r>
+      <w:proofErr w:type="spellStart"/>
+      <w:proofErr w:type="gramStart"/>
       <w:r>
         <w:rPr>
           <w:b/>
@@ -11142,12 +14209,21 @@
         </w:rPr>
         <w:t>shutdownNow</w:t>
       </w:r>
-      <w:r>
-        <w:rPr>
-          <w:sz w:val="40"/>
-          <w:szCs w:val="40"/>
-        </w:rPr>
-        <w:t>(): cancels all tasks that have not begun</w:t>
+      <w:proofErr w:type="spellEnd"/>
+      <w:r>
+        <w:rPr>
+          <w:sz w:val="40"/>
+          <w:szCs w:val="40"/>
+        </w:rPr>
+        <w:t>(</w:t>
+      </w:r>
+      <w:proofErr w:type="gramEnd"/>
+      <w:r>
+        <w:rPr>
+          <w:sz w:val="40"/>
+          <w:szCs w:val="40"/>
+        </w:rPr>
+        <w:t>): cancels all tasks that have not begun</w:t>
       </w:r>
     </w:p>
     <w:p>
@@ -11177,8 +14253,17 @@
           <w:sz w:val="40"/>
           <w:szCs w:val="40"/>
         </w:rPr>
-        <w:t>: Thread pool do</w:t>
-      </w:r>
+        <w:t xml:space="preserve">: Thread pool </w:t>
+      </w:r>
+      <w:proofErr w:type="gramStart"/>
+      <w:r>
+        <w:rPr>
+          <w:sz w:val="40"/>
+          <w:szCs w:val="40"/>
+        </w:rPr>
+        <w:t>do</w:t>
+      </w:r>
+      <w:proofErr w:type="gramEnd"/>
     </w:p>
     <w:p>
       <w:pPr>
@@ -11194,7 +14279,7 @@
           <w:szCs w:val="40"/>
         </w:rPr>
         <w:drawing>
-          <wp:inline distT="0" distB="0" distL="0" distR="0" wp14:anchorId="141A9408" wp14:editId="10C5CD37">
+          <wp:inline distT="0" distB="0" distL="0" distR="0" wp14:anchorId="0EC989F5" wp14:editId="64BE4522">
             <wp:extent cx="5002306" cy="1139139"/>
             <wp:effectExtent l="0" t="0" r="0" b="4445"/>
             <wp:docPr id="87" name="Picture 87"/>
@@ -11244,6 +14329,7 @@
         </w:rPr>
         <w:t>-</w:t>
       </w:r>
+      <w:proofErr w:type="spellStart"/>
       <w:r>
         <w:rPr>
           <w:b/>
@@ -11252,6 +14338,7 @@
         </w:rPr>
         <w:t>ScheduledExecutorService</w:t>
       </w:r>
+      <w:proofErr w:type="spellEnd"/>
       <w:r>
         <w:rPr>
           <w:sz w:val="40"/>
@@ -11317,8 +14404,26 @@
           <w:sz w:val="40"/>
           <w:szCs w:val="40"/>
         </w:rPr>
-        <w:t>. It’s a generalization of java.util.Timer</w:t>
-      </w:r>
+        <w:t xml:space="preserve">. It’s a generalization of </w:t>
+      </w:r>
+      <w:proofErr w:type="spellStart"/>
+      <w:proofErr w:type="gramStart"/>
+      <w:r>
+        <w:rPr>
+          <w:sz w:val="40"/>
+          <w:szCs w:val="40"/>
+        </w:rPr>
+        <w:t>java.util</w:t>
+      </w:r>
+      <w:proofErr w:type="gramEnd"/>
+      <w:r>
+        <w:rPr>
+          <w:sz w:val="40"/>
+          <w:szCs w:val="40"/>
+        </w:rPr>
+        <w:t>.Timer</w:t>
+      </w:r>
+      <w:proofErr w:type="spellEnd"/>
     </w:p>
     <w:p>
       <w:pPr>
@@ -11334,6 +14439,7 @@
         </w:rPr>
         <w:t>+</w:t>
       </w:r>
+      <w:proofErr w:type="spellStart"/>
       <w:r>
         <w:rPr>
           <w:b/>
@@ -11342,6 +14448,7 @@
         </w:rPr>
         <w:t>newScheduledThreadPool</w:t>
       </w:r>
+      <w:proofErr w:type="spellEnd"/>
       <w:r>
         <w:rPr>
           <w:sz w:val="40"/>
@@ -11349,6 +14456,7 @@
         </w:rPr>
         <w:t xml:space="preserve"> and </w:t>
       </w:r>
+      <w:proofErr w:type="spellStart"/>
       <w:r>
         <w:rPr>
           <w:b/>
@@ -11357,6 +14465,7 @@
         </w:rPr>
         <w:t>newSingleThreadScheduledExecutor</w:t>
       </w:r>
+      <w:proofErr w:type="spellEnd"/>
       <w:r>
         <w:rPr>
           <w:sz w:val="40"/>
@@ -11456,54 +14565,72 @@
           <w:sz w:val="40"/>
           <w:szCs w:val="40"/>
         </w:rPr>
+        <w:t xml:space="preserve">-Sometimes, an executor is used for a more tactical reason – like control a </w:t>
+      </w:r>
+      <w:r>
+        <w:rPr>
+          <w:b/>
+          <w:sz w:val="40"/>
+          <w:szCs w:val="40"/>
+        </w:rPr>
+        <w:t>group</w:t>
+      </w:r>
+      <w:r>
+        <w:rPr>
+          <w:sz w:val="40"/>
+          <w:szCs w:val="40"/>
+        </w:rPr>
+        <w:t xml:space="preserve"> of related </w:t>
+      </w:r>
+      <w:r>
+        <w:rPr>
+          <w:b/>
+          <w:sz w:val="40"/>
+          <w:szCs w:val="40"/>
+        </w:rPr>
+        <w:t>tasks</w:t>
+      </w:r>
+      <w:r>
+        <w:rPr>
+          <w:sz w:val="40"/>
+          <w:szCs w:val="40"/>
+        </w:rPr>
+        <w:t xml:space="preserve">. For example: </w:t>
+      </w:r>
+      <w:proofErr w:type="gramStart"/>
+      <w:r>
+        <w:rPr>
+          <w:sz w:val="40"/>
+          <w:szCs w:val="40"/>
+        </w:rPr>
+        <w:t>shutdown(</w:t>
+      </w:r>
+      <w:proofErr w:type="gramEnd"/>
+      <w:r>
+        <w:rPr>
+          <w:sz w:val="40"/>
+          <w:szCs w:val="40"/>
+        </w:rPr>
+        <w:t>)</w:t>
+      </w:r>
+    </w:p>
+    <w:p>
+      <w:pPr>
+        <w:rPr>
+          <w:sz w:val="40"/>
+          <w:szCs w:val="40"/>
+        </w:rPr>
+      </w:pPr>
+      <w:r>
+        <w:rPr>
+          <w:sz w:val="40"/>
+          <w:szCs w:val="40"/>
+        </w:rPr>
         <w:lastRenderedPageBreak/>
-        <w:t xml:space="preserve">-Sometimes, an executor is used for a more tactical reason – like control a </w:t>
-      </w:r>
-      <w:r>
-        <w:rPr>
-          <w:b/>
-          <w:sz w:val="40"/>
-          <w:szCs w:val="40"/>
-        </w:rPr>
-        <w:t>group</w:t>
-      </w:r>
-      <w:r>
-        <w:rPr>
-          <w:sz w:val="40"/>
-          <w:szCs w:val="40"/>
-        </w:rPr>
-        <w:t xml:space="preserve"> of related </w:t>
-      </w:r>
-      <w:r>
-        <w:rPr>
-          <w:b/>
-          <w:sz w:val="40"/>
-          <w:szCs w:val="40"/>
-        </w:rPr>
-        <w:t>tasks</w:t>
-      </w:r>
-      <w:r>
-        <w:rPr>
-          <w:sz w:val="40"/>
-          <w:szCs w:val="40"/>
-        </w:rPr>
-        <w:t>. For example: shutdown()</w:t>
-      </w:r>
-    </w:p>
-    <w:p>
-      <w:pPr>
-        <w:rPr>
-          <w:sz w:val="40"/>
-          <w:szCs w:val="40"/>
-        </w:rPr>
-      </w:pPr>
-      <w:r>
-        <w:rPr>
-          <w:sz w:val="40"/>
-          <w:szCs w:val="40"/>
-        </w:rPr>
         <w:t>-</w:t>
       </w:r>
+      <w:proofErr w:type="spellStart"/>
+      <w:proofErr w:type="gramStart"/>
       <w:r>
         <w:rPr>
           <w:b/>
@@ -11512,13 +14639,23 @@
         </w:rPr>
         <w:t>invokeAll</w:t>
       </w:r>
-      <w:r>
-        <w:rPr>
-          <w:b/>
-          <w:sz w:val="40"/>
-          <w:szCs w:val="40"/>
-        </w:rPr>
-        <w:t>()</w:t>
+      <w:proofErr w:type="spellEnd"/>
+      <w:r>
+        <w:rPr>
+          <w:b/>
+          <w:sz w:val="40"/>
+          <w:szCs w:val="40"/>
+        </w:rPr>
+        <w:t>(</w:t>
+      </w:r>
+      <w:proofErr w:type="gramEnd"/>
+      <w:r>
+        <w:rPr>
+          <w:b/>
+          <w:sz w:val="40"/>
+          <w:szCs w:val="40"/>
+        </w:rPr>
+        <w:t>)</w:t>
       </w:r>
       <w:r>
         <w:rPr>
@@ -11542,7 +14679,7 @@
           <w:szCs w:val="40"/>
         </w:rPr>
         <w:drawing>
-          <wp:inline distT="0" distB="0" distL="0" distR="0" wp14:anchorId="0056E295" wp14:editId="5113BD41">
+          <wp:inline distT="0" distB="0" distL="0" distR="0" wp14:anchorId="726F24FB" wp14:editId="2CEAA626">
             <wp:extent cx="2941575" cy="602032"/>
             <wp:effectExtent l="0" t="0" r="0" b="7620"/>
             <wp:docPr id="88" name="Picture 88"/>
@@ -11592,7 +14729,7 @@
           <w:szCs w:val="40"/>
         </w:rPr>
         <w:drawing>
-          <wp:inline distT="0" distB="0" distL="0" distR="0" wp14:anchorId="51FF302B" wp14:editId="66BBE7C7">
+          <wp:inline distT="0" distB="0" distL="0" distR="0" wp14:anchorId="40F4C81C" wp14:editId="09ADBEE1">
             <wp:extent cx="5067739" cy="2552921"/>
             <wp:effectExtent l="0" t="0" r="0" b="0"/>
             <wp:docPr id="89" name="Picture 89"/>
@@ -11662,7 +14799,32 @@
           <w:sz w:val="40"/>
           <w:szCs w:val="40"/>
         </w:rPr>
-        <w:t xml:space="preserve"> reulst.get() blocks until the 1</w:t>
+        <w:t xml:space="preserve"> </w:t>
+      </w:r>
+      <w:proofErr w:type="spellStart"/>
+      <w:proofErr w:type="gramStart"/>
+      <w:r>
+        <w:rPr>
+          <w:sz w:val="40"/>
+          <w:szCs w:val="40"/>
+        </w:rPr>
+        <w:t>reulst.get</w:t>
+      </w:r>
+      <w:proofErr w:type="spellEnd"/>
+      <w:r>
+        <w:rPr>
+          <w:sz w:val="40"/>
+          <w:szCs w:val="40"/>
+        </w:rPr>
+        <w:t>(</w:t>
+      </w:r>
+      <w:proofErr w:type="gramEnd"/>
+      <w:r>
+        <w:rPr>
+          <w:sz w:val="40"/>
+          <w:szCs w:val="40"/>
+        </w:rPr>
+        <w:t>) blocks until the 1</w:t>
       </w:r>
       <w:r>
         <w:rPr>
@@ -11694,6 +14856,7 @@
         </w:rPr>
         <w:t xml:space="preserve">-&gt; get </w:t>
       </w:r>
+      <w:proofErr w:type="spellStart"/>
       <w:r>
         <w:rPr>
           <w:b/>
@@ -11702,6 +14865,7 @@
         </w:rPr>
         <w:t>orderd</w:t>
       </w:r>
+      <w:proofErr w:type="spellEnd"/>
       <w:r>
         <w:rPr>
           <w:sz w:val="40"/>
@@ -11724,6 +14888,7 @@
         </w:rPr>
         <w:t>-</w:t>
       </w:r>
+      <w:proofErr w:type="spellStart"/>
       <w:r>
         <w:rPr>
           <w:b/>
@@ -11732,6 +14897,7 @@
         </w:rPr>
         <w:t>ExecutorCompletionService</w:t>
       </w:r>
+      <w:proofErr w:type="spellEnd"/>
       <w:r>
         <w:rPr>
           <w:sz w:val="40"/>
@@ -11881,7 +15047,7 @@
         </w:rPr>
         <w:lastRenderedPageBreak/>
         <w:drawing>
-          <wp:inline distT="0" distB="0" distL="0" distR="0" wp14:anchorId="1ABAD7A3" wp14:editId="16BF1582">
+          <wp:inline distT="0" distB="0" distL="0" distR="0" wp14:anchorId="69807602" wp14:editId="003C1461">
             <wp:extent cx="5060118" cy="2354784"/>
             <wp:effectExtent l="0" t="0" r="7620" b="7620"/>
             <wp:docPr id="90" name="Picture 90"/>
@@ -11931,21 +15097,50 @@
         </w:rPr>
         <w:t>-</w:t>
       </w:r>
-      <w:r>
-        <w:rPr>
-          <w:b/>
-          <w:sz w:val="40"/>
-          <w:szCs w:val="40"/>
-        </w:rPr>
-        <w:t>invokeAny()</w:t>
-      </w:r>
-      <w:r>
-        <w:rPr>
-          <w:sz w:val="40"/>
-          <w:szCs w:val="40"/>
-        </w:rPr>
-        <w:t>: parallelize the task. It terminates as soon as any task returns -&gt; use for search</w:t>
-      </w:r>
+      <w:proofErr w:type="spellStart"/>
+      <w:proofErr w:type="gramStart"/>
+      <w:r>
+        <w:rPr>
+          <w:b/>
+          <w:sz w:val="40"/>
+          <w:szCs w:val="40"/>
+        </w:rPr>
+        <w:t>invokeAny</w:t>
+      </w:r>
+      <w:proofErr w:type="spellEnd"/>
+      <w:r>
+        <w:rPr>
+          <w:b/>
+          <w:sz w:val="40"/>
+          <w:szCs w:val="40"/>
+        </w:rPr>
+        <w:t>(</w:t>
+      </w:r>
+      <w:proofErr w:type="gramEnd"/>
+      <w:r>
+        <w:rPr>
+          <w:b/>
+          <w:sz w:val="40"/>
+          <w:szCs w:val="40"/>
+        </w:rPr>
+        <w:t>)</w:t>
+      </w:r>
+      <w:r>
+        <w:rPr>
+          <w:sz w:val="40"/>
+          <w:szCs w:val="40"/>
+        </w:rPr>
+        <w:t xml:space="preserve">: parallelize the task. It terminates as soon as any task returns -&gt; use for </w:t>
+      </w:r>
+      <w:proofErr w:type="gramStart"/>
+      <w:r>
+        <w:rPr>
+          <w:sz w:val="40"/>
+          <w:szCs w:val="40"/>
+        </w:rPr>
+        <w:t>search</w:t>
+      </w:r>
+      <w:proofErr w:type="gramEnd"/>
       <w:r>
         <w:rPr>
           <w:sz w:val="40"/>
@@ -11996,7 +15191,23 @@
           <w:sz w:val="40"/>
           <w:szCs w:val="40"/>
         </w:rPr>
-        <w:t>: In program, should use executor services to manage threads instead of launching threads individually.</w:t>
+        <w:t xml:space="preserve">: In program, </w:t>
+      </w:r>
+      <w:proofErr w:type="gramStart"/>
+      <w:r>
+        <w:rPr>
+          <w:sz w:val="40"/>
+          <w:szCs w:val="40"/>
+        </w:rPr>
+        <w:t>should</w:t>
+      </w:r>
+      <w:proofErr w:type="gramEnd"/>
+      <w:r>
+        <w:rPr>
+          <w:sz w:val="40"/>
+          <w:szCs w:val="40"/>
+        </w:rPr>
+        <w:t xml:space="preserve"> use executor services to manage threads instead of launching threads individually.</w:t>
       </w:r>
     </w:p>
     <w:p>
@@ -12052,7 +15263,39 @@
           <w:sz w:val="40"/>
           <w:szCs w:val="40"/>
         </w:rPr>
-        <w:t xml:space="preserve">-Some app use a large number of threads that are mostly idle. Example: web server uses one thread per connection. </w:t>
+        <w:t xml:space="preserve">-Some </w:t>
+      </w:r>
+      <w:proofErr w:type="gramStart"/>
+      <w:r>
+        <w:rPr>
+          <w:sz w:val="40"/>
+          <w:szCs w:val="40"/>
+        </w:rPr>
+        <w:t>app</w:t>
+      </w:r>
+      <w:proofErr w:type="gramEnd"/>
+      <w:r>
+        <w:rPr>
+          <w:sz w:val="40"/>
+          <w:szCs w:val="40"/>
+        </w:rPr>
+        <w:t xml:space="preserve"> use </w:t>
+      </w:r>
+      <w:proofErr w:type="gramStart"/>
+      <w:r>
+        <w:rPr>
+          <w:sz w:val="40"/>
+          <w:szCs w:val="40"/>
+        </w:rPr>
+        <w:t>a large number of</w:t>
+      </w:r>
+      <w:proofErr w:type="gramEnd"/>
+      <w:r>
+        <w:rPr>
+          <w:sz w:val="40"/>
+          <w:szCs w:val="40"/>
+        </w:rPr>
+        <w:t xml:space="preserve"> threads that are mostly idle. Example: web server uses one thread per connection. </w:t>
       </w:r>
     </w:p>
     <w:p>
@@ -12082,22 +15325,54 @@
           <w:sz w:val="40"/>
           <w:szCs w:val="40"/>
         </w:rPr>
-        <w:t xml:space="preserve"> support this. </w:t>
-      </w:r>
-    </w:p>
-    <w:p>
-      <w:pPr>
-        <w:rPr>
-          <w:sz w:val="40"/>
-          <w:szCs w:val="40"/>
-        </w:rPr>
-      </w:pPr>
-      <w:r>
-        <w:rPr>
-          <w:sz w:val="40"/>
-          <w:szCs w:val="40"/>
-        </w:rPr>
-        <w:t>-Processing task can decompose into subtasks:</w:t>
+        <w:t xml:space="preserve"> </w:t>
+      </w:r>
+      <w:proofErr w:type="gramStart"/>
+      <w:r>
+        <w:rPr>
+          <w:sz w:val="40"/>
+          <w:szCs w:val="40"/>
+        </w:rPr>
+        <w:t>support</w:t>
+      </w:r>
+      <w:proofErr w:type="gramEnd"/>
+      <w:r>
+        <w:rPr>
+          <w:sz w:val="40"/>
+          <w:szCs w:val="40"/>
+        </w:rPr>
+        <w:t xml:space="preserve"> this. </w:t>
+      </w:r>
+    </w:p>
+    <w:p>
+      <w:pPr>
+        <w:rPr>
+          <w:sz w:val="40"/>
+          <w:szCs w:val="40"/>
+        </w:rPr>
+      </w:pPr>
+      <w:r>
+        <w:rPr>
+          <w:sz w:val="40"/>
+          <w:szCs w:val="40"/>
+        </w:rPr>
+        <w:t xml:space="preserve">-Processing </w:t>
+      </w:r>
+      <w:proofErr w:type="gramStart"/>
+      <w:r>
+        <w:rPr>
+          <w:sz w:val="40"/>
+          <w:szCs w:val="40"/>
+        </w:rPr>
+        <w:t>task</w:t>
+      </w:r>
+      <w:proofErr w:type="gramEnd"/>
+      <w:r>
+        <w:rPr>
+          <w:sz w:val="40"/>
+          <w:szCs w:val="40"/>
+        </w:rPr>
+        <w:t xml:space="preserve"> can decompose into subtasks:</w:t>
       </w:r>
     </w:p>
     <w:p>
@@ -12115,7 +15390,7 @@
         </w:rPr>
         <w:lastRenderedPageBreak/>
         <w:drawing>
-          <wp:inline distT="0" distB="0" distL="0" distR="0" wp14:anchorId="1D7803BD" wp14:editId="4552B663">
+          <wp:inline distT="0" distB="0" distL="0" distR="0" wp14:anchorId="1BE68510" wp14:editId="758B76A6">
             <wp:extent cx="1867062" cy="716342"/>
             <wp:effectExtent l="0" t="0" r="0" b="7620"/>
             <wp:docPr id="91" name="Picture 91"/>
@@ -12165,7 +15440,7 @@
           <w:szCs w:val="40"/>
         </w:rPr>
         <w:drawing>
-          <wp:inline distT="0" distB="0" distL="0" distR="0" wp14:anchorId="573AD371" wp14:editId="3C19C7CC">
+          <wp:inline distT="0" distB="0" distL="0" distR="0" wp14:anchorId="0253C39B" wp14:editId="6283CA2D">
             <wp:extent cx="2461473" cy="723963"/>
             <wp:effectExtent l="0" t="0" r="0" b="0"/>
             <wp:docPr id="92" name="Picture 92"/>
@@ -12252,13 +15527,23 @@
         </w:rPr>
         <w:t xml:space="preserve">-Use </w:t>
       </w:r>
-      <w:r>
-        <w:rPr>
-          <w:b/>
-          <w:sz w:val="40"/>
-          <w:szCs w:val="40"/>
-        </w:rPr>
-        <w:t>RecursiveTask&lt;T&gt;</w:t>
+      <w:proofErr w:type="spellStart"/>
+      <w:r>
+        <w:rPr>
+          <w:b/>
+          <w:sz w:val="40"/>
+          <w:szCs w:val="40"/>
+        </w:rPr>
+        <w:t>RecursiveTask</w:t>
+      </w:r>
+      <w:proofErr w:type="spellEnd"/>
+      <w:r>
+        <w:rPr>
+          <w:b/>
+          <w:sz w:val="40"/>
+          <w:szCs w:val="40"/>
+        </w:rPr>
+        <w:t>&lt;T&gt;</w:t>
       </w:r>
       <w:r>
         <w:rPr>
@@ -12267,6 +15552,7 @@
         </w:rPr>
         <w:t xml:space="preserve"> or </w:t>
       </w:r>
+      <w:proofErr w:type="spellStart"/>
       <w:r>
         <w:rPr>
           <w:b/>
@@ -12275,6 +15561,7 @@
         </w:rPr>
         <w:t>RecursiveAction</w:t>
       </w:r>
+      <w:proofErr w:type="spellEnd"/>
       <w:r>
         <w:rPr>
           <w:b/>
@@ -12312,7 +15599,7 @@
           <w:szCs w:val="40"/>
         </w:rPr>
         <w:drawing>
-          <wp:inline distT="0" distB="0" distL="0" distR="0" wp14:anchorId="096E9298" wp14:editId="232336F8">
+          <wp:inline distT="0" distB="0" distL="0" distR="0" wp14:anchorId="74F01B61" wp14:editId="3A5752D2">
             <wp:extent cx="3894157" cy="3421677"/>
             <wp:effectExtent l="0" t="0" r="0" b="7620"/>
             <wp:docPr id="93" name="Picture 93"/>
@@ -12363,28 +15650,74 @@
         <w:lastRenderedPageBreak/>
         <w:t>+</w:t>
       </w:r>
-      <w:r>
-        <w:rPr>
-          <w:b/>
-          <w:sz w:val="40"/>
-          <w:szCs w:val="40"/>
-        </w:rPr>
-        <w:t>invokeAll()</w:t>
-      </w:r>
-      <w:r>
-        <w:rPr>
-          <w:sz w:val="40"/>
-          <w:szCs w:val="40"/>
-        </w:rPr>
-        <w:t xml:space="preserve"> receives a number of tasks and blocks until all of them have completed. </w:t>
-      </w:r>
-      <w:r>
-        <w:rPr>
-          <w:b/>
-          <w:sz w:val="40"/>
-          <w:szCs w:val="40"/>
-        </w:rPr>
-        <w:t>Join()</w:t>
+      <w:proofErr w:type="spellStart"/>
+      <w:proofErr w:type="gramStart"/>
+      <w:r>
+        <w:rPr>
+          <w:b/>
+          <w:sz w:val="40"/>
+          <w:szCs w:val="40"/>
+        </w:rPr>
+        <w:t>invokeAll</w:t>
+      </w:r>
+      <w:proofErr w:type="spellEnd"/>
+      <w:r>
+        <w:rPr>
+          <w:b/>
+          <w:sz w:val="40"/>
+          <w:szCs w:val="40"/>
+        </w:rPr>
+        <w:t>(</w:t>
+      </w:r>
+      <w:proofErr w:type="gramEnd"/>
+      <w:r>
+        <w:rPr>
+          <w:b/>
+          <w:sz w:val="40"/>
+          <w:szCs w:val="40"/>
+        </w:rPr>
+        <w:t>)</w:t>
+      </w:r>
+      <w:r>
+        <w:rPr>
+          <w:sz w:val="40"/>
+          <w:szCs w:val="40"/>
+        </w:rPr>
+        <w:t xml:space="preserve"> receives </w:t>
+      </w:r>
+      <w:proofErr w:type="gramStart"/>
+      <w:r>
+        <w:rPr>
+          <w:sz w:val="40"/>
+          <w:szCs w:val="40"/>
+        </w:rPr>
+        <w:t>a number of</w:t>
+      </w:r>
+      <w:proofErr w:type="gramEnd"/>
+      <w:r>
+        <w:rPr>
+          <w:sz w:val="40"/>
+          <w:szCs w:val="40"/>
+        </w:rPr>
+        <w:t xml:space="preserve"> tasks and blocks until all of them have completed. </w:t>
+      </w:r>
+      <w:proofErr w:type="gramStart"/>
+      <w:r>
+        <w:rPr>
+          <w:b/>
+          <w:sz w:val="40"/>
+          <w:szCs w:val="40"/>
+        </w:rPr>
+        <w:t>Join(</w:t>
+      </w:r>
+      <w:proofErr w:type="gramEnd"/>
+      <w:r>
+        <w:rPr>
+          <w:b/>
+          <w:sz w:val="40"/>
+          <w:szCs w:val="40"/>
+        </w:rPr>
+        <w:t>)</w:t>
       </w:r>
       <w:r>
         <w:rPr>
@@ -12486,7 +15819,23 @@
           <w:sz w:val="40"/>
           <w:szCs w:val="40"/>
         </w:rPr>
-        <w:t>-Future object: get() to obtain the value, blocking until the value is available.</w:t>
+        <w:t xml:space="preserve">-Future object: </w:t>
+      </w:r>
+      <w:proofErr w:type="gramStart"/>
+      <w:r>
+        <w:rPr>
+          <w:sz w:val="40"/>
+          <w:szCs w:val="40"/>
+        </w:rPr>
+        <w:t>get(</w:t>
+      </w:r>
+      <w:proofErr w:type="gramEnd"/>
+      <w:r>
+        <w:rPr>
+          <w:sz w:val="40"/>
+          <w:szCs w:val="40"/>
+        </w:rPr>
+        <w:t>) to obtain the value, blocking until the value is available.</w:t>
       </w:r>
     </w:p>
     <w:p>
@@ -12503,6 +15852,7 @@
         </w:rPr>
         <w:t>-</w:t>
       </w:r>
+      <w:proofErr w:type="spellStart"/>
       <w:r>
         <w:rPr>
           <w:b/>
@@ -12511,6 +15861,7 @@
         </w:rPr>
         <w:t>CompletableFuture</w:t>
       </w:r>
+      <w:proofErr w:type="spellEnd"/>
       <w:r>
         <w:rPr>
           <w:sz w:val="40"/>
@@ -12578,7 +15929,7 @@
           <w:szCs w:val="40"/>
         </w:rPr>
         <w:drawing>
-          <wp:inline distT="0" distB="0" distL="0" distR="0" wp14:anchorId="2C673B53" wp14:editId="579671CE">
+          <wp:inline distT="0" distB="0" distL="0" distR="0" wp14:anchorId="4311226C" wp14:editId="036264CD">
             <wp:extent cx="3078747" cy="373412"/>
             <wp:effectExtent l="0" t="0" r="7620" b="7620"/>
             <wp:docPr id="94" name="Picture 94"/>
@@ -12628,28 +15979,54 @@
         </w:rPr>
         <w:t>+</w:t>
       </w:r>
-      <w:r>
-        <w:rPr>
-          <w:sz w:val="40"/>
-          <w:szCs w:val="40"/>
-        </w:rPr>
-        <w:t>So you can process the result without blocking one it is available.</w:t>
-      </w:r>
-    </w:p>
-    <w:p>
-      <w:pPr>
-        <w:rPr>
-          <w:sz w:val="40"/>
-          <w:szCs w:val="40"/>
-        </w:rPr>
-      </w:pPr>
-      <w:r>
-        <w:rPr>
-          <w:sz w:val="40"/>
-          <w:szCs w:val="40"/>
-        </w:rPr>
-        <w:t xml:space="preserve">-Some API methods return CompletableFuture objects. Example: fetch a web page asynchronously with </w:t>
-      </w:r>
+      <w:proofErr w:type="gramStart"/>
+      <w:r>
+        <w:rPr>
+          <w:sz w:val="40"/>
+          <w:szCs w:val="40"/>
+        </w:rPr>
+        <w:t>So</w:t>
+      </w:r>
+      <w:proofErr w:type="gramEnd"/>
+      <w:r>
+        <w:rPr>
+          <w:sz w:val="40"/>
+          <w:szCs w:val="40"/>
+        </w:rPr>
+        <w:t xml:space="preserve"> you can process the result without blocking one it is available.</w:t>
+      </w:r>
+    </w:p>
+    <w:p>
+      <w:pPr>
+        <w:rPr>
+          <w:sz w:val="40"/>
+          <w:szCs w:val="40"/>
+        </w:rPr>
+      </w:pPr>
+      <w:r>
+        <w:rPr>
+          <w:sz w:val="40"/>
+          <w:szCs w:val="40"/>
+        </w:rPr>
+        <w:t xml:space="preserve">-Some API methods return </w:t>
+      </w:r>
+      <w:proofErr w:type="spellStart"/>
+      <w:r>
+        <w:rPr>
+          <w:sz w:val="40"/>
+          <w:szCs w:val="40"/>
+        </w:rPr>
+        <w:t>CompletableFuture</w:t>
+      </w:r>
+      <w:proofErr w:type="spellEnd"/>
+      <w:r>
+        <w:rPr>
+          <w:sz w:val="40"/>
+          <w:szCs w:val="40"/>
+        </w:rPr>
+        <w:t xml:space="preserve"> objects. Example: fetch a web page asynchronously with </w:t>
+      </w:r>
+      <w:proofErr w:type="spellStart"/>
       <w:r>
         <w:rPr>
           <w:b/>
@@ -12658,6 +16035,7 @@
         </w:rPr>
         <w:t>HttpClient</w:t>
       </w:r>
+      <w:proofErr w:type="spellEnd"/>
       <w:r>
         <w:rPr>
           <w:sz w:val="40"/>
@@ -12681,7 +16059,7 @@
         </w:rPr>
         <w:lastRenderedPageBreak/>
         <w:drawing>
-          <wp:inline distT="0" distB="0" distL="0" distR="0" wp14:anchorId="3A5CD0CC" wp14:editId="4A7BA2C3">
+          <wp:inline distT="0" distB="0" distL="0" distR="0" wp14:anchorId="70C1BE99" wp14:editId="53B9E147">
             <wp:extent cx="4077053" cy="510584"/>
             <wp:effectExtent l="0" t="0" r="0" b="3810"/>
             <wp:docPr id="95" name="Picture 95"/>
@@ -12729,7 +16107,23 @@
           <w:sz w:val="40"/>
           <w:szCs w:val="40"/>
         </w:rPr>
-        <w:t xml:space="preserve">-Most of the time, you need to make CompletableFuture yourself. To run a task </w:t>
+        <w:t xml:space="preserve">-Most of the time, you need to make </w:t>
+      </w:r>
+      <w:proofErr w:type="spellStart"/>
+      <w:r>
+        <w:rPr>
+          <w:sz w:val="40"/>
+          <w:szCs w:val="40"/>
+        </w:rPr>
+        <w:t>CompletableFuture</w:t>
+      </w:r>
+      <w:proofErr w:type="spellEnd"/>
+      <w:r>
+        <w:rPr>
+          <w:sz w:val="40"/>
+          <w:szCs w:val="40"/>
+        </w:rPr>
+        <w:t xml:space="preserve"> yourself. To run a task </w:t>
       </w:r>
       <w:r>
         <w:rPr>
@@ -12753,6 +16147,7 @@
         </w:rPr>
         <w:t xml:space="preserve"> a </w:t>
       </w:r>
+      <w:proofErr w:type="spellStart"/>
       <w:r>
         <w:rPr>
           <w:b/>
@@ -12761,6 +16156,7 @@
         </w:rPr>
         <w:t>CompletableFuture</w:t>
       </w:r>
+      <w:proofErr w:type="spellEnd"/>
       <w:r>
         <w:rPr>
           <w:sz w:val="40"/>
@@ -12768,28 +16164,54 @@
         </w:rPr>
         <w:t xml:space="preserve">, call static </w:t>
       </w:r>
-      <w:r>
-        <w:rPr>
-          <w:b/>
-          <w:sz w:val="40"/>
-          <w:szCs w:val="40"/>
-        </w:rPr>
-        <w:t>CompletableFuture.supplyAsync()</w:t>
-      </w:r>
-    </w:p>
-    <w:p>
-      <w:pPr>
-        <w:rPr>
-          <w:sz w:val="40"/>
-          <w:szCs w:val="40"/>
-        </w:rPr>
-      </w:pPr>
-      <w:r>
-        <w:rPr>
-          <w:sz w:val="40"/>
-          <w:szCs w:val="40"/>
-        </w:rPr>
-        <w:t>+Example: Read web page without HttpClient class</w:t>
+      <w:proofErr w:type="spellStart"/>
+      <w:r>
+        <w:rPr>
+          <w:b/>
+          <w:sz w:val="40"/>
+          <w:szCs w:val="40"/>
+        </w:rPr>
+        <w:t>CompletableFuture.supplyAsync</w:t>
+      </w:r>
+      <w:proofErr w:type="spellEnd"/>
+      <w:r>
+        <w:rPr>
+          <w:b/>
+          <w:sz w:val="40"/>
+          <w:szCs w:val="40"/>
+        </w:rPr>
+        <w:t>()</w:t>
+      </w:r>
+    </w:p>
+    <w:p>
+      <w:pPr>
+        <w:rPr>
+          <w:sz w:val="40"/>
+          <w:szCs w:val="40"/>
+        </w:rPr>
+      </w:pPr>
+      <w:r>
+        <w:rPr>
+          <w:sz w:val="40"/>
+          <w:szCs w:val="40"/>
+        </w:rPr>
+        <w:t xml:space="preserve">+Example: Read web page without </w:t>
+      </w:r>
+      <w:proofErr w:type="spellStart"/>
+      <w:r>
+        <w:rPr>
+          <w:sz w:val="40"/>
+          <w:szCs w:val="40"/>
+        </w:rPr>
+        <w:t>HttpClient</w:t>
+      </w:r>
+      <w:proofErr w:type="spellEnd"/>
+      <w:r>
+        <w:rPr>
+          <w:sz w:val="40"/>
+          <w:szCs w:val="40"/>
+        </w:rPr>
+        <w:t xml:space="preserve"> class</w:t>
       </w:r>
     </w:p>
     <w:p>
@@ -12806,7 +16228,7 @@
           <w:szCs w:val="40"/>
         </w:rPr>
         <w:drawing>
-          <wp:inline distT="0" distB="0" distL="0" distR="0" wp14:anchorId="7B808940" wp14:editId="5D60E768">
+          <wp:inline distT="0" distB="0" distL="0" distR="0" wp14:anchorId="1D0437A3" wp14:editId="45D72FB2">
             <wp:extent cx="4503810" cy="2423370"/>
             <wp:effectExtent l="0" t="0" r="0" b="0"/>
             <wp:docPr id="96" name="Picture 96"/>
@@ -12869,31 +16291,83 @@
           <w:sz w:val="40"/>
           <w:szCs w:val="40"/>
         </w:rPr>
-        <w:t xml:space="preserve"> argument is Supplier&lt;T&gt;, it is similar Callable&lt;T&gt; but cannot throw checked exception. </w:t>
-      </w:r>
-    </w:p>
-    <w:p>
-      <w:pPr>
-        <w:rPr>
-          <w:b/>
-          <w:sz w:val="40"/>
-          <w:szCs w:val="40"/>
-        </w:rPr>
-      </w:pPr>
-      <w:r>
-        <w:rPr>
-          <w:sz w:val="40"/>
-          <w:szCs w:val="40"/>
-        </w:rPr>
-        <w:t xml:space="preserve">-A CompletableFuture can complete in 2 ways: a result or an uncaught exception. To handle both, use </w:t>
-      </w:r>
-      <w:r>
-        <w:rPr>
-          <w:b/>
-          <w:sz w:val="40"/>
-          <w:szCs w:val="40"/>
-        </w:rPr>
-        <w:t>whenComplete():</w:t>
+        <w:t xml:space="preserve"> argument is Supplier&lt;T&gt;, it is similar Callable&lt;T&gt; but cannot throw </w:t>
+      </w:r>
+      <w:proofErr w:type="gramStart"/>
+      <w:r>
+        <w:rPr>
+          <w:sz w:val="40"/>
+          <w:szCs w:val="40"/>
+        </w:rPr>
+        <w:t>checked exception</w:t>
+      </w:r>
+      <w:proofErr w:type="gramEnd"/>
+      <w:r>
+        <w:rPr>
+          <w:sz w:val="40"/>
+          <w:szCs w:val="40"/>
+        </w:rPr>
+        <w:t xml:space="preserve">. </w:t>
+      </w:r>
+    </w:p>
+    <w:p>
+      <w:pPr>
+        <w:rPr>
+          <w:b/>
+          <w:sz w:val="40"/>
+          <w:szCs w:val="40"/>
+        </w:rPr>
+      </w:pPr>
+      <w:r>
+        <w:rPr>
+          <w:sz w:val="40"/>
+          <w:szCs w:val="40"/>
+        </w:rPr>
+        <w:t xml:space="preserve">-A </w:t>
+      </w:r>
+      <w:proofErr w:type="spellStart"/>
+      <w:r>
+        <w:rPr>
+          <w:sz w:val="40"/>
+          <w:szCs w:val="40"/>
+        </w:rPr>
+        <w:t>CompletableFuture</w:t>
+      </w:r>
+      <w:proofErr w:type="spellEnd"/>
+      <w:r>
+        <w:rPr>
+          <w:sz w:val="40"/>
+          <w:szCs w:val="40"/>
+        </w:rPr>
+        <w:t xml:space="preserve"> can complete in 2 ways: a result or an uncaught exception. To handle both, use </w:t>
+      </w:r>
+      <w:proofErr w:type="spellStart"/>
+      <w:proofErr w:type="gramStart"/>
+      <w:r>
+        <w:rPr>
+          <w:b/>
+          <w:sz w:val="40"/>
+          <w:szCs w:val="40"/>
+        </w:rPr>
+        <w:t>whenComplete</w:t>
+      </w:r>
+      <w:proofErr w:type="spellEnd"/>
+      <w:r>
+        <w:rPr>
+          <w:b/>
+          <w:sz w:val="40"/>
+          <w:szCs w:val="40"/>
+        </w:rPr>
+        <w:t>(</w:t>
+      </w:r>
+      <w:proofErr w:type="gramEnd"/>
+      <w:r>
+        <w:rPr>
+          <w:b/>
+          <w:sz w:val="40"/>
+          <w:szCs w:val="40"/>
+        </w:rPr>
+        <w:t>):</w:t>
       </w:r>
     </w:p>
     <w:p>
@@ -12912,7 +16386,7 @@
           <w:szCs w:val="40"/>
         </w:rPr>
         <w:drawing>
-          <wp:inline distT="0" distB="0" distL="0" distR="0" wp14:anchorId="64A0B4AB" wp14:editId="227209B0">
+          <wp:inline distT="0" distB="0" distL="0" distR="0" wp14:anchorId="6B4DA471" wp14:editId="1CAA68A8">
             <wp:extent cx="2629128" cy="708721"/>
             <wp:effectExtent l="0" t="0" r="0" b="0"/>
             <wp:docPr id="97" name="Picture 97"/>
@@ -12961,7 +16435,23 @@
           <w:szCs w:val="40"/>
         </w:rPr>
         <w:lastRenderedPageBreak/>
-        <w:t xml:space="preserve">-The CompletableFuture is </w:t>
+        <w:t xml:space="preserve">-The </w:t>
+      </w:r>
+      <w:proofErr w:type="spellStart"/>
+      <w:r>
+        <w:rPr>
+          <w:sz w:val="40"/>
+          <w:szCs w:val="40"/>
+        </w:rPr>
+        <w:t>CompletableFuture</w:t>
+      </w:r>
+      <w:proofErr w:type="spellEnd"/>
+      <w:r>
+        <w:rPr>
+          <w:sz w:val="40"/>
+          <w:szCs w:val="40"/>
+        </w:rPr>
+        <w:t xml:space="preserve"> is </w:t>
       </w:r>
       <w:r>
         <w:rPr>
@@ -12983,7 +16473,23 @@
           <w:sz w:val="40"/>
           <w:szCs w:val="40"/>
         </w:rPr>
-        <w:t xml:space="preserve">In other concurrency libraries, it called a </w:t>
+        <w:t xml:space="preserve">In other concurrency libraries, it </w:t>
+      </w:r>
+      <w:proofErr w:type="gramStart"/>
+      <w:r>
+        <w:rPr>
+          <w:sz w:val="40"/>
+          <w:szCs w:val="40"/>
+        </w:rPr>
+        <w:t>called</w:t>
+      </w:r>
+      <w:proofErr w:type="gramEnd"/>
+      <w:r>
+        <w:rPr>
+          <w:sz w:val="40"/>
+          <w:szCs w:val="40"/>
+        </w:rPr>
+        <w:t xml:space="preserve"> a </w:t>
       </w:r>
       <w:r>
         <w:rPr>
@@ -13014,7 +16520,55 @@
           <w:sz w:val="40"/>
           <w:szCs w:val="40"/>
         </w:rPr>
-        <w:t xml:space="preserve">-When create a CompletableFuture with supplyAsync, the completion is implicitly set when the task has finished. But the result can be set explicitly: </w:t>
+        <w:t xml:space="preserve">-When </w:t>
+      </w:r>
+      <w:proofErr w:type="gramStart"/>
+      <w:r>
+        <w:rPr>
+          <w:sz w:val="40"/>
+          <w:szCs w:val="40"/>
+        </w:rPr>
+        <w:t>create</w:t>
+      </w:r>
+      <w:proofErr w:type="gramEnd"/>
+      <w:r>
+        <w:rPr>
+          <w:sz w:val="40"/>
+          <w:szCs w:val="40"/>
+        </w:rPr>
+        <w:t xml:space="preserve"> a </w:t>
+      </w:r>
+      <w:proofErr w:type="spellStart"/>
+      <w:r>
+        <w:rPr>
+          <w:sz w:val="40"/>
+          <w:szCs w:val="40"/>
+        </w:rPr>
+        <w:t>CompletableFuture</w:t>
+      </w:r>
+      <w:proofErr w:type="spellEnd"/>
+      <w:r>
+        <w:rPr>
+          <w:sz w:val="40"/>
+          <w:szCs w:val="40"/>
+        </w:rPr>
+        <w:t xml:space="preserve"> with </w:t>
+      </w:r>
+      <w:proofErr w:type="spellStart"/>
+      <w:r>
+        <w:rPr>
+          <w:sz w:val="40"/>
+          <w:szCs w:val="40"/>
+        </w:rPr>
+        <w:t>supplyAsync</w:t>
+      </w:r>
+      <w:proofErr w:type="spellEnd"/>
+      <w:r>
+        <w:rPr>
+          <w:sz w:val="40"/>
+          <w:szCs w:val="40"/>
+        </w:rPr>
+        <w:t xml:space="preserve">, the completion is implicitly set when the task has finished. But the result can be set explicitly: </w:t>
       </w:r>
     </w:p>
     <w:p>
@@ -13031,7 +16585,7 @@
           <w:szCs w:val="40"/>
         </w:rPr>
         <w:drawing>
-          <wp:inline distT="0" distB="0" distL="0" distR="0" wp14:anchorId="730A28A7" wp14:editId="3600F257">
+          <wp:inline distT="0" distB="0" distL="0" distR="0" wp14:anchorId="507DB432" wp14:editId="0176C0BA">
             <wp:extent cx="2942985" cy="2159601"/>
             <wp:effectExtent l="0" t="0" r="0" b="0"/>
             <wp:docPr id="98" name="Picture 98"/>
@@ -13096,7 +16650,7 @@
           <w:szCs w:val="40"/>
         </w:rPr>
         <w:drawing>
-          <wp:inline distT="0" distB="0" distL="0" distR="0" wp14:anchorId="00557DD6" wp14:editId="432A0A14">
+          <wp:inline distT="0" distB="0" distL="0" distR="0" wp14:anchorId="43CC5BE3" wp14:editId="11EDF5C6">
             <wp:extent cx="2118544" cy="464860"/>
             <wp:effectExtent l="0" t="0" r="0" b="0"/>
             <wp:docPr id="99" name="Picture 99"/>
@@ -13146,20 +16700,56 @@
         </w:rPr>
         <w:t>-</w:t>
       </w:r>
-      <w:r>
-        <w:rPr>
-          <w:b/>
-          <w:sz w:val="40"/>
-          <w:szCs w:val="40"/>
-        </w:rPr>
-        <w:t>isDone()</w:t>
-      </w:r>
-      <w:r>
-        <w:rPr>
-          <w:sz w:val="40"/>
-          <w:szCs w:val="40"/>
-        </w:rPr>
-        <w:t xml:space="preserve"> tell that whether a Future object has been completed.</w:t>
+      <w:proofErr w:type="spellStart"/>
+      <w:proofErr w:type="gramStart"/>
+      <w:r>
+        <w:rPr>
+          <w:b/>
+          <w:sz w:val="40"/>
+          <w:szCs w:val="40"/>
+        </w:rPr>
+        <w:t>isDone</w:t>
+      </w:r>
+      <w:proofErr w:type="spellEnd"/>
+      <w:r>
+        <w:rPr>
+          <w:b/>
+          <w:sz w:val="40"/>
+          <w:szCs w:val="40"/>
+        </w:rPr>
+        <w:t>(</w:t>
+      </w:r>
+      <w:proofErr w:type="gramEnd"/>
+      <w:r>
+        <w:rPr>
+          <w:b/>
+          <w:sz w:val="40"/>
+          <w:szCs w:val="40"/>
+        </w:rPr>
+        <w:t>)</w:t>
+      </w:r>
+      <w:r>
+        <w:rPr>
+          <w:sz w:val="40"/>
+          <w:szCs w:val="40"/>
+        </w:rPr>
+        <w:t xml:space="preserve"> </w:t>
+      </w:r>
+      <w:proofErr w:type="gramStart"/>
+      <w:r>
+        <w:rPr>
+          <w:sz w:val="40"/>
+          <w:szCs w:val="40"/>
+        </w:rPr>
+        <w:t>tell that</w:t>
+      </w:r>
+      <w:proofErr w:type="gramEnd"/>
+      <w:r>
+        <w:rPr>
+          <w:sz w:val="40"/>
+          <w:szCs w:val="40"/>
+        </w:rPr>
+        <w:t xml:space="preserve"> whether a Future object has been completed.</w:t>
       </w:r>
     </w:p>
     <w:p>
@@ -13178,8 +16768,19 @@
           <w:sz w:val="40"/>
           <w:szCs w:val="40"/>
         </w:rPr>
-        <w:t>12.7.2 Composing Completable Furures</w:t>
-      </w:r>
+        <w:t xml:space="preserve">12.7.2 Composing Completable </w:t>
+      </w:r>
+      <w:proofErr w:type="spellStart"/>
+      <w:r>
+        <w:rPr>
+          <w:rStyle w:val="Heading2Char"/>
+          <w:color w:val="FF0000"/>
+          <w:sz w:val="40"/>
+          <w:szCs w:val="40"/>
+        </w:rPr>
+        <w:t>Furures</w:t>
+      </w:r>
+      <w:proofErr w:type="spellEnd"/>
     </w:p>
     <w:p>
       <w:pPr>
@@ -13209,7 +16810,23 @@
           <w:szCs w:val="40"/>
         </w:rPr>
         <w:lastRenderedPageBreak/>
-        <w:t xml:space="preserve">-CompletableFuture class provides a mechanism for </w:t>
+        <w:t>-</w:t>
+      </w:r>
+      <w:proofErr w:type="spellStart"/>
+      <w:r>
+        <w:rPr>
+          <w:sz w:val="40"/>
+          <w:szCs w:val="40"/>
+        </w:rPr>
+        <w:t>CompletableFuture</w:t>
+      </w:r>
+      <w:proofErr w:type="spellEnd"/>
+      <w:r>
+        <w:rPr>
+          <w:sz w:val="40"/>
+          <w:szCs w:val="40"/>
+        </w:rPr>
+        <w:t xml:space="preserve"> class provides a mechanism for </w:t>
       </w:r>
       <w:r>
         <w:rPr>
@@ -13256,7 +16873,7 @@
           <w:szCs w:val="40"/>
         </w:rPr>
         <w:drawing>
-          <wp:inline distT="0" distB="0" distL="0" distR="0" wp14:anchorId="40B7D2CA" wp14:editId="4351DDE1">
+          <wp:inline distT="0" distB="0" distL="0" distR="0" wp14:anchorId="70FA77DB" wp14:editId="53D4FEF9">
             <wp:extent cx="3665538" cy="243861"/>
             <wp:effectExtent l="0" t="0" r="0" b="3810"/>
             <wp:docPr id="100" name="Picture 100"/>
@@ -13306,7 +16923,7 @@
           <w:szCs w:val="40"/>
         </w:rPr>
         <w:drawing>
-          <wp:inline distT="0" distB="0" distL="0" distR="0" wp14:anchorId="3B32A149" wp14:editId="7561551D">
+          <wp:inline distT="0" distB="0" distL="0" distR="0" wp14:anchorId="2D467E62" wp14:editId="046B4CF9">
             <wp:extent cx="3055885" cy="243861"/>
             <wp:effectExtent l="0" t="0" r="0" b="3810"/>
             <wp:docPr id="101" name="Picture 101"/>
@@ -13356,7 +16973,7 @@
           <w:szCs w:val="40"/>
         </w:rPr>
         <w:drawing>
-          <wp:inline distT="0" distB="0" distL="0" distR="0" wp14:anchorId="460C6486" wp14:editId="1D63BE30">
+          <wp:inline distT="0" distB="0" distL="0" distR="0" wp14:anchorId="237497FE" wp14:editId="4AF7B334">
             <wp:extent cx="5524979" cy="403895"/>
             <wp:effectExtent l="0" t="0" r="0" b="0"/>
             <wp:docPr id="102" name="Picture 102"/>
@@ -13426,7 +17043,64 @@
           <w:sz w:val="40"/>
           <w:szCs w:val="40"/>
         </w:rPr>
-        <w:t xml:space="preserve"> future has completed, its results is fed to the getImageURLs()-&gt;final result.</w:t>
+        <w:t xml:space="preserve"> future has completed, its results </w:t>
+      </w:r>
+      <w:proofErr w:type="gramStart"/>
+      <w:r>
+        <w:rPr>
+          <w:sz w:val="40"/>
+          <w:szCs w:val="40"/>
+        </w:rPr>
+        <w:t>is</w:t>
+      </w:r>
+      <w:proofErr w:type="gramEnd"/>
+      <w:r>
+        <w:rPr>
+          <w:sz w:val="40"/>
+          <w:szCs w:val="40"/>
+        </w:rPr>
+        <w:t xml:space="preserve"> fed to the </w:t>
+      </w:r>
+      <w:proofErr w:type="spellStart"/>
+      <w:proofErr w:type="gramStart"/>
+      <w:r>
+        <w:rPr>
+          <w:sz w:val="40"/>
+          <w:szCs w:val="40"/>
+        </w:rPr>
+        <w:t>getImageURLs</w:t>
+      </w:r>
+      <w:proofErr w:type="spellEnd"/>
+      <w:r>
+        <w:rPr>
+          <w:sz w:val="40"/>
+          <w:szCs w:val="40"/>
+        </w:rPr>
+        <w:t>(</w:t>
+      </w:r>
+      <w:proofErr w:type="gramEnd"/>
+      <w:r>
+        <w:rPr>
+          <w:sz w:val="40"/>
+          <w:szCs w:val="40"/>
+        </w:rPr>
+        <w:t>)-&gt;</w:t>
+      </w:r>
+      <w:proofErr w:type="gramStart"/>
+      <w:r>
+        <w:rPr>
+          <w:sz w:val="40"/>
+          <w:szCs w:val="40"/>
+        </w:rPr>
+        <w:t>final result</w:t>
+      </w:r>
+      <w:proofErr w:type="gramEnd"/>
+      <w:r>
+        <w:rPr>
+          <w:sz w:val="40"/>
+          <w:szCs w:val="40"/>
+        </w:rPr>
+        <w:t>.</w:t>
       </w:r>
     </w:p>
     <w:p>
@@ -13501,7 +17175,25 @@
           <w:sz w:val="40"/>
           <w:szCs w:val="40"/>
         </w:rPr>
-        <w:t xml:space="preserve"> CompletableFuture&lt;T&gt;</w:t>
+        <w:t xml:space="preserve"> </w:t>
+      </w:r>
+      <w:proofErr w:type="spellStart"/>
+      <w:r>
+        <w:rPr>
+          <w:b/>
+          <w:sz w:val="40"/>
+          <w:szCs w:val="40"/>
+        </w:rPr>
+        <w:t>CompletableFuture</w:t>
+      </w:r>
+      <w:proofErr w:type="spellEnd"/>
+      <w:r>
+        <w:rPr>
+          <w:b/>
+          <w:sz w:val="40"/>
+          <w:szCs w:val="40"/>
+        </w:rPr>
+        <w:t>&lt;T&gt;</w:t>
       </w:r>
       <w:r>
         <w:rPr>
@@ -13525,7 +17217,7 @@
           <w:szCs w:val="40"/>
         </w:rPr>
         <w:drawing>
-          <wp:inline distT="0" distB="0" distL="0" distR="0" wp14:anchorId="59C9F0BC" wp14:editId="332530E5">
+          <wp:inline distT="0" distB="0" distL="0" distR="0" wp14:anchorId="1BA2BA1E" wp14:editId="4CCADDC6">
             <wp:extent cx="4036470" cy="2704780"/>
             <wp:effectExtent l="0" t="0" r="2540" b="635"/>
             <wp:docPr id="103" name="Picture 103"/>
@@ -13576,13 +17268,33 @@
         </w:rPr>
         <w:t>+</w:t>
       </w:r>
-      <w:r>
-        <w:rPr>
-          <w:b/>
-          <w:sz w:val="40"/>
-          <w:szCs w:val="40"/>
-        </w:rPr>
-        <w:t>thenApply()</w:t>
+      <w:proofErr w:type="spellStart"/>
+      <w:proofErr w:type="gramStart"/>
+      <w:r>
+        <w:rPr>
+          <w:b/>
+          <w:sz w:val="40"/>
+          <w:szCs w:val="40"/>
+        </w:rPr>
+        <w:t>thenApply</w:t>
+      </w:r>
+      <w:proofErr w:type="spellEnd"/>
+      <w:r>
+        <w:rPr>
+          <w:b/>
+          <w:sz w:val="40"/>
+          <w:szCs w:val="40"/>
+        </w:rPr>
+        <w:t>(</w:t>
+      </w:r>
+      <w:proofErr w:type="gramEnd"/>
+      <w:r>
+        <w:rPr>
+          <w:b/>
+          <w:sz w:val="40"/>
+          <w:szCs w:val="40"/>
+        </w:rPr>
+        <w:t>)</w:t>
       </w:r>
     </w:p>
     <w:p>
@@ -13600,7 +17312,7 @@
         </w:rPr>
         <w:lastRenderedPageBreak/>
         <w:drawing>
-          <wp:inline distT="0" distB="0" distL="0" distR="0" wp14:anchorId="49AEE130" wp14:editId="65F2BD64">
+          <wp:inline distT="0" distB="0" distL="0" distR="0" wp14:anchorId="1DAADCB5" wp14:editId="3EE1D52F">
             <wp:extent cx="3345470" cy="411516"/>
             <wp:effectExtent l="0" t="0" r="7620" b="7620"/>
             <wp:docPr id="104" name="Picture 104"/>
@@ -13680,13 +17392,33 @@
         </w:rPr>
         <w:t>+</w:t>
       </w:r>
-      <w:r>
-        <w:rPr>
-          <w:b/>
-          <w:sz w:val="40"/>
-          <w:szCs w:val="40"/>
-        </w:rPr>
-        <w:t>thenCompose()</w:t>
+      <w:proofErr w:type="spellStart"/>
+      <w:proofErr w:type="gramStart"/>
+      <w:r>
+        <w:rPr>
+          <w:b/>
+          <w:sz w:val="40"/>
+          <w:szCs w:val="40"/>
+        </w:rPr>
+        <w:t>thenCompose</w:t>
+      </w:r>
+      <w:proofErr w:type="spellEnd"/>
+      <w:r>
+        <w:rPr>
+          <w:b/>
+          <w:sz w:val="40"/>
+          <w:szCs w:val="40"/>
+        </w:rPr>
+        <w:t>(</w:t>
+      </w:r>
+      <w:proofErr w:type="gramEnd"/>
+      <w:r>
+        <w:rPr>
+          <w:b/>
+          <w:sz w:val="40"/>
+          <w:szCs w:val="40"/>
+        </w:rPr>
+        <w:t>)</w:t>
       </w:r>
       <w:r>
         <w:rPr>
@@ -13717,7 +17449,7 @@
           <w:szCs w:val="40"/>
         </w:rPr>
         <w:drawing>
-          <wp:inline distT="0" distB="0" distL="0" distR="0" wp14:anchorId="39F6B1C0" wp14:editId="78DDEE82">
+          <wp:inline distT="0" distB="0" distL="0" distR="0" wp14:anchorId="78BC4636" wp14:editId="69DE7329">
             <wp:extent cx="3650296" cy="152413"/>
             <wp:effectExtent l="0" t="0" r="7620" b="0"/>
             <wp:docPr id="105" name="Picture 105"/>
@@ -13767,7 +17499,7 @@
           <w:szCs w:val="40"/>
         </w:rPr>
         <w:drawing>
-          <wp:inline distT="0" distB="0" distL="0" distR="0" wp14:anchorId="0F9BD9D2" wp14:editId="01D86FA7">
+          <wp:inline distT="0" distB="0" distL="0" distR="0" wp14:anchorId="15F4DB51" wp14:editId="6D8E69B8">
             <wp:extent cx="4130398" cy="205758"/>
             <wp:effectExtent l="0" t="0" r="3810" b="3810"/>
             <wp:docPr id="106" name="Picture 106"/>
@@ -13817,13 +17549,69 @@
         </w:rPr>
         <w:t>+</w:t>
       </w:r>
-      <w:r>
-        <w:rPr>
-          <w:b/>
-          <w:sz w:val="40"/>
-          <w:szCs w:val="40"/>
-        </w:rPr>
-        <w:t>handle(), whenComplete(), exceptionally()</w:t>
+      <w:proofErr w:type="gramStart"/>
+      <w:r>
+        <w:rPr>
+          <w:b/>
+          <w:sz w:val="40"/>
+          <w:szCs w:val="40"/>
+        </w:rPr>
+        <w:t>handle(</w:t>
+      </w:r>
+      <w:proofErr w:type="gramEnd"/>
+      <w:r>
+        <w:rPr>
+          <w:b/>
+          <w:sz w:val="40"/>
+          <w:szCs w:val="40"/>
+        </w:rPr>
+        <w:t xml:space="preserve">), </w:t>
+      </w:r>
+      <w:proofErr w:type="spellStart"/>
+      <w:proofErr w:type="gramStart"/>
+      <w:r>
+        <w:rPr>
+          <w:b/>
+          <w:sz w:val="40"/>
+          <w:szCs w:val="40"/>
+        </w:rPr>
+        <w:t>whenComplete</w:t>
+      </w:r>
+      <w:proofErr w:type="spellEnd"/>
+      <w:r>
+        <w:rPr>
+          <w:b/>
+          <w:sz w:val="40"/>
+          <w:szCs w:val="40"/>
+        </w:rPr>
+        <w:t>(</w:t>
+      </w:r>
+      <w:proofErr w:type="gramEnd"/>
+      <w:r>
+        <w:rPr>
+          <w:b/>
+          <w:sz w:val="40"/>
+          <w:szCs w:val="40"/>
+        </w:rPr>
+        <w:t xml:space="preserve">), </w:t>
+      </w:r>
+      <w:proofErr w:type="gramStart"/>
+      <w:r>
+        <w:rPr>
+          <w:b/>
+          <w:sz w:val="40"/>
+          <w:szCs w:val="40"/>
+        </w:rPr>
+        <w:t>exceptionally(</w:t>
+      </w:r>
+      <w:proofErr w:type="gramEnd"/>
+      <w:r>
+        <w:rPr>
+          <w:b/>
+          <w:sz w:val="40"/>
+          <w:szCs w:val="40"/>
+        </w:rPr>
+        <w:t>)</w:t>
       </w:r>
       <w:r>
         <w:rPr>
@@ -13847,7 +17635,7 @@
           <w:szCs w:val="40"/>
         </w:rPr>
         <w:drawing>
-          <wp:inline distT="0" distB="0" distL="0" distR="0" wp14:anchorId="42D2F9FD" wp14:editId="62CF7090">
+          <wp:inline distT="0" distB="0" distL="0" distR="0" wp14:anchorId="0B7AB9FF" wp14:editId="7E3E32BD">
             <wp:extent cx="3939881" cy="594412"/>
             <wp:effectExtent l="0" t="0" r="3810" b="0"/>
             <wp:docPr id="107" name="Picture 107"/>
@@ -13897,13 +17685,33 @@
         </w:rPr>
         <w:t>+</w:t>
       </w:r>
-      <w:r>
-        <w:rPr>
-          <w:b/>
-          <w:sz w:val="40"/>
-          <w:szCs w:val="40"/>
-        </w:rPr>
-        <w:t>completeOnTimeOut()</w:t>
+      <w:proofErr w:type="spellStart"/>
+      <w:proofErr w:type="gramStart"/>
+      <w:r>
+        <w:rPr>
+          <w:b/>
+          <w:sz w:val="40"/>
+          <w:szCs w:val="40"/>
+        </w:rPr>
+        <w:t>completeOnTimeOut</w:t>
+      </w:r>
+      <w:proofErr w:type="spellEnd"/>
+      <w:r>
+        <w:rPr>
+          <w:b/>
+          <w:sz w:val="40"/>
+          <w:szCs w:val="40"/>
+        </w:rPr>
+        <w:t>(</w:t>
+      </w:r>
+      <w:proofErr w:type="gramEnd"/>
+      <w:r>
+        <w:rPr>
+          <w:b/>
+          <w:sz w:val="40"/>
+          <w:szCs w:val="40"/>
+        </w:rPr>
+        <w:t>)</w:t>
       </w:r>
       <w:r>
         <w:rPr>
@@ -13927,7 +17735,7 @@
           <w:szCs w:val="40"/>
         </w:rPr>
         <w:drawing>
-          <wp:inline distT="0" distB="0" distL="0" distR="0" wp14:anchorId="2DE69784" wp14:editId="3B4B8DC2">
+          <wp:inline distT="0" distB="0" distL="0" distR="0" wp14:anchorId="332D8B53" wp14:editId="7546C2FF">
             <wp:extent cx="4366638" cy="609653"/>
             <wp:effectExtent l="0" t="0" r="0" b="0"/>
             <wp:docPr id="108" name="Picture 108"/>
@@ -13977,13 +17785,33 @@
         </w:rPr>
         <w:t>+</w:t>
       </w:r>
-      <w:r>
-        <w:rPr>
-          <w:b/>
-          <w:sz w:val="40"/>
-          <w:szCs w:val="40"/>
-        </w:rPr>
-        <w:t>orTimeOut()</w:t>
+      <w:proofErr w:type="spellStart"/>
+      <w:proofErr w:type="gramStart"/>
+      <w:r>
+        <w:rPr>
+          <w:b/>
+          <w:sz w:val="40"/>
+          <w:szCs w:val="40"/>
+        </w:rPr>
+        <w:t>orTimeOut</w:t>
+      </w:r>
+      <w:proofErr w:type="spellEnd"/>
+      <w:r>
+        <w:rPr>
+          <w:b/>
+          <w:sz w:val="40"/>
+          <w:szCs w:val="40"/>
+        </w:rPr>
+        <w:t>(</w:t>
+      </w:r>
+      <w:proofErr w:type="gramEnd"/>
+      <w:r>
+        <w:rPr>
+          <w:b/>
+          <w:sz w:val="40"/>
+          <w:szCs w:val="40"/>
+        </w:rPr>
+        <w:t>)</w:t>
       </w:r>
       <w:r>
         <w:rPr>
@@ -14009,7 +17837,7 @@
           <w:szCs w:val="40"/>
         </w:rPr>
         <w:drawing>
-          <wp:inline distT="0" distB="0" distL="0" distR="0" wp14:anchorId="03C31CAA" wp14:editId="7F908753">
+          <wp:inline distT="0" distB="0" distL="0" distR="0" wp14:anchorId="36B3944B" wp14:editId="224CCB34">
             <wp:extent cx="5311600" cy="198137"/>
             <wp:effectExtent l="0" t="0" r="3810" b="0"/>
             <wp:docPr id="109" name="Picture 109"/>
@@ -14083,7 +17911,7 @@
         </w:rPr>
         <w:lastRenderedPageBreak/>
         <w:drawing>
-          <wp:inline distT="0" distB="0" distL="0" distR="0" wp14:anchorId="0D0F2614" wp14:editId="6958E6D4">
+          <wp:inline distT="0" distB="0" distL="0" distR="0" wp14:anchorId="771C4814" wp14:editId="13061E54">
             <wp:extent cx="5225143" cy="3805534"/>
             <wp:effectExtent l="0" t="0" r="0" b="5080"/>
             <wp:docPr id="110" name="Picture 110"/>
@@ -14185,7 +18013,7 @@
           <w:szCs w:val="40"/>
         </w:rPr>
         <w:drawing>
-          <wp:inline distT="0" distB="0" distL="0" distR="0" wp14:anchorId="73C06571" wp14:editId="0AF892FD">
+          <wp:inline distT="0" distB="0" distL="0" distR="0" wp14:anchorId="6CC6481E" wp14:editId="0DC98B4E">
             <wp:extent cx="3375953" cy="1005927"/>
             <wp:effectExtent l="0" t="0" r="0" b="3810"/>
             <wp:docPr id="111" name="Picture 111"/>
@@ -14252,7 +18080,23 @@
           <w:sz w:val="40"/>
           <w:szCs w:val="40"/>
         </w:rPr>
-        <w:t>-When the program needs to do sth time-consuming, you cannot do the work in the UI thread, so start another worker thread.</w:t>
+        <w:t xml:space="preserve">-When the program needs to do </w:t>
+      </w:r>
+      <w:proofErr w:type="spellStart"/>
+      <w:r>
+        <w:rPr>
+          <w:sz w:val="40"/>
+          <w:szCs w:val="40"/>
+        </w:rPr>
+        <w:t>sth</w:t>
+      </w:r>
+      <w:proofErr w:type="spellEnd"/>
+      <w:r>
+        <w:rPr>
+          <w:sz w:val="40"/>
+          <w:szCs w:val="40"/>
+        </w:rPr>
+        <w:t xml:space="preserve"> time-consuming, you cannot do the work in the UI thread, so start another worker thread.</w:t>
       </w:r>
     </w:p>
     <w:p>
@@ -14285,7 +18129,7 @@
         </w:rPr>
         <w:lastRenderedPageBreak/>
         <w:drawing>
-          <wp:inline distT="0" distB="0" distL="0" distR="0" wp14:anchorId="071B7059" wp14:editId="7C6AE2D2">
+          <wp:inline distT="0" distB="0" distL="0" distR="0" wp14:anchorId="07F1F21A" wp14:editId="67E17CDA">
             <wp:extent cx="2463994" cy="1639160"/>
             <wp:effectExtent l="0" t="0" r="0" b="0"/>
             <wp:docPr id="112" name="Picture 112"/>
@@ -14357,7 +18201,7 @@
           <w:szCs w:val="40"/>
         </w:rPr>
         <w:drawing>
-          <wp:inline distT="0" distB="0" distL="0" distR="0" wp14:anchorId="344C18AF" wp14:editId="6B6C299B">
+          <wp:inline distT="0" distB="0" distL="0" distR="0" wp14:anchorId="507F93E2" wp14:editId="49591307">
             <wp:extent cx="4861981" cy="236240"/>
             <wp:effectExtent l="0" t="0" r="0" b="0"/>
             <wp:docPr id="113" name="Picture 113"/>
@@ -14513,6 +18357,7 @@
         <w:lastRenderedPageBreak/>
         <w:t xml:space="preserve">to execute another program. Use </w:t>
       </w:r>
+      <w:proofErr w:type="spellStart"/>
       <w:r>
         <w:rPr>
           <w:b/>
@@ -14521,6 +18366,7 @@
         </w:rPr>
         <w:t>ProcessBuilder</w:t>
       </w:r>
+      <w:proofErr w:type="spellEnd"/>
       <w:r>
         <w:rPr>
           <w:sz w:val="40"/>
@@ -14590,6 +18436,7 @@
         </w:rPr>
         <w:t>+</w:t>
       </w:r>
+      <w:proofErr w:type="spellStart"/>
       <w:r>
         <w:rPr>
           <w:b/>
@@ -14598,6 +18445,7 @@
         </w:rPr>
         <w:t>ProcessBuilder</w:t>
       </w:r>
+      <w:proofErr w:type="spellEnd"/>
       <w:r>
         <w:rPr>
           <w:sz w:val="40"/>
@@ -14669,7 +18517,7 @@
           <w:szCs w:val="40"/>
         </w:rPr>
         <w:drawing>
-          <wp:inline distT="0" distB="0" distL="0" distR="0" wp14:anchorId="35361ECC" wp14:editId="09518AE5">
+          <wp:inline distT="0" distB="0" distL="0" distR="0" wp14:anchorId="793BC9C8" wp14:editId="05B9007C">
             <wp:extent cx="3490262" cy="198137"/>
             <wp:effectExtent l="0" t="0" r="0" b="0"/>
             <wp:docPr id="114" name="Picture 114"/>
@@ -14732,7 +18580,48 @@
           <w:sz w:val="40"/>
           <w:szCs w:val="40"/>
         </w:rPr>
-        <w:t xml:space="preserve"> string must be an executable command. For example, to run dir command in Windows: build a process with string “cmd.exe”,”/C”,”dir”</w:t>
+        <w:t xml:space="preserve"> string must be an executable command. For example, to run </w:t>
+      </w:r>
+      <w:proofErr w:type="spellStart"/>
+      <w:r>
+        <w:rPr>
+          <w:sz w:val="40"/>
+          <w:szCs w:val="40"/>
+        </w:rPr>
+        <w:t>dir</w:t>
+      </w:r>
+      <w:proofErr w:type="spellEnd"/>
+      <w:r>
+        <w:rPr>
+          <w:sz w:val="40"/>
+          <w:szCs w:val="40"/>
+        </w:rPr>
+        <w:t xml:space="preserve"> command in Windows: build a process with string “cmd.exe”,”/C”</w:t>
+      </w:r>
+      <w:proofErr w:type="gramStart"/>
+      <w:r>
+        <w:rPr>
+          <w:sz w:val="40"/>
+          <w:szCs w:val="40"/>
+        </w:rPr>
+        <w:t>,”</w:t>
+      </w:r>
+      <w:proofErr w:type="spellStart"/>
+      <w:r>
+        <w:rPr>
+          <w:sz w:val="40"/>
+          <w:szCs w:val="40"/>
+        </w:rPr>
+        <w:t>dir</w:t>
+      </w:r>
+      <w:proofErr w:type="spellEnd"/>
+      <w:proofErr w:type="gramEnd"/>
+      <w:r>
+        <w:rPr>
+          <w:sz w:val="40"/>
+          <w:szCs w:val="40"/>
+        </w:rPr>
+        <w:t>”</w:t>
       </w:r>
     </w:p>
     <w:p>
@@ -14762,7 +18651,23 @@
           <w:sz w:val="40"/>
           <w:szCs w:val="40"/>
         </w:rPr>
-        <w:t xml:space="preserve">, which is used to resolve relative directory names. By default, a process have the same working directory as the VM. You can change it with: </w:t>
+        <w:t xml:space="preserve">, which is used to resolve relative directory names. By default, a process </w:t>
+      </w:r>
+      <w:proofErr w:type="gramStart"/>
+      <w:r>
+        <w:rPr>
+          <w:sz w:val="40"/>
+          <w:szCs w:val="40"/>
+        </w:rPr>
+        <w:t>have</w:t>
+      </w:r>
+      <w:proofErr w:type="gramEnd"/>
+      <w:r>
+        <w:rPr>
+          <w:sz w:val="40"/>
+          <w:szCs w:val="40"/>
+        </w:rPr>
+        <w:t xml:space="preserve"> the same working directory as the VM. You can change it with: </w:t>
       </w:r>
       <w:r>
         <w:rPr>
@@ -14771,7 +18676,7 @@
           <w:szCs w:val="40"/>
         </w:rPr>
         <w:drawing>
-          <wp:inline distT="0" distB="0" distL="0" distR="0" wp14:anchorId="7FF6ABA6" wp14:editId="3E6D4E3C">
+          <wp:inline distT="0" distB="0" distL="0" distR="0" wp14:anchorId="25544E38" wp14:editId="2E498486">
             <wp:extent cx="2941575" cy="160034"/>
             <wp:effectExtent l="0" t="0" r="0" b="0"/>
             <wp:docPr id="115" name="Picture 115"/>
@@ -14828,7 +18733,7 @@
           <w:szCs w:val="40"/>
         </w:rPr>
         <w:drawing>
-          <wp:inline distT="0" distB="0" distL="0" distR="0" wp14:anchorId="0053837A" wp14:editId="1EE781F1">
+          <wp:inline distT="0" distB="0" distL="0" distR="0" wp14:anchorId="556DDBC6" wp14:editId="729525A0">
             <wp:extent cx="4389500" cy="205758"/>
             <wp:effectExtent l="0" t="0" r="0" b="3810"/>
             <wp:docPr id="121" name="Picture 121"/>
@@ -14901,7 +18806,7 @@
           <w:szCs w:val="40"/>
         </w:rPr>
         <w:drawing>
-          <wp:inline distT="0" distB="0" distL="0" distR="0" wp14:anchorId="01EEEDA8" wp14:editId="52D38BFD">
+          <wp:inline distT="0" distB="0" distL="0" distR="0" wp14:anchorId="5ED15E23" wp14:editId="21155E07">
             <wp:extent cx="3017782" cy="556308"/>
             <wp:effectExtent l="0" t="0" r="0" b="0"/>
             <wp:docPr id="116" name="Picture 116"/>
@@ -14981,7 +18886,7 @@
           <w:szCs w:val="40"/>
         </w:rPr>
         <w:drawing>
-          <wp:inline distT="0" distB="0" distL="0" distR="0" wp14:anchorId="2027A404" wp14:editId="2EDC48B2">
+          <wp:inline distT="0" distB="0" distL="0" distR="0" wp14:anchorId="4BC4E8F1" wp14:editId="5C293A71">
             <wp:extent cx="3269263" cy="723963"/>
             <wp:effectExtent l="0" t="0" r="7620" b="0"/>
             <wp:docPr id="118" name="Picture 118"/>
@@ -15048,7 +18953,23 @@
           <w:sz w:val="40"/>
           <w:szCs w:val="40"/>
         </w:rPr>
-        <w:t>-start()</w:t>
+        <w:t>-</w:t>
+      </w:r>
+      <w:proofErr w:type="gramStart"/>
+      <w:r>
+        <w:rPr>
+          <w:sz w:val="40"/>
+          <w:szCs w:val="40"/>
+        </w:rPr>
+        <w:t>start(</w:t>
+      </w:r>
+      <w:proofErr w:type="gramEnd"/>
+      <w:r>
+        <w:rPr>
+          <w:sz w:val="40"/>
+          <w:szCs w:val="40"/>
+        </w:rPr>
+        <w:t>)</w:t>
       </w:r>
     </w:p>
     <w:p>
@@ -15065,7 +18986,7 @@
           <w:szCs w:val="40"/>
         </w:rPr>
         <w:drawing>
-          <wp:inline distT="0" distB="0" distL="0" distR="0" wp14:anchorId="32889F46" wp14:editId="238E970E">
+          <wp:inline distT="0" distB="0" distL="0" distR="0" wp14:anchorId="34B3F989" wp14:editId="7778D99A">
             <wp:extent cx="3696020" cy="1310754"/>
             <wp:effectExtent l="0" t="0" r="0" b="3810"/>
             <wp:docPr id="119" name="Picture 119"/>
@@ -15115,7 +19036,7 @@
           <w:szCs w:val="40"/>
         </w:rPr>
         <w:drawing>
-          <wp:inline distT="0" distB="0" distL="0" distR="0" wp14:anchorId="382B301C" wp14:editId="54C32E12">
+          <wp:inline distT="0" distB="0" distL="0" distR="0" wp14:anchorId="7240EB2B" wp14:editId="3F8AC523">
             <wp:extent cx="5943600" cy="795020"/>
             <wp:effectExtent l="0" t="0" r="0" b="5080"/>
             <wp:docPr id="120" name="Picture 120"/>
@@ -15177,7 +19098,7 @@
           <w:szCs w:val="40"/>
         </w:rPr>
         <w:drawing>
-          <wp:inline distT="0" distB="0" distL="0" distR="0" wp14:anchorId="6EB5096C" wp14:editId="13752A22">
+          <wp:inline distT="0" distB="0" distL="0" distR="0" wp14:anchorId="49B99493" wp14:editId="6F85A277">
             <wp:extent cx="2118544" cy="213378"/>
             <wp:effectExtent l="0" t="0" r="0" b="0"/>
             <wp:docPr id="122" name="Picture 122"/>
@@ -15243,7 +19164,7 @@
         </w:rPr>
         <w:lastRenderedPageBreak/>
         <w:drawing>
-          <wp:inline distT="0" distB="0" distL="0" distR="0" wp14:anchorId="0ED8D2BE" wp14:editId="62C0599E">
+          <wp:inline distT="0" distB="0" distL="0" distR="0" wp14:anchorId="74B6B1FA" wp14:editId="1FD6C2AD">
             <wp:extent cx="3099188" cy="1248385"/>
             <wp:effectExtent l="0" t="0" r="6350" b="9525"/>
             <wp:docPr id="123" name="Picture 123"/>
@@ -15298,22 +19219,88 @@
           <w:sz w:val="40"/>
           <w:szCs w:val="40"/>
         </w:rPr>
-        <w:t xml:space="preserve"> use isAlive() to see whether it is still alive. </w:t>
-      </w:r>
-    </w:p>
-    <w:p>
-      <w:pPr>
-        <w:rPr>
-          <w:sz w:val="40"/>
-          <w:szCs w:val="40"/>
-        </w:rPr>
-      </w:pPr>
-      <w:r>
-        <w:rPr>
-          <w:sz w:val="40"/>
-          <w:szCs w:val="40"/>
-        </w:rPr>
-        <w:t>-To kill the process: destroy() destroyForcibly()</w:t>
+        <w:t xml:space="preserve"> use </w:t>
+      </w:r>
+      <w:proofErr w:type="spellStart"/>
+      <w:proofErr w:type="gramStart"/>
+      <w:r>
+        <w:rPr>
+          <w:sz w:val="40"/>
+          <w:szCs w:val="40"/>
+        </w:rPr>
+        <w:t>isAlive</w:t>
+      </w:r>
+      <w:proofErr w:type="spellEnd"/>
+      <w:r>
+        <w:rPr>
+          <w:sz w:val="40"/>
+          <w:szCs w:val="40"/>
+        </w:rPr>
+        <w:t>(</w:t>
+      </w:r>
+      <w:proofErr w:type="gramEnd"/>
+      <w:r>
+        <w:rPr>
+          <w:sz w:val="40"/>
+          <w:szCs w:val="40"/>
+        </w:rPr>
+        <w:t xml:space="preserve">) to see whether it is still alive. </w:t>
+      </w:r>
+    </w:p>
+    <w:p>
+      <w:pPr>
+        <w:rPr>
+          <w:sz w:val="40"/>
+          <w:szCs w:val="40"/>
+        </w:rPr>
+      </w:pPr>
+      <w:r>
+        <w:rPr>
+          <w:sz w:val="40"/>
+          <w:szCs w:val="40"/>
+        </w:rPr>
+        <w:t xml:space="preserve">-To kill the process: </w:t>
+      </w:r>
+      <w:proofErr w:type="gramStart"/>
+      <w:r>
+        <w:rPr>
+          <w:sz w:val="40"/>
+          <w:szCs w:val="40"/>
+        </w:rPr>
+        <w:t>destroy(</w:t>
+      </w:r>
+      <w:proofErr w:type="gramEnd"/>
+      <w:r>
+        <w:rPr>
+          <w:sz w:val="40"/>
+          <w:szCs w:val="40"/>
+        </w:rPr>
+        <w:t xml:space="preserve">) </w:t>
+      </w:r>
+      <w:proofErr w:type="spellStart"/>
+      <w:proofErr w:type="gramStart"/>
+      <w:r>
+        <w:rPr>
+          <w:sz w:val="40"/>
+          <w:szCs w:val="40"/>
+        </w:rPr>
+        <w:t>destroyForcibly</w:t>
+      </w:r>
+      <w:proofErr w:type="spellEnd"/>
+      <w:r>
+        <w:rPr>
+          <w:sz w:val="40"/>
+          <w:szCs w:val="40"/>
+        </w:rPr>
+        <w:t>(</w:t>
+      </w:r>
+      <w:proofErr w:type="gramEnd"/>
+      <w:r>
+        <w:rPr>
+          <w:sz w:val="40"/>
+          <w:szCs w:val="40"/>
+        </w:rPr>
+        <w:t>)</w:t>
       </w:r>
     </w:p>
     <w:p>
@@ -15345,7 +19332,7 @@
           <w:szCs w:val="40"/>
         </w:rPr>
         <w:drawing>
-          <wp:inline distT="0" distB="0" distL="0" distR="0" wp14:anchorId="3E96598C" wp14:editId="5FE6CD6B">
+          <wp:inline distT="0" distB="0" distL="0" distR="0" wp14:anchorId="0CF72E42" wp14:editId="01B6516D">
             <wp:extent cx="4077053" cy="411516"/>
             <wp:effectExtent l="0" t="0" r="0" b="7620"/>
             <wp:docPr id="124" name="Picture 124"/>
@@ -15419,8 +19406,25 @@
           <w:sz w:val="40"/>
           <w:szCs w:val="40"/>
         </w:rPr>
-        <w:t xml:space="preserve">rocess that is currently on the your machine, use </w:t>
-      </w:r>
+        <w:t xml:space="preserve">rocess that is currently on </w:t>
+      </w:r>
+      <w:proofErr w:type="gramStart"/>
+      <w:r>
+        <w:rPr>
+          <w:sz w:val="40"/>
+          <w:szCs w:val="40"/>
+        </w:rPr>
+        <w:t>the your</w:t>
+      </w:r>
+      <w:proofErr w:type="gramEnd"/>
+      <w:r>
+        <w:rPr>
+          <w:sz w:val="40"/>
+          <w:szCs w:val="40"/>
+        </w:rPr>
+        <w:t xml:space="preserve"> machine, use </w:t>
+      </w:r>
+      <w:proofErr w:type="spellStart"/>
       <w:r>
         <w:rPr>
           <w:b/>
@@ -15429,6 +19433,7 @@
         </w:rPr>
         <w:t>ProcessHandle</w:t>
       </w:r>
+      <w:proofErr w:type="spellEnd"/>
       <w:r>
         <w:rPr>
           <w:sz w:val="40"/>
@@ -15449,7 +19454,23 @@
           <w:sz w:val="40"/>
           <w:szCs w:val="40"/>
         </w:rPr>
-        <w:t>-You can obtain a ProcessHandle in 4 ways:</w:t>
+        <w:t xml:space="preserve">-You can obtain a </w:t>
+      </w:r>
+      <w:proofErr w:type="spellStart"/>
+      <w:r>
+        <w:rPr>
+          <w:sz w:val="40"/>
+          <w:szCs w:val="40"/>
+        </w:rPr>
+        <w:t>ProcessHandle</w:t>
+      </w:r>
+      <w:proofErr w:type="spellEnd"/>
+      <w:r>
+        <w:rPr>
+          <w:sz w:val="40"/>
+          <w:szCs w:val="40"/>
+        </w:rPr>
+        <w:t xml:space="preserve"> in 4 ways:</w:t>
       </w:r>
     </w:p>
     <w:p>
@@ -15466,7 +19487,7 @@
           <w:szCs w:val="40"/>
         </w:rPr>
         <w:drawing>
-          <wp:inline distT="0" distB="0" distL="0" distR="0" wp14:anchorId="04FB7CA3" wp14:editId="6BFA13AF">
+          <wp:inline distT="0" distB="0" distL="0" distR="0" wp14:anchorId="4A5E85F5" wp14:editId="2745ED29">
             <wp:extent cx="5207194" cy="1381353"/>
             <wp:effectExtent l="0" t="0" r="0" b="9525"/>
             <wp:docPr id="125" name="Picture 125"/>
@@ -15532,7 +19553,7 @@
         </w:rPr>
         <w:lastRenderedPageBreak/>
         <w:drawing>
-          <wp:inline distT="0" distB="0" distL="0" distR="0" wp14:anchorId="6D976CF6" wp14:editId="7BDF9295">
+          <wp:inline distT="0" distB="0" distL="0" distR="0" wp14:anchorId="40A8109E" wp14:editId="0A924542">
             <wp:extent cx="3917019" cy="792549"/>
             <wp:effectExtent l="0" t="0" r="7620" b="7620"/>
             <wp:docPr id="126" name="Picture 126"/>
@@ -15580,22 +19601,111 @@
           <w:sz w:val="40"/>
           <w:szCs w:val="40"/>
         </w:rPr>
-        <w:t>+Note: The Stream&lt;ProcessHandle&gt; returned by allProcesses(), children(), descendants() are just snapshots in time.</w:t>
-      </w:r>
-    </w:p>
-    <w:p>
-      <w:pPr>
-        <w:rPr>
-          <w:sz w:val="40"/>
-          <w:szCs w:val="40"/>
-        </w:rPr>
-      </w:pPr>
-      <w:r>
-        <w:rPr>
-          <w:sz w:val="40"/>
-          <w:szCs w:val="40"/>
-        </w:rPr>
-        <w:t>-info() yields a ProcessHandle.info object with methods to obtain information about the process:</w:t>
+        <w:t>+Note: The Stream&lt;</w:t>
+      </w:r>
+      <w:proofErr w:type="spellStart"/>
+      <w:r>
+        <w:rPr>
+          <w:sz w:val="40"/>
+          <w:szCs w:val="40"/>
+        </w:rPr>
+        <w:t>ProcessHandle</w:t>
+      </w:r>
+      <w:proofErr w:type="spellEnd"/>
+      <w:r>
+        <w:rPr>
+          <w:sz w:val="40"/>
+          <w:szCs w:val="40"/>
+        </w:rPr>
+        <w:t xml:space="preserve">&gt; returned by </w:t>
+      </w:r>
+      <w:proofErr w:type="spellStart"/>
+      <w:proofErr w:type="gramStart"/>
+      <w:r>
+        <w:rPr>
+          <w:sz w:val="40"/>
+          <w:szCs w:val="40"/>
+        </w:rPr>
+        <w:t>allProcesses</w:t>
+      </w:r>
+      <w:proofErr w:type="spellEnd"/>
+      <w:r>
+        <w:rPr>
+          <w:sz w:val="40"/>
+          <w:szCs w:val="40"/>
+        </w:rPr>
+        <w:t>(</w:t>
+      </w:r>
+      <w:proofErr w:type="gramEnd"/>
+      <w:r>
+        <w:rPr>
+          <w:sz w:val="40"/>
+          <w:szCs w:val="40"/>
+        </w:rPr>
+        <w:t xml:space="preserve">), </w:t>
+      </w:r>
+      <w:proofErr w:type="gramStart"/>
+      <w:r>
+        <w:rPr>
+          <w:sz w:val="40"/>
+          <w:szCs w:val="40"/>
+        </w:rPr>
+        <w:t>children(</w:t>
+      </w:r>
+      <w:proofErr w:type="gramEnd"/>
+      <w:r>
+        <w:rPr>
+          <w:sz w:val="40"/>
+          <w:szCs w:val="40"/>
+        </w:rPr>
+        <w:t xml:space="preserve">), </w:t>
+      </w:r>
+      <w:proofErr w:type="gramStart"/>
+      <w:r>
+        <w:rPr>
+          <w:sz w:val="40"/>
+          <w:szCs w:val="40"/>
+        </w:rPr>
+        <w:t>descendants(</w:t>
+      </w:r>
+      <w:proofErr w:type="gramEnd"/>
+      <w:r>
+        <w:rPr>
+          <w:sz w:val="40"/>
+          <w:szCs w:val="40"/>
+        </w:rPr>
+        <w:t>) are just snapshots in time.</w:t>
+      </w:r>
+    </w:p>
+    <w:p>
+      <w:pPr>
+        <w:rPr>
+          <w:sz w:val="40"/>
+          <w:szCs w:val="40"/>
+        </w:rPr>
+      </w:pPr>
+      <w:r>
+        <w:rPr>
+          <w:sz w:val="40"/>
+          <w:szCs w:val="40"/>
+        </w:rPr>
+        <w:t>-</w:t>
+      </w:r>
+      <w:proofErr w:type="gramStart"/>
+      <w:r>
+        <w:rPr>
+          <w:sz w:val="40"/>
+          <w:szCs w:val="40"/>
+        </w:rPr>
+        <w:t>info(</w:t>
+      </w:r>
+      <w:proofErr w:type="gramEnd"/>
+      <w:r>
+        <w:rPr>
+          <w:sz w:val="40"/>
+          <w:szCs w:val="40"/>
+        </w:rPr>
+        <w:t>) yields a ProcessHandle.info object with methods to obtain information about the process:</w:t>
       </w:r>
     </w:p>
     <w:p>
@@ -15612,7 +19722,7 @@
           <w:szCs w:val="40"/>
         </w:rPr>
         <w:drawing>
-          <wp:inline distT="0" distB="0" distL="0" distR="0" wp14:anchorId="30152C9A" wp14:editId="5843376B">
+          <wp:inline distT="0" distB="0" distL="0" distR="0" wp14:anchorId="2877AFDF" wp14:editId="12A2CF03">
             <wp:extent cx="2095682" cy="548688"/>
             <wp:effectExtent l="0" t="0" r="0" b="3810"/>
             <wp:docPr id="127" name="Picture 127"/>
@@ -15662,7 +19772,7 @@
           <w:szCs w:val="40"/>
         </w:rPr>
         <w:drawing>
-          <wp:inline distT="0" distB="0" distL="0" distR="0" wp14:anchorId="0BF49E84" wp14:editId="5B6F9BC4">
+          <wp:inline distT="0" distB="0" distL="0" distR="0" wp14:anchorId="0AEC6722" wp14:editId="2A3D29F1">
             <wp:extent cx="2354784" cy="563929"/>
             <wp:effectExtent l="0" t="0" r="7620" b="7620"/>
             <wp:docPr id="128" name="Picture 128"/>
@@ -15710,7 +19820,123 @@
           <w:sz w:val="40"/>
           <w:szCs w:val="40"/>
         </w:rPr>
-        <w:t>-Terminate: isAlive(), supportNormalTermination(), destroy(), destroyForcibly(), onExit() as the Process class</w:t>
+        <w:t xml:space="preserve">-Terminate: </w:t>
+      </w:r>
+      <w:proofErr w:type="spellStart"/>
+      <w:proofErr w:type="gramStart"/>
+      <w:r>
+        <w:rPr>
+          <w:sz w:val="40"/>
+          <w:szCs w:val="40"/>
+        </w:rPr>
+        <w:t>isAlive</w:t>
+      </w:r>
+      <w:proofErr w:type="spellEnd"/>
+      <w:r>
+        <w:rPr>
+          <w:sz w:val="40"/>
+          <w:szCs w:val="40"/>
+        </w:rPr>
+        <w:t>(</w:t>
+      </w:r>
+      <w:proofErr w:type="gramEnd"/>
+      <w:r>
+        <w:rPr>
+          <w:sz w:val="40"/>
+          <w:szCs w:val="40"/>
+        </w:rPr>
+        <w:t xml:space="preserve">), </w:t>
+      </w:r>
+      <w:proofErr w:type="spellStart"/>
+      <w:proofErr w:type="gramStart"/>
+      <w:r>
+        <w:rPr>
+          <w:sz w:val="40"/>
+          <w:szCs w:val="40"/>
+        </w:rPr>
+        <w:t>supportNormalTermination</w:t>
+      </w:r>
+      <w:proofErr w:type="spellEnd"/>
+      <w:r>
+        <w:rPr>
+          <w:sz w:val="40"/>
+          <w:szCs w:val="40"/>
+        </w:rPr>
+        <w:t>(</w:t>
+      </w:r>
+      <w:proofErr w:type="gramEnd"/>
+      <w:r>
+        <w:rPr>
+          <w:sz w:val="40"/>
+          <w:szCs w:val="40"/>
+        </w:rPr>
+        <w:t xml:space="preserve">), </w:t>
+      </w:r>
+      <w:proofErr w:type="gramStart"/>
+      <w:r>
+        <w:rPr>
+          <w:sz w:val="40"/>
+          <w:szCs w:val="40"/>
+        </w:rPr>
+        <w:t>destroy(</w:t>
+      </w:r>
+      <w:proofErr w:type="gramEnd"/>
+      <w:r>
+        <w:rPr>
+          <w:sz w:val="40"/>
+          <w:szCs w:val="40"/>
+        </w:rPr>
+        <w:t xml:space="preserve">), </w:t>
+      </w:r>
+      <w:proofErr w:type="spellStart"/>
+      <w:proofErr w:type="gramStart"/>
+      <w:r>
+        <w:rPr>
+          <w:sz w:val="40"/>
+          <w:szCs w:val="40"/>
+        </w:rPr>
+        <w:t>destroyForcibly</w:t>
+      </w:r>
+      <w:proofErr w:type="spellEnd"/>
+      <w:r>
+        <w:rPr>
+          <w:sz w:val="40"/>
+          <w:szCs w:val="40"/>
+        </w:rPr>
+        <w:t>(</w:t>
+      </w:r>
+      <w:proofErr w:type="gramEnd"/>
+      <w:r>
+        <w:rPr>
+          <w:sz w:val="40"/>
+          <w:szCs w:val="40"/>
+        </w:rPr>
+        <w:t xml:space="preserve">), </w:t>
+      </w:r>
+      <w:proofErr w:type="spellStart"/>
+      <w:proofErr w:type="gramStart"/>
+      <w:r>
+        <w:rPr>
+          <w:sz w:val="40"/>
+          <w:szCs w:val="40"/>
+        </w:rPr>
+        <w:t>onExit</w:t>
+      </w:r>
+      <w:proofErr w:type="spellEnd"/>
+      <w:r>
+        <w:rPr>
+          <w:sz w:val="40"/>
+          <w:szCs w:val="40"/>
+        </w:rPr>
+        <w:t>(</w:t>
+      </w:r>
+      <w:proofErr w:type="gramEnd"/>
+      <w:r>
+        <w:rPr>
+          <w:sz w:val="40"/>
+          <w:szCs w:val="40"/>
+        </w:rPr>
+        <w:t>) as the Process class</w:t>
       </w:r>
     </w:p>
     <w:p>
@@ -15747,7 +19973,7 @@
 </file>
 
 <file path=word/endnotes.xml><?xml version="1.0" encoding="utf-8"?>
-<w:endnotes xmlns:wpc="http://schemas.microsoft.com/office/word/2010/wordprocessingCanvas" xmlns:cx="http://schemas.microsoft.com/office/drawing/2014/chartex" xmlns:mc="http://schemas.openxmlformats.org/markup-compatibility/2006" xmlns:o="urn:schemas-microsoft-com:office:office" xmlns:r="http://schemas.openxmlformats.org/officeDocument/2006/relationships" xmlns:m="http://schemas.openxmlformats.org/officeDocument/2006/math" xmlns:v="urn:schemas-microsoft-com:vml" xmlns:wp14="http://schemas.microsoft.com/office/word/2010/wordprocessingDrawing" xmlns:wp="http://schemas.openxmlformats.org/drawingml/2006/wordprocessingDrawing" xmlns:w10="urn:schemas-microsoft-com:office:word" xmlns:w="http://schemas.openxmlformats.org/wordprocessingml/2006/main" xmlns:w14="http://schemas.microsoft.com/office/word/2010/wordml" xmlns:w15="http://schemas.microsoft.com/office/word/2012/wordml" xmlns:w16se="http://schemas.microsoft.com/office/word/2015/wordml/symex" xmlns:wpg="http://schemas.microsoft.com/office/word/2010/wordprocessingGroup" xmlns:wpi="http://schemas.microsoft.com/office/word/2010/wordprocessingInk" xmlns:wne="http://schemas.microsoft.com/office/word/2006/wordml" xmlns:wps="http://schemas.microsoft.com/office/word/2010/wordprocessingShape" mc:Ignorable="w14 w15 w16se wp14">
+<w:endnotes xmlns:wpc="http://schemas.microsoft.com/office/word/2010/wordprocessingCanvas" xmlns:cx="http://schemas.microsoft.com/office/drawing/2014/chartex" xmlns:cx1="http://schemas.microsoft.com/office/drawing/2015/9/8/chartex" xmlns:cx2="http://schemas.microsoft.com/office/drawing/2015/10/21/chartex" xmlns:cx3="http://schemas.microsoft.com/office/drawing/2016/5/9/chartex" xmlns:cx4="http://schemas.microsoft.com/office/drawing/2016/5/10/chartex" xmlns:cx5="http://schemas.microsoft.com/office/drawing/2016/5/11/chartex" xmlns:cx6="http://schemas.microsoft.com/office/drawing/2016/5/12/chartex" xmlns:cx7="http://schemas.microsoft.com/office/drawing/2016/5/13/chartex" xmlns:cx8="http://schemas.microsoft.com/office/drawing/2016/5/14/chartex" xmlns:mc="http://schemas.openxmlformats.org/markup-compatibility/2006" xmlns:aink="http://schemas.microsoft.com/office/drawing/2016/ink" xmlns:am3d="http://schemas.microsoft.com/office/drawing/2017/model3d" xmlns:o="urn:schemas-microsoft-com:office:office" xmlns:oel="http://schemas.microsoft.com/office/2019/extlst" xmlns:r="http://schemas.openxmlformats.org/officeDocument/2006/relationships" xmlns:m="http://schemas.openxmlformats.org/officeDocument/2006/math" xmlns:v="urn:schemas-microsoft-com:vml" xmlns:wp14="http://schemas.microsoft.com/office/word/2010/wordprocessingDrawing" xmlns:wp="http://schemas.openxmlformats.org/drawingml/2006/wordprocessingDrawing" xmlns:w10="urn:schemas-microsoft-com:office:word" xmlns:w="http://schemas.openxmlformats.org/wordprocessingml/2006/main" xmlns:w14="http://schemas.microsoft.com/office/word/2010/wordml" xmlns:w15="http://schemas.microsoft.com/office/word/2012/wordml" xmlns:w16cex="http://schemas.microsoft.com/office/word/2018/wordml/cex" xmlns:w16cid="http://schemas.microsoft.com/office/word/2016/wordml/cid" xmlns:w16="http://schemas.microsoft.com/office/word/2018/wordml" xmlns:w16du="http://schemas.microsoft.com/office/word/2023/wordml/word16du" xmlns:w16sdtdh="http://schemas.microsoft.com/office/word/2020/wordml/sdtdatahash" xmlns:w16sdtfl="http://schemas.microsoft.com/office/word/2024/wordml/sdtformatlock" xmlns:w16se="http://schemas.microsoft.com/office/word/2015/wordml/symex" xmlns:wpg="http://schemas.microsoft.com/office/word/2010/wordprocessingGroup" xmlns:wpi="http://schemas.microsoft.com/office/word/2010/wordprocessingInk" xmlns:wne="http://schemas.microsoft.com/office/word/2006/wordml" xmlns:wps="http://schemas.microsoft.com/office/word/2010/wordprocessingShape" mc:Ignorable="w14 w15 w16se w16cid w16 w16cex w16sdtdh w16sdtfl w16du wp14">
   <w:endnote w:type="separator" w:id="-1">
     <w:p>
       <w:pPr>
@@ -15772,7 +19998,7 @@
 </file>
 
 <file path=word/footnotes.xml><?xml version="1.0" encoding="utf-8"?>
-<w:footnotes xmlns:wpc="http://schemas.microsoft.com/office/word/2010/wordprocessingCanvas" xmlns:cx="http://schemas.microsoft.com/office/drawing/2014/chartex" xmlns:mc="http://schemas.openxmlformats.org/markup-compatibility/2006" xmlns:o="urn:schemas-microsoft-com:office:office" xmlns:r="http://schemas.openxmlformats.org/officeDocument/2006/relationships" xmlns:m="http://schemas.openxmlformats.org/officeDocument/2006/math" xmlns:v="urn:schemas-microsoft-com:vml" xmlns:wp14="http://schemas.microsoft.com/office/word/2010/wordprocessingDrawing" xmlns:wp="http://schemas.openxmlformats.org/drawingml/2006/wordprocessingDrawing" xmlns:w10="urn:schemas-microsoft-com:office:word" xmlns:w="http://schemas.openxmlformats.org/wordprocessingml/2006/main" xmlns:w14="http://schemas.microsoft.com/office/word/2010/wordml" xmlns:w15="http://schemas.microsoft.com/office/word/2012/wordml" xmlns:w16se="http://schemas.microsoft.com/office/word/2015/wordml/symex" xmlns:wpg="http://schemas.microsoft.com/office/word/2010/wordprocessingGroup" xmlns:wpi="http://schemas.microsoft.com/office/word/2010/wordprocessingInk" xmlns:wne="http://schemas.microsoft.com/office/word/2006/wordml" xmlns:wps="http://schemas.microsoft.com/office/word/2010/wordprocessingShape" mc:Ignorable="w14 w15 w16se wp14">
+<w:footnotes xmlns:wpc="http://schemas.microsoft.com/office/word/2010/wordprocessingCanvas" xmlns:cx="http://schemas.microsoft.com/office/drawing/2014/chartex" xmlns:cx1="http://schemas.microsoft.com/office/drawing/2015/9/8/chartex" xmlns:cx2="http://schemas.microsoft.com/office/drawing/2015/10/21/chartex" xmlns:cx3="http://schemas.microsoft.com/office/drawing/2016/5/9/chartex" xmlns:cx4="http://schemas.microsoft.com/office/drawing/2016/5/10/chartex" xmlns:cx5="http://schemas.microsoft.com/office/drawing/2016/5/11/chartex" xmlns:cx6="http://schemas.microsoft.com/office/drawing/2016/5/12/chartex" xmlns:cx7="http://schemas.microsoft.com/office/drawing/2016/5/13/chartex" xmlns:cx8="http://schemas.microsoft.com/office/drawing/2016/5/14/chartex" xmlns:mc="http://schemas.openxmlformats.org/markup-compatibility/2006" xmlns:aink="http://schemas.microsoft.com/office/drawing/2016/ink" xmlns:am3d="http://schemas.microsoft.com/office/drawing/2017/model3d" xmlns:o="urn:schemas-microsoft-com:office:office" xmlns:oel="http://schemas.microsoft.com/office/2019/extlst" xmlns:r="http://schemas.openxmlformats.org/officeDocument/2006/relationships" xmlns:m="http://schemas.openxmlformats.org/officeDocument/2006/math" xmlns:v="urn:schemas-microsoft-com:vml" xmlns:wp14="http://schemas.microsoft.com/office/word/2010/wordprocessingDrawing" xmlns:wp="http://schemas.openxmlformats.org/drawingml/2006/wordprocessingDrawing" xmlns:w10="urn:schemas-microsoft-com:office:word" xmlns:w="http://schemas.openxmlformats.org/wordprocessingml/2006/main" xmlns:w14="http://schemas.microsoft.com/office/word/2010/wordml" xmlns:w15="http://schemas.microsoft.com/office/word/2012/wordml" xmlns:w16cex="http://schemas.microsoft.com/office/word/2018/wordml/cex" xmlns:w16cid="http://schemas.microsoft.com/office/word/2016/wordml/cid" xmlns:w16="http://schemas.microsoft.com/office/word/2018/wordml" xmlns:w16du="http://schemas.microsoft.com/office/word/2023/wordml/word16du" xmlns:w16sdtdh="http://schemas.microsoft.com/office/word/2020/wordml/sdtdatahash" xmlns:w16sdtfl="http://schemas.microsoft.com/office/word/2024/wordml/sdtformatlock" xmlns:w16se="http://schemas.microsoft.com/office/word/2015/wordml/symex" xmlns:wpg="http://schemas.microsoft.com/office/word/2010/wordprocessingGroup" xmlns:wpi="http://schemas.microsoft.com/office/word/2010/wordprocessingInk" xmlns:wne="http://schemas.microsoft.com/office/word/2006/wordml" xmlns:wps="http://schemas.microsoft.com/office/word/2010/wordprocessingShape" mc:Ignorable="w14 w15 w16se w16cid w16 w16cex w16sdtdh w16sdtfl w16du wp14">
   <w:footnote w:type="separator" w:id="-1">
     <w:p>
       <w:pPr>
@@ -15797,7 +20023,7 @@
 </file>
 
 <file path=word/styles.xml><?xml version="1.0" encoding="utf-8"?>
-<w:styles xmlns:mc="http://schemas.openxmlformats.org/markup-compatibility/2006" xmlns:r="http://schemas.openxmlformats.org/officeDocument/2006/relationships" xmlns:w="http://schemas.openxmlformats.org/wordprocessingml/2006/main" xmlns:w14="http://schemas.microsoft.com/office/word/2010/wordml" xmlns:w15="http://schemas.microsoft.com/office/word/2012/wordml" xmlns:w16se="http://schemas.microsoft.com/office/word/2015/wordml/symex" mc:Ignorable="w14 w15 w16se">
+<w:styles xmlns:mc="http://schemas.openxmlformats.org/markup-compatibility/2006" xmlns:r="http://schemas.openxmlformats.org/officeDocument/2006/relationships" xmlns:w="http://schemas.openxmlformats.org/wordprocessingml/2006/main" xmlns:w14="http://schemas.microsoft.com/office/word/2010/wordml" xmlns:w15="http://schemas.microsoft.com/office/word/2012/wordml" xmlns:w16cex="http://schemas.microsoft.com/office/word/2018/wordml/cex" xmlns:w16cid="http://schemas.microsoft.com/office/word/2016/wordml/cid" xmlns:w16="http://schemas.microsoft.com/office/word/2018/wordml" xmlns:w16du="http://schemas.microsoft.com/office/word/2023/wordml/word16du" xmlns:w16sdtdh="http://schemas.microsoft.com/office/word/2020/wordml/sdtdatahash" xmlns:w16sdtfl="http://schemas.microsoft.com/office/word/2024/wordml/sdtformatlock" xmlns:w16se="http://schemas.microsoft.com/office/word/2015/wordml/symex" mc:Ignorable="w14 w15 w16se w16cid w16 w16cex w16sdtdh w16sdtfl w16du">
   <w:docDefaults>
     <w:rPrDefault>
       <w:rPr>
@@ -15813,7 +20039,7 @@
       </w:pPr>
     </w:pPrDefault>
   </w:docDefaults>
-  <w:latentStyles w:defLockedState="0" w:defUIPriority="99" w:defSemiHidden="0" w:defUnhideWhenUsed="0" w:defQFormat="0" w:count="371">
+  <w:latentStyles w:defLockedState="0" w:defUIPriority="99" w:defSemiHidden="0" w:defUnhideWhenUsed="0" w:defQFormat="0" w:count="376">
     <w:lsdException w:name="Normal" w:uiPriority="0" w:qFormat="1"/>
     <w:lsdException w:name="heading 1" w:uiPriority="9" w:qFormat="1"/>
     <w:lsdException w:name="heading 2" w:semiHidden="1" w:uiPriority="9" w:unhideWhenUsed="1" w:qFormat="1"/>
@@ -16185,6 +20411,11 @@
     <w:lsdException w:name="List Table 5 Dark Accent 6" w:uiPriority="50"/>
     <w:lsdException w:name="List Table 6 Colorful Accent 6" w:uiPriority="51"/>
     <w:lsdException w:name="List Table 7 Colorful Accent 6" w:uiPriority="52"/>
+    <w:lsdException w:name="Mention" w:semiHidden="1" w:unhideWhenUsed="1"/>
+    <w:lsdException w:name="Smart Hyperlink" w:semiHidden="1" w:unhideWhenUsed="1"/>
+    <w:lsdException w:name="Hashtag" w:semiHidden="1" w:unhideWhenUsed="1"/>
+    <w:lsdException w:name="Unresolved Mention" w:semiHidden="1" w:unhideWhenUsed="1"/>
+    <w:lsdException w:name="Smart Link" w:semiHidden="1" w:unhideWhenUsed="1"/>
   </w:latentStyles>
   <w:style w:type="paragraph" w:default="1" w:styleId="Normal">
     <w:name w:val="Normal"/>
